--- a/docs/03 Finals/DeploymentPlan.docx
+++ b/docs/03 Finals/DeploymentPlan.docx
@@ -7,6 +7,7 @@
         <w:spacing w:after="80"/>
         <w:jc w:val="center"/>
       </w:pPr>
+      <w:proofErr w:type="spellStart"/>
       <w:r>
         <w:rPr>
           <w:b/>
@@ -17,6 +18,7 @@
         </w:rPr>
         <w:t>UniGuide</w:t>
       </w:r>
+      <w:proofErr w:type="spellEnd"/>
     </w:p>
     <w:p>
       <w:pPr>
@@ -39,13 +41,23 @@
         <w:spacing w:after="240"/>
         <w:jc w:val="center"/>
       </w:pPr>
+      <w:proofErr w:type="spellStart"/>
       <w:r>
         <w:rPr>
           <w:color w:val="595959"/>
           <w:sz w:val="16"/>
           <w:szCs w:val="16"/>
         </w:rPr>
-        <w:t>UMHackathon 2026, Final Round, Domain 1: AI Systems &amp; Agentic Workflow Automation</w:t>
+        <w:t>UMHackathon</w:t>
+      </w:r>
+      <w:proofErr w:type="spellEnd"/>
+      <w:r>
+        <w:rPr>
+          <w:color w:val="595959"/>
+          <w:sz w:val="16"/>
+          <w:szCs w:val="16"/>
+        </w:rPr>
+        <w:t xml:space="preserve"> 2026, Final Round, Domain 1: AI Systems &amp; Agentic Workflow Automation</w:t>
       </w:r>
     </w:p>
     <w:p>
@@ -76,9 +88,11 @@
         </w:rPr>
         <w:t xml:space="preserve">Live deploy: </w:t>
       </w:r>
+      <w:proofErr w:type="spellStart"/>
       <w:r>
         <w:t>uniguide-blush.vercel.app</w:t>
       </w:r>
+      <w:proofErr w:type="spellEnd"/>
     </w:p>
     <w:p>
       <w:pPr>
@@ -93,8 +107,13 @@
         <w:t xml:space="preserve">Repository: </w:t>
       </w:r>
       <w:r>
-        <w:t>github.com/ZenBen5173/uniguide</w:t>
-      </w:r>
+        <w:t>github.com/ZenBen5173/</w:t>
+      </w:r>
+      <w:proofErr w:type="spellStart"/>
+      <w:r>
+        <w:t>uniguide</w:t>
+      </w:r>
+      <w:proofErr w:type="spellEnd"/>
     </w:p>
     <w:p>
       <w:pPr>
@@ -114,18 +133,1604 @@
     </w:p>
     <w:p>
       <w:pPr>
+        <w:rPr>
+          <w:sz w:val="2"/>
+        </w:rPr>
+      </w:pPr>
+      <w:r>
+        <w:rPr>
+          <w:sz w:val="2"/>
+        </w:rPr>
+        <w:br w:type="page"/>
+      </w:r>
+    </w:p>
+    <w:p>
+      <w:pPr>
+        <w:pStyle w:val="TOCHeading"/>
+        <w:rPr>
+          <w:rFonts w:ascii="Calibri" w:hAnsi="Calibri" w:cs="Calibri"/>
+          <w:b/>
+          <w:color w:val="1F3864"/>
+          <w:sz w:val="30"/>
+        </w:rPr>
+      </w:pPr>
+      <w:r>
+        <w:rPr>
+          <w:rFonts w:ascii="Calibri" w:hAnsi="Calibri" w:cs="Calibri"/>
+          <w:b/>
+          <w:color w:val="1F3864"/>
+          <w:sz w:val="30"/>
+        </w:rPr>
+        <w:lastRenderedPageBreak/>
+        <w:t>Table of Contents</w:t>
+      </w:r>
+    </w:p>
+    <w:p>
+      <w:pPr>
+        <w:rPr>
+          <w:rFonts w:asciiTheme="minorHAnsi" w:eastAsiaTheme="minorEastAsia" w:hAnsiTheme="minorHAnsi" w:cstheme="minorBidi"/>
+          <w:noProof/>
+          <w:kern w:val="2"/>
+          <w:sz w:val="24"/>
+          <w:szCs w:val="24"/>
+          <w:lang w:val="en-US" w:eastAsia="zh-CN"/>
+          <w14:ligatures w14:val="standardContextual"/>
+        </w:rPr>
+      </w:pPr>
+      <w:r>
+        <w:fldChar w:fldCharType="begin"/>
+      </w:r>
+      <w:r>
+        <w:instrText xml:space="preserve"> TOC  \* MERGEFORMAT </w:instrText>
+      </w:r>
+      <w:r>
+        <w:fldChar w:fldCharType="separate"/>
+      </w:r>
+      <w:r>
+        <w:rPr>
+          <w:noProof/>
+        </w:rPr>
+        <w:t>1. Executive Summary</w:t>
+      </w:r>
+      <w:r>
+        <w:rPr>
+          <w:noProof/>
+        </w:rPr>
+        <w:tab/>
+      </w:r>
+      <w:r>
+        <w:rPr>
+          <w:noProof/>
+        </w:rPr>
+        <w:fldChar w:fldCharType="begin"/>
+      </w:r>
+      <w:r>
+        <w:rPr>
+          <w:noProof/>
+        </w:rPr>
+        <w:instrText xml:space="preserve"> PAGEREF _Toc228651723 \h </w:instrText>
+      </w:r>
+      <w:r>
+        <w:rPr>
+          <w:noProof/>
+        </w:rPr>
+      </w:r>
+      <w:r>
+        <w:rPr>
+          <w:noProof/>
+        </w:rPr>
+        <w:fldChar w:fldCharType="separate"/>
+      </w:r>
+      <w:r>
+        <w:rPr>
+          <w:noProof/>
+        </w:rPr>
+        <w:t>3</w:t>
+      </w:r>
+      <w:r>
+        <w:rPr>
+          <w:noProof/>
+        </w:rPr>
+        <w:fldChar w:fldCharType="end"/>
+      </w:r>
+    </w:p>
+    <w:p>
+      <w:pPr>
+        <w:pStyle w:val="TOC1"/>
+        <w:tabs>
+          <w:tab w:val="right" w:leader="dot" w:pos="9350"/>
+        </w:tabs>
+        <w:rPr>
+          <w:rFonts w:asciiTheme="minorHAnsi" w:eastAsiaTheme="minorEastAsia" w:hAnsiTheme="minorHAnsi" w:cstheme="minorBidi"/>
+          <w:noProof/>
+          <w:kern w:val="2"/>
+          <w:sz w:val="24"/>
+          <w:szCs w:val="24"/>
+          <w:lang w:val="en-US" w:eastAsia="zh-CN"/>
+          <w14:ligatures w14:val="standardContextual"/>
+        </w:rPr>
+      </w:pPr>
+      <w:r>
+        <w:rPr>
+          <w:noProof/>
+        </w:rPr>
+        <w:t>2. Architecture</w:t>
+      </w:r>
+      <w:r>
+        <w:rPr>
+          <w:noProof/>
+        </w:rPr>
+        <w:tab/>
+      </w:r>
+      <w:r>
+        <w:rPr>
+          <w:noProof/>
+        </w:rPr>
+        <w:fldChar w:fldCharType="begin"/>
+      </w:r>
+      <w:r>
+        <w:rPr>
+          <w:noProof/>
+        </w:rPr>
+        <w:instrText xml:space="preserve"> PAGEREF _Toc228651724 \h </w:instrText>
+      </w:r>
+      <w:r>
+        <w:rPr>
+          <w:noProof/>
+        </w:rPr>
+      </w:r>
+      <w:r>
+        <w:rPr>
+          <w:noProof/>
+        </w:rPr>
+        <w:fldChar w:fldCharType="separate"/>
+      </w:r>
+      <w:r>
+        <w:rPr>
+          <w:noProof/>
+        </w:rPr>
+        <w:t>3</w:t>
+      </w:r>
+      <w:r>
+        <w:rPr>
+          <w:noProof/>
+        </w:rPr>
+        <w:fldChar w:fldCharType="end"/>
+      </w:r>
+    </w:p>
+    <w:p>
+      <w:pPr>
+        <w:pStyle w:val="TOC2"/>
+        <w:tabs>
+          <w:tab w:val="right" w:leader="dot" w:pos="9350"/>
+        </w:tabs>
+        <w:rPr>
+          <w:rFonts w:asciiTheme="minorHAnsi" w:eastAsiaTheme="minorEastAsia" w:hAnsiTheme="minorHAnsi" w:cstheme="minorBidi"/>
+          <w:noProof/>
+          <w:kern w:val="2"/>
+          <w:sz w:val="24"/>
+          <w:szCs w:val="24"/>
+          <w:lang w:val="en-US" w:eastAsia="zh-CN"/>
+          <w14:ligatures w14:val="standardContextual"/>
+        </w:rPr>
+      </w:pPr>
+      <w:r>
+        <w:rPr>
+          <w:noProof/>
+        </w:rPr>
+        <w:t>2.1 Application Layer (Vercel, Singapore)</w:t>
+      </w:r>
+      <w:r>
+        <w:rPr>
+          <w:noProof/>
+        </w:rPr>
+        <w:tab/>
+      </w:r>
+      <w:r>
+        <w:rPr>
+          <w:noProof/>
+        </w:rPr>
+        <w:fldChar w:fldCharType="begin"/>
+      </w:r>
+      <w:r>
+        <w:rPr>
+          <w:noProof/>
+        </w:rPr>
+        <w:instrText xml:space="preserve"> PAGEREF _Toc228651725 \h </w:instrText>
+      </w:r>
+      <w:r>
+        <w:rPr>
+          <w:noProof/>
+        </w:rPr>
+      </w:r>
+      <w:r>
+        <w:rPr>
+          <w:noProof/>
+        </w:rPr>
+        <w:fldChar w:fldCharType="separate"/>
+      </w:r>
+      <w:r>
+        <w:rPr>
+          <w:noProof/>
+        </w:rPr>
+        <w:t>3</w:t>
+      </w:r>
+      <w:r>
+        <w:rPr>
+          <w:noProof/>
+        </w:rPr>
+        <w:fldChar w:fldCharType="end"/>
+      </w:r>
+    </w:p>
+    <w:p>
+      <w:pPr>
+        <w:pStyle w:val="TOC2"/>
+        <w:tabs>
+          <w:tab w:val="right" w:leader="dot" w:pos="9350"/>
+        </w:tabs>
+        <w:rPr>
+          <w:rFonts w:asciiTheme="minorHAnsi" w:eastAsiaTheme="minorEastAsia" w:hAnsiTheme="minorHAnsi" w:cstheme="minorBidi"/>
+          <w:noProof/>
+          <w:kern w:val="2"/>
+          <w:sz w:val="24"/>
+          <w:szCs w:val="24"/>
+          <w:lang w:val="en-US" w:eastAsia="zh-CN"/>
+          <w14:ligatures w14:val="standardContextual"/>
+        </w:rPr>
+      </w:pPr>
+      <w:r>
+        <w:rPr>
+          <w:noProof/>
+        </w:rPr>
+        <w:t>2.2 Data Layer (Supabase, Seoul)</w:t>
+      </w:r>
+      <w:r>
+        <w:rPr>
+          <w:noProof/>
+        </w:rPr>
+        <w:tab/>
+      </w:r>
+      <w:r>
+        <w:rPr>
+          <w:noProof/>
+        </w:rPr>
+        <w:fldChar w:fldCharType="begin"/>
+      </w:r>
+      <w:r>
+        <w:rPr>
+          <w:noProof/>
+        </w:rPr>
+        <w:instrText xml:space="preserve"> PAGEREF _Toc228651726 \h </w:instrText>
+      </w:r>
+      <w:r>
+        <w:rPr>
+          <w:noProof/>
+        </w:rPr>
+      </w:r>
+      <w:r>
+        <w:rPr>
+          <w:noProof/>
+        </w:rPr>
+        <w:fldChar w:fldCharType="separate"/>
+      </w:r>
+      <w:r>
+        <w:rPr>
+          <w:noProof/>
+        </w:rPr>
+        <w:t>3</w:t>
+      </w:r>
+      <w:r>
+        <w:rPr>
+          <w:noProof/>
+        </w:rPr>
+        <w:fldChar w:fldCharType="end"/>
+      </w:r>
+    </w:p>
+    <w:p>
+      <w:pPr>
+        <w:pStyle w:val="TOC2"/>
+        <w:tabs>
+          <w:tab w:val="right" w:leader="dot" w:pos="9350"/>
+        </w:tabs>
+        <w:rPr>
+          <w:rFonts w:asciiTheme="minorHAnsi" w:eastAsiaTheme="minorEastAsia" w:hAnsiTheme="minorHAnsi" w:cstheme="minorBidi"/>
+          <w:noProof/>
+          <w:kern w:val="2"/>
+          <w:sz w:val="24"/>
+          <w:szCs w:val="24"/>
+          <w:lang w:val="en-US" w:eastAsia="zh-CN"/>
+          <w14:ligatures w14:val="standardContextual"/>
+        </w:rPr>
+      </w:pPr>
+      <w:r>
+        <w:rPr>
+          <w:noProof/>
+        </w:rPr>
+        <w:t>2.3 AI Service Layer (Z.AI GLM, with ILMU routable)</w:t>
+      </w:r>
+      <w:r>
+        <w:rPr>
+          <w:noProof/>
+        </w:rPr>
+        <w:tab/>
+      </w:r>
+      <w:r>
+        <w:rPr>
+          <w:noProof/>
+        </w:rPr>
+        <w:fldChar w:fldCharType="begin"/>
+      </w:r>
+      <w:r>
+        <w:rPr>
+          <w:noProof/>
+        </w:rPr>
+        <w:instrText xml:space="preserve"> PAGEREF _Toc228651727 \h </w:instrText>
+      </w:r>
+      <w:r>
+        <w:rPr>
+          <w:noProof/>
+        </w:rPr>
+      </w:r>
+      <w:r>
+        <w:rPr>
+          <w:noProof/>
+        </w:rPr>
+        <w:fldChar w:fldCharType="separate"/>
+      </w:r>
+      <w:r>
+        <w:rPr>
+          <w:noProof/>
+        </w:rPr>
+        <w:t>4</w:t>
+      </w:r>
+      <w:r>
+        <w:rPr>
+          <w:noProof/>
+        </w:rPr>
+        <w:fldChar w:fldCharType="end"/>
+      </w:r>
+    </w:p>
+    <w:p>
+      <w:pPr>
+        <w:pStyle w:val="TOC1"/>
+        <w:tabs>
+          <w:tab w:val="right" w:leader="dot" w:pos="9350"/>
+        </w:tabs>
+        <w:rPr>
+          <w:rFonts w:asciiTheme="minorHAnsi" w:eastAsiaTheme="minorEastAsia" w:hAnsiTheme="minorHAnsi" w:cstheme="minorBidi"/>
+          <w:noProof/>
+          <w:kern w:val="2"/>
+          <w:sz w:val="24"/>
+          <w:szCs w:val="24"/>
+          <w:lang w:val="en-US" w:eastAsia="zh-CN"/>
+          <w14:ligatures w14:val="standardContextual"/>
+        </w:rPr>
+      </w:pPr>
+      <w:r>
+        <w:rPr>
+          <w:noProof/>
+        </w:rPr>
+        <w:t>3. Tech Stack &amp; Why We Chose It</w:t>
+      </w:r>
+      <w:r>
+        <w:rPr>
+          <w:noProof/>
+        </w:rPr>
+        <w:tab/>
+      </w:r>
+      <w:r>
+        <w:rPr>
+          <w:noProof/>
+        </w:rPr>
+        <w:fldChar w:fldCharType="begin"/>
+      </w:r>
+      <w:r>
+        <w:rPr>
+          <w:noProof/>
+        </w:rPr>
+        <w:instrText xml:space="preserve"> PAGEREF _Toc228651728 \h </w:instrText>
+      </w:r>
+      <w:r>
+        <w:rPr>
+          <w:noProof/>
+        </w:rPr>
+      </w:r>
+      <w:r>
+        <w:rPr>
+          <w:noProof/>
+        </w:rPr>
+        <w:fldChar w:fldCharType="separate"/>
+      </w:r>
+      <w:r>
+        <w:rPr>
+          <w:noProof/>
+        </w:rPr>
+        <w:t>4</w:t>
+      </w:r>
+      <w:r>
+        <w:rPr>
+          <w:noProof/>
+        </w:rPr>
+        <w:fldChar w:fldCharType="end"/>
+      </w:r>
+    </w:p>
+    <w:p>
+      <w:pPr>
+        <w:pStyle w:val="TOC1"/>
+        <w:tabs>
+          <w:tab w:val="right" w:leader="dot" w:pos="9350"/>
+        </w:tabs>
+        <w:rPr>
+          <w:rFonts w:asciiTheme="minorHAnsi" w:eastAsiaTheme="minorEastAsia" w:hAnsiTheme="minorHAnsi" w:cstheme="minorBidi"/>
+          <w:noProof/>
+          <w:kern w:val="2"/>
+          <w:sz w:val="24"/>
+          <w:szCs w:val="24"/>
+          <w:lang w:val="en-US" w:eastAsia="zh-CN"/>
+          <w14:ligatures w14:val="standardContextual"/>
+        </w:rPr>
+      </w:pPr>
+      <w:r>
+        <w:rPr>
+          <w:noProof/>
+        </w:rPr>
+        <w:t>4. CI / CD Pipeline</w:t>
+      </w:r>
+      <w:r>
+        <w:rPr>
+          <w:noProof/>
+        </w:rPr>
+        <w:tab/>
+      </w:r>
+      <w:r>
+        <w:rPr>
+          <w:noProof/>
+        </w:rPr>
+        <w:fldChar w:fldCharType="begin"/>
+      </w:r>
+      <w:r>
+        <w:rPr>
+          <w:noProof/>
+        </w:rPr>
+        <w:instrText xml:space="preserve"> PAGEREF _Toc228651729 \h </w:instrText>
+      </w:r>
+      <w:r>
+        <w:rPr>
+          <w:noProof/>
+        </w:rPr>
+      </w:r>
+      <w:r>
+        <w:rPr>
+          <w:noProof/>
+        </w:rPr>
+        <w:fldChar w:fldCharType="separate"/>
+      </w:r>
+      <w:r>
+        <w:rPr>
+          <w:noProof/>
+        </w:rPr>
+        <w:t>5</w:t>
+      </w:r>
+      <w:r>
+        <w:rPr>
+          <w:noProof/>
+        </w:rPr>
+        <w:fldChar w:fldCharType="end"/>
+      </w:r>
+    </w:p>
+    <w:p>
+      <w:pPr>
+        <w:pStyle w:val="TOC2"/>
+        <w:tabs>
+          <w:tab w:val="right" w:leader="dot" w:pos="9350"/>
+        </w:tabs>
+        <w:rPr>
+          <w:rFonts w:asciiTheme="minorHAnsi" w:eastAsiaTheme="minorEastAsia" w:hAnsiTheme="minorHAnsi" w:cstheme="minorBidi"/>
+          <w:noProof/>
+          <w:kern w:val="2"/>
+          <w:sz w:val="24"/>
+          <w:szCs w:val="24"/>
+          <w:lang w:val="en-US" w:eastAsia="zh-CN"/>
+          <w14:ligatures w14:val="standardContextual"/>
+        </w:rPr>
+      </w:pPr>
+      <w:r>
+        <w:rPr>
+          <w:noProof/>
+        </w:rPr>
+        <w:t>4.1 Trunk-Based Deployment</w:t>
+      </w:r>
+      <w:r>
+        <w:rPr>
+          <w:noProof/>
+        </w:rPr>
+        <w:tab/>
+      </w:r>
+      <w:r>
+        <w:rPr>
+          <w:noProof/>
+        </w:rPr>
+        <w:fldChar w:fldCharType="begin"/>
+      </w:r>
+      <w:r>
+        <w:rPr>
+          <w:noProof/>
+        </w:rPr>
+        <w:instrText xml:space="preserve"> PAGEREF _Toc228651730 \h </w:instrText>
+      </w:r>
+      <w:r>
+        <w:rPr>
+          <w:noProof/>
+        </w:rPr>
+      </w:r>
+      <w:r>
+        <w:rPr>
+          <w:noProof/>
+        </w:rPr>
+        <w:fldChar w:fldCharType="separate"/>
+      </w:r>
+      <w:r>
+        <w:rPr>
+          <w:noProof/>
+        </w:rPr>
+        <w:t>5</w:t>
+      </w:r>
+      <w:r>
+        <w:rPr>
+          <w:noProof/>
+        </w:rPr>
+        <w:fldChar w:fldCharType="end"/>
+      </w:r>
+    </w:p>
+    <w:p>
+      <w:pPr>
+        <w:pStyle w:val="TOC2"/>
+        <w:tabs>
+          <w:tab w:val="right" w:leader="dot" w:pos="9350"/>
+        </w:tabs>
+        <w:rPr>
+          <w:rFonts w:asciiTheme="minorHAnsi" w:eastAsiaTheme="minorEastAsia" w:hAnsiTheme="minorHAnsi" w:cstheme="minorBidi"/>
+          <w:noProof/>
+          <w:kern w:val="2"/>
+          <w:sz w:val="24"/>
+          <w:szCs w:val="24"/>
+          <w:lang w:val="en-US" w:eastAsia="zh-CN"/>
+          <w14:ligatures w14:val="standardContextual"/>
+        </w:rPr>
+      </w:pPr>
+      <w:r>
+        <w:rPr>
+          <w:noProof/>
+        </w:rPr>
+        <w:t>4.2 Preview Environments</w:t>
+      </w:r>
+      <w:r>
+        <w:rPr>
+          <w:noProof/>
+        </w:rPr>
+        <w:tab/>
+      </w:r>
+      <w:r>
+        <w:rPr>
+          <w:noProof/>
+        </w:rPr>
+        <w:fldChar w:fldCharType="begin"/>
+      </w:r>
+      <w:r>
+        <w:rPr>
+          <w:noProof/>
+        </w:rPr>
+        <w:instrText xml:space="preserve"> PAGEREF _Toc228651731 \h </w:instrText>
+      </w:r>
+      <w:r>
+        <w:rPr>
+          <w:noProof/>
+        </w:rPr>
+      </w:r>
+      <w:r>
+        <w:rPr>
+          <w:noProof/>
+        </w:rPr>
+        <w:fldChar w:fldCharType="separate"/>
+      </w:r>
+      <w:r>
+        <w:rPr>
+          <w:noProof/>
+        </w:rPr>
+        <w:t>5</w:t>
+      </w:r>
+      <w:r>
+        <w:rPr>
+          <w:noProof/>
+        </w:rPr>
+        <w:fldChar w:fldCharType="end"/>
+      </w:r>
+    </w:p>
+    <w:p>
+      <w:pPr>
+        <w:pStyle w:val="TOC2"/>
+        <w:tabs>
+          <w:tab w:val="right" w:leader="dot" w:pos="9350"/>
+        </w:tabs>
+        <w:rPr>
+          <w:rFonts w:asciiTheme="minorHAnsi" w:eastAsiaTheme="minorEastAsia" w:hAnsiTheme="minorHAnsi" w:cstheme="minorBidi"/>
+          <w:noProof/>
+          <w:kern w:val="2"/>
+          <w:sz w:val="24"/>
+          <w:szCs w:val="24"/>
+          <w:lang w:val="en-US" w:eastAsia="zh-CN"/>
+          <w14:ligatures w14:val="standardContextual"/>
+        </w:rPr>
+      </w:pPr>
+      <w:r>
+        <w:rPr>
+          <w:noProof/>
+        </w:rPr>
+        <w:t>4.3 Pre-Deploy Local Gates</w:t>
+      </w:r>
+      <w:r>
+        <w:rPr>
+          <w:noProof/>
+        </w:rPr>
+        <w:tab/>
+      </w:r>
+      <w:r>
+        <w:rPr>
+          <w:noProof/>
+        </w:rPr>
+        <w:fldChar w:fldCharType="begin"/>
+      </w:r>
+      <w:r>
+        <w:rPr>
+          <w:noProof/>
+        </w:rPr>
+        <w:instrText xml:space="preserve"> PAGEREF _Toc228651732 \h </w:instrText>
+      </w:r>
+      <w:r>
+        <w:rPr>
+          <w:noProof/>
+        </w:rPr>
+      </w:r>
+      <w:r>
+        <w:rPr>
+          <w:noProof/>
+        </w:rPr>
+        <w:fldChar w:fldCharType="separate"/>
+      </w:r>
+      <w:r>
+        <w:rPr>
+          <w:noProof/>
+        </w:rPr>
+        <w:t>5</w:t>
+      </w:r>
+      <w:r>
+        <w:rPr>
+          <w:noProof/>
+        </w:rPr>
+        <w:fldChar w:fldCharType="end"/>
+      </w:r>
+    </w:p>
+    <w:p>
+      <w:pPr>
+        <w:pStyle w:val="TOC1"/>
+        <w:tabs>
+          <w:tab w:val="right" w:leader="dot" w:pos="9350"/>
+        </w:tabs>
+        <w:rPr>
+          <w:rFonts w:asciiTheme="minorHAnsi" w:eastAsiaTheme="minorEastAsia" w:hAnsiTheme="minorHAnsi" w:cstheme="minorBidi"/>
+          <w:noProof/>
+          <w:kern w:val="2"/>
+          <w:sz w:val="24"/>
+          <w:szCs w:val="24"/>
+          <w:lang w:val="en-US" w:eastAsia="zh-CN"/>
+          <w14:ligatures w14:val="standardContextual"/>
+        </w:rPr>
+      </w:pPr>
+      <w:r>
+        <w:rPr>
+          <w:noProof/>
+        </w:rPr>
+        <w:t>5. Secrets Management</w:t>
+      </w:r>
+      <w:r>
+        <w:rPr>
+          <w:noProof/>
+        </w:rPr>
+        <w:tab/>
+      </w:r>
+      <w:r>
+        <w:rPr>
+          <w:noProof/>
+        </w:rPr>
+        <w:fldChar w:fldCharType="begin"/>
+      </w:r>
+      <w:r>
+        <w:rPr>
+          <w:noProof/>
+        </w:rPr>
+        <w:instrText xml:space="preserve"> PAGEREF _Toc228651733 \h </w:instrText>
+      </w:r>
+      <w:r>
+        <w:rPr>
+          <w:noProof/>
+        </w:rPr>
+      </w:r>
+      <w:r>
+        <w:rPr>
+          <w:noProof/>
+        </w:rPr>
+        <w:fldChar w:fldCharType="separate"/>
+      </w:r>
+      <w:r>
+        <w:rPr>
+          <w:noProof/>
+        </w:rPr>
+        <w:t>5</w:t>
+      </w:r>
+      <w:r>
+        <w:rPr>
+          <w:noProof/>
+        </w:rPr>
+        <w:fldChar w:fldCharType="end"/>
+      </w:r>
+    </w:p>
+    <w:p>
+      <w:pPr>
+        <w:pStyle w:val="TOC1"/>
+        <w:tabs>
+          <w:tab w:val="right" w:leader="dot" w:pos="9350"/>
+        </w:tabs>
+        <w:rPr>
+          <w:rFonts w:asciiTheme="minorHAnsi" w:eastAsiaTheme="minorEastAsia" w:hAnsiTheme="minorHAnsi" w:cstheme="minorBidi"/>
+          <w:noProof/>
+          <w:kern w:val="2"/>
+          <w:sz w:val="24"/>
+          <w:szCs w:val="24"/>
+          <w:lang w:val="en-US" w:eastAsia="zh-CN"/>
+          <w14:ligatures w14:val="standardContextual"/>
+        </w:rPr>
+      </w:pPr>
+      <w:r>
+        <w:rPr>
+          <w:noProof/>
+        </w:rPr>
+        <w:t>6. Database Schema Management</w:t>
+      </w:r>
+      <w:r>
+        <w:rPr>
+          <w:noProof/>
+        </w:rPr>
+        <w:tab/>
+      </w:r>
+      <w:r>
+        <w:rPr>
+          <w:noProof/>
+        </w:rPr>
+        <w:fldChar w:fldCharType="begin"/>
+      </w:r>
+      <w:r>
+        <w:rPr>
+          <w:noProof/>
+        </w:rPr>
+        <w:instrText xml:space="preserve"> PAGEREF _Toc228651734 \h </w:instrText>
+      </w:r>
+      <w:r>
+        <w:rPr>
+          <w:noProof/>
+        </w:rPr>
+      </w:r>
+      <w:r>
+        <w:rPr>
+          <w:noProof/>
+        </w:rPr>
+        <w:fldChar w:fldCharType="separate"/>
+      </w:r>
+      <w:r>
+        <w:rPr>
+          <w:noProof/>
+        </w:rPr>
+        <w:t>6</w:t>
+      </w:r>
+      <w:r>
+        <w:rPr>
+          <w:noProof/>
+        </w:rPr>
+        <w:fldChar w:fldCharType="end"/>
+      </w:r>
+    </w:p>
+    <w:p>
+      <w:pPr>
+        <w:pStyle w:val="TOC1"/>
+        <w:tabs>
+          <w:tab w:val="right" w:leader="dot" w:pos="9350"/>
+        </w:tabs>
+        <w:rPr>
+          <w:rFonts w:asciiTheme="minorHAnsi" w:eastAsiaTheme="minorEastAsia" w:hAnsiTheme="minorHAnsi" w:cstheme="minorBidi"/>
+          <w:noProof/>
+          <w:kern w:val="2"/>
+          <w:sz w:val="24"/>
+          <w:szCs w:val="24"/>
+          <w:lang w:val="en-US" w:eastAsia="zh-CN"/>
+          <w14:ligatures w14:val="standardContextual"/>
+        </w:rPr>
+      </w:pPr>
+      <w:r>
+        <w:rPr>
+          <w:noProof/>
+        </w:rPr>
+        <w:t>7. Monitoring &amp; Observability</w:t>
+      </w:r>
+      <w:r>
+        <w:rPr>
+          <w:noProof/>
+        </w:rPr>
+        <w:tab/>
+      </w:r>
+      <w:r>
+        <w:rPr>
+          <w:noProof/>
+        </w:rPr>
+        <w:fldChar w:fldCharType="begin"/>
+      </w:r>
+      <w:r>
+        <w:rPr>
+          <w:noProof/>
+        </w:rPr>
+        <w:instrText xml:space="preserve"> PAGEREF _Toc228651735 \h </w:instrText>
+      </w:r>
+      <w:r>
+        <w:rPr>
+          <w:noProof/>
+        </w:rPr>
+      </w:r>
+      <w:r>
+        <w:rPr>
+          <w:noProof/>
+        </w:rPr>
+        <w:fldChar w:fldCharType="separate"/>
+      </w:r>
+      <w:r>
+        <w:rPr>
+          <w:noProof/>
+        </w:rPr>
+        <w:t>6</w:t>
+      </w:r>
+      <w:r>
+        <w:rPr>
+          <w:noProof/>
+        </w:rPr>
+        <w:fldChar w:fldCharType="end"/>
+      </w:r>
+    </w:p>
+    <w:p>
+      <w:pPr>
+        <w:pStyle w:val="TOC1"/>
+        <w:tabs>
+          <w:tab w:val="right" w:leader="dot" w:pos="9350"/>
+        </w:tabs>
+        <w:rPr>
+          <w:rFonts w:asciiTheme="minorHAnsi" w:eastAsiaTheme="minorEastAsia" w:hAnsiTheme="minorHAnsi" w:cstheme="minorBidi"/>
+          <w:noProof/>
+          <w:kern w:val="2"/>
+          <w:sz w:val="24"/>
+          <w:szCs w:val="24"/>
+          <w:lang w:val="en-US" w:eastAsia="zh-CN"/>
+          <w14:ligatures w14:val="standardContextual"/>
+        </w:rPr>
+      </w:pPr>
+      <w:r>
+        <w:rPr>
+          <w:noProof/>
+        </w:rPr>
+        <w:t>8. Resilience Design</w:t>
+      </w:r>
+      <w:r>
+        <w:rPr>
+          <w:noProof/>
+        </w:rPr>
+        <w:tab/>
+      </w:r>
+      <w:r>
+        <w:rPr>
+          <w:noProof/>
+        </w:rPr>
+        <w:fldChar w:fldCharType="begin"/>
+      </w:r>
+      <w:r>
+        <w:rPr>
+          <w:noProof/>
+        </w:rPr>
+        <w:instrText xml:space="preserve"> PAGEREF _Toc228651736 \h </w:instrText>
+      </w:r>
+      <w:r>
+        <w:rPr>
+          <w:noProof/>
+        </w:rPr>
+      </w:r>
+      <w:r>
+        <w:rPr>
+          <w:noProof/>
+        </w:rPr>
+        <w:fldChar w:fldCharType="separate"/>
+      </w:r>
+      <w:r>
+        <w:rPr>
+          <w:noProof/>
+        </w:rPr>
+        <w:t>6</w:t>
+      </w:r>
+      <w:r>
+        <w:rPr>
+          <w:noProof/>
+        </w:rPr>
+        <w:fldChar w:fldCharType="end"/>
+      </w:r>
+    </w:p>
+    <w:p>
+      <w:pPr>
+        <w:pStyle w:val="TOC1"/>
+        <w:tabs>
+          <w:tab w:val="right" w:leader="dot" w:pos="9350"/>
+        </w:tabs>
+        <w:rPr>
+          <w:rFonts w:asciiTheme="minorHAnsi" w:eastAsiaTheme="minorEastAsia" w:hAnsiTheme="minorHAnsi" w:cstheme="minorBidi"/>
+          <w:noProof/>
+          <w:kern w:val="2"/>
+          <w:sz w:val="24"/>
+          <w:szCs w:val="24"/>
+          <w:lang w:val="en-US" w:eastAsia="zh-CN"/>
+          <w14:ligatures w14:val="standardContextual"/>
+        </w:rPr>
+      </w:pPr>
+      <w:r>
+        <w:rPr>
+          <w:noProof/>
+        </w:rPr>
+        <w:t>9. Backup &amp; Disaster Recovery</w:t>
+      </w:r>
+      <w:r>
+        <w:rPr>
+          <w:noProof/>
+        </w:rPr>
+        <w:tab/>
+      </w:r>
+      <w:r>
+        <w:rPr>
+          <w:noProof/>
+        </w:rPr>
+        <w:fldChar w:fldCharType="begin"/>
+      </w:r>
+      <w:r>
+        <w:rPr>
+          <w:noProof/>
+        </w:rPr>
+        <w:instrText xml:space="preserve"> PAGEREF _Toc228651737 \h </w:instrText>
+      </w:r>
+      <w:r>
+        <w:rPr>
+          <w:noProof/>
+        </w:rPr>
+      </w:r>
+      <w:r>
+        <w:rPr>
+          <w:noProof/>
+        </w:rPr>
+        <w:fldChar w:fldCharType="separate"/>
+      </w:r>
+      <w:r>
+        <w:rPr>
+          <w:noProof/>
+        </w:rPr>
+        <w:t>7</w:t>
+      </w:r>
+      <w:r>
+        <w:rPr>
+          <w:noProof/>
+        </w:rPr>
+        <w:fldChar w:fldCharType="end"/>
+      </w:r>
+    </w:p>
+    <w:p>
+      <w:pPr>
+        <w:pStyle w:val="TOC1"/>
+        <w:tabs>
+          <w:tab w:val="right" w:leader="dot" w:pos="9350"/>
+        </w:tabs>
+        <w:rPr>
+          <w:rFonts w:asciiTheme="minorHAnsi" w:eastAsiaTheme="minorEastAsia" w:hAnsiTheme="minorHAnsi" w:cstheme="minorBidi"/>
+          <w:noProof/>
+          <w:kern w:val="2"/>
+          <w:sz w:val="24"/>
+          <w:szCs w:val="24"/>
+          <w:lang w:val="en-US" w:eastAsia="zh-CN"/>
+          <w14:ligatures w14:val="standardContextual"/>
+        </w:rPr>
+      </w:pPr>
+      <w:r>
+        <w:rPr>
+          <w:noProof/>
+        </w:rPr>
+        <w:t>10. Scalability Plan</w:t>
+      </w:r>
+      <w:r>
+        <w:rPr>
+          <w:noProof/>
+        </w:rPr>
+        <w:tab/>
+      </w:r>
+      <w:r>
+        <w:rPr>
+          <w:noProof/>
+        </w:rPr>
+        <w:fldChar w:fldCharType="begin"/>
+      </w:r>
+      <w:r>
+        <w:rPr>
+          <w:noProof/>
+        </w:rPr>
+        <w:instrText xml:space="preserve"> PAGEREF _Toc228651738 \h </w:instrText>
+      </w:r>
+      <w:r>
+        <w:rPr>
+          <w:noProof/>
+        </w:rPr>
+      </w:r>
+      <w:r>
+        <w:rPr>
+          <w:noProof/>
+        </w:rPr>
+        <w:fldChar w:fldCharType="separate"/>
+      </w:r>
+      <w:r>
+        <w:rPr>
+          <w:noProof/>
+        </w:rPr>
+        <w:t>7</w:t>
+      </w:r>
+      <w:r>
+        <w:rPr>
+          <w:noProof/>
+        </w:rPr>
+        <w:fldChar w:fldCharType="end"/>
+      </w:r>
+    </w:p>
+    <w:p>
+      <w:pPr>
+        <w:pStyle w:val="TOC1"/>
+        <w:tabs>
+          <w:tab w:val="right" w:leader="dot" w:pos="9350"/>
+        </w:tabs>
+        <w:rPr>
+          <w:rFonts w:asciiTheme="minorHAnsi" w:eastAsiaTheme="minorEastAsia" w:hAnsiTheme="minorHAnsi" w:cstheme="minorBidi"/>
+          <w:noProof/>
+          <w:kern w:val="2"/>
+          <w:sz w:val="24"/>
+          <w:szCs w:val="24"/>
+          <w:lang w:val="en-US" w:eastAsia="zh-CN"/>
+          <w14:ligatures w14:val="standardContextual"/>
+        </w:rPr>
+      </w:pPr>
+      <w:r>
+        <w:rPr>
+          <w:noProof/>
+        </w:rPr>
+        <w:t>11. Security &amp; Compliance</w:t>
+      </w:r>
+      <w:r>
+        <w:rPr>
+          <w:noProof/>
+        </w:rPr>
+        <w:tab/>
+      </w:r>
+      <w:r>
+        <w:rPr>
+          <w:noProof/>
+        </w:rPr>
+        <w:fldChar w:fldCharType="begin"/>
+      </w:r>
+      <w:r>
+        <w:rPr>
+          <w:noProof/>
+        </w:rPr>
+        <w:instrText xml:space="preserve"> PAGEREF _Toc228651739 \h </w:instrText>
+      </w:r>
+      <w:r>
+        <w:rPr>
+          <w:noProof/>
+        </w:rPr>
+      </w:r>
+      <w:r>
+        <w:rPr>
+          <w:noProof/>
+        </w:rPr>
+        <w:fldChar w:fldCharType="separate"/>
+      </w:r>
+      <w:r>
+        <w:rPr>
+          <w:noProof/>
+        </w:rPr>
+        <w:t>8</w:t>
+      </w:r>
+      <w:r>
+        <w:rPr>
+          <w:noProof/>
+        </w:rPr>
+        <w:fldChar w:fldCharType="end"/>
+      </w:r>
+    </w:p>
+    <w:p>
+      <w:pPr>
+        <w:pStyle w:val="TOC1"/>
+        <w:tabs>
+          <w:tab w:val="right" w:leader="dot" w:pos="9350"/>
+        </w:tabs>
+        <w:rPr>
+          <w:rFonts w:asciiTheme="minorHAnsi" w:eastAsiaTheme="minorEastAsia" w:hAnsiTheme="minorHAnsi" w:cstheme="minorBidi"/>
+          <w:noProof/>
+          <w:kern w:val="2"/>
+          <w:sz w:val="24"/>
+          <w:szCs w:val="24"/>
+          <w:lang w:val="en-US" w:eastAsia="zh-CN"/>
+          <w14:ligatures w14:val="standardContextual"/>
+        </w:rPr>
+      </w:pPr>
+      <w:r>
+        <w:rPr>
+          <w:noProof/>
+        </w:rPr>
+        <w:t>12. Dependency Hygiene</w:t>
+      </w:r>
+      <w:r>
+        <w:rPr>
+          <w:noProof/>
+        </w:rPr>
+        <w:tab/>
+      </w:r>
+      <w:r>
+        <w:rPr>
+          <w:noProof/>
+        </w:rPr>
+        <w:fldChar w:fldCharType="begin"/>
+      </w:r>
+      <w:r>
+        <w:rPr>
+          <w:noProof/>
+        </w:rPr>
+        <w:instrText xml:space="preserve"> PAGEREF _Toc228651740 \h </w:instrText>
+      </w:r>
+      <w:r>
+        <w:rPr>
+          <w:noProof/>
+        </w:rPr>
+      </w:r>
+      <w:r>
+        <w:rPr>
+          <w:noProof/>
+        </w:rPr>
+        <w:fldChar w:fldCharType="separate"/>
+      </w:r>
+      <w:r>
+        <w:rPr>
+          <w:noProof/>
+        </w:rPr>
+        <w:t>8</w:t>
+      </w:r>
+      <w:r>
+        <w:rPr>
+          <w:noProof/>
+        </w:rPr>
+        <w:fldChar w:fldCharType="end"/>
+      </w:r>
+    </w:p>
+    <w:p>
+      <w:pPr>
+        <w:pStyle w:val="TOC1"/>
+        <w:tabs>
+          <w:tab w:val="right" w:leader="dot" w:pos="9350"/>
+        </w:tabs>
+        <w:rPr>
+          <w:rFonts w:asciiTheme="minorHAnsi" w:eastAsiaTheme="minorEastAsia" w:hAnsiTheme="minorHAnsi" w:cstheme="minorBidi"/>
+          <w:noProof/>
+          <w:kern w:val="2"/>
+          <w:sz w:val="24"/>
+          <w:szCs w:val="24"/>
+          <w:lang w:val="en-US" w:eastAsia="zh-CN"/>
+          <w14:ligatures w14:val="standardContextual"/>
+        </w:rPr>
+      </w:pPr>
+      <w:r>
+        <w:rPr>
+          <w:noProof/>
+        </w:rPr>
+        <w:t>13. Operational Runbook</w:t>
+      </w:r>
+      <w:r>
+        <w:rPr>
+          <w:noProof/>
+        </w:rPr>
+        <w:tab/>
+      </w:r>
+      <w:r>
+        <w:rPr>
+          <w:noProof/>
+        </w:rPr>
+        <w:fldChar w:fldCharType="begin"/>
+      </w:r>
+      <w:r>
+        <w:rPr>
+          <w:noProof/>
+        </w:rPr>
+        <w:instrText xml:space="preserve"> PAGEREF _Toc228651741 \h </w:instrText>
+      </w:r>
+      <w:r>
+        <w:rPr>
+          <w:noProof/>
+        </w:rPr>
+      </w:r>
+      <w:r>
+        <w:rPr>
+          <w:noProof/>
+        </w:rPr>
+        <w:fldChar w:fldCharType="separate"/>
+      </w:r>
+      <w:r>
+        <w:rPr>
+          <w:noProof/>
+        </w:rPr>
+        <w:t>8</w:t>
+      </w:r>
+      <w:r>
+        <w:rPr>
+          <w:noProof/>
+        </w:rPr>
+        <w:fldChar w:fldCharType="end"/>
+      </w:r>
+    </w:p>
+    <w:p>
+      <w:pPr>
+        <w:pStyle w:val="TOC2"/>
+        <w:tabs>
+          <w:tab w:val="right" w:leader="dot" w:pos="9350"/>
+        </w:tabs>
+        <w:rPr>
+          <w:rFonts w:asciiTheme="minorHAnsi" w:eastAsiaTheme="minorEastAsia" w:hAnsiTheme="minorHAnsi" w:cstheme="minorBidi"/>
+          <w:noProof/>
+          <w:kern w:val="2"/>
+          <w:sz w:val="24"/>
+          <w:szCs w:val="24"/>
+          <w:lang w:val="en-US" w:eastAsia="zh-CN"/>
+          <w14:ligatures w14:val="standardContextual"/>
+        </w:rPr>
+      </w:pPr>
+      <w:r>
+        <w:rPr>
+          <w:noProof/>
+        </w:rPr>
+        <w:t>13.1 Common Operations</w:t>
+      </w:r>
+      <w:r>
+        <w:rPr>
+          <w:noProof/>
+        </w:rPr>
+        <w:tab/>
+      </w:r>
+      <w:r>
+        <w:rPr>
+          <w:noProof/>
+        </w:rPr>
+        <w:fldChar w:fldCharType="begin"/>
+      </w:r>
+      <w:r>
+        <w:rPr>
+          <w:noProof/>
+        </w:rPr>
+        <w:instrText xml:space="preserve"> PAGEREF _Toc228651742 \h </w:instrText>
+      </w:r>
+      <w:r>
+        <w:rPr>
+          <w:noProof/>
+        </w:rPr>
+      </w:r>
+      <w:r>
+        <w:rPr>
+          <w:noProof/>
+        </w:rPr>
+        <w:fldChar w:fldCharType="separate"/>
+      </w:r>
+      <w:r>
+        <w:rPr>
+          <w:noProof/>
+        </w:rPr>
+        <w:t>8</w:t>
+      </w:r>
+      <w:r>
+        <w:rPr>
+          <w:noProof/>
+        </w:rPr>
+        <w:fldChar w:fldCharType="end"/>
+      </w:r>
+    </w:p>
+    <w:p>
+      <w:pPr>
+        <w:pStyle w:val="TOC2"/>
+        <w:tabs>
+          <w:tab w:val="right" w:leader="dot" w:pos="9350"/>
+        </w:tabs>
+        <w:rPr>
+          <w:rFonts w:asciiTheme="minorHAnsi" w:eastAsiaTheme="minorEastAsia" w:hAnsiTheme="minorHAnsi" w:cstheme="minorBidi"/>
+          <w:noProof/>
+          <w:kern w:val="2"/>
+          <w:sz w:val="24"/>
+          <w:szCs w:val="24"/>
+          <w:lang w:val="en-US" w:eastAsia="zh-CN"/>
+          <w14:ligatures w14:val="standardContextual"/>
+        </w:rPr>
+      </w:pPr>
+      <w:r>
+        <w:rPr>
+          <w:noProof/>
+        </w:rPr>
+        <w:t>13.2 Top Three Incident Playbooks</w:t>
+      </w:r>
+      <w:r>
+        <w:rPr>
+          <w:noProof/>
+        </w:rPr>
+        <w:tab/>
+      </w:r>
+      <w:r>
+        <w:rPr>
+          <w:noProof/>
+        </w:rPr>
+        <w:fldChar w:fldCharType="begin"/>
+      </w:r>
+      <w:r>
+        <w:rPr>
+          <w:noProof/>
+        </w:rPr>
+        <w:instrText xml:space="preserve"> PAGEREF _Toc228651743 \h </w:instrText>
+      </w:r>
+      <w:r>
+        <w:rPr>
+          <w:noProof/>
+        </w:rPr>
+      </w:r>
+      <w:r>
+        <w:rPr>
+          <w:noProof/>
+        </w:rPr>
+        <w:fldChar w:fldCharType="separate"/>
+      </w:r>
+      <w:r>
+        <w:rPr>
+          <w:noProof/>
+        </w:rPr>
+        <w:t>9</w:t>
+      </w:r>
+      <w:r>
+        <w:rPr>
+          <w:noProof/>
+        </w:rPr>
+        <w:fldChar w:fldCharType="end"/>
+      </w:r>
+    </w:p>
+    <w:p>
+      <w:pPr>
+        <w:pStyle w:val="TOC1"/>
+        <w:tabs>
+          <w:tab w:val="right" w:leader="dot" w:pos="9350"/>
+        </w:tabs>
+        <w:rPr>
+          <w:rFonts w:asciiTheme="minorHAnsi" w:eastAsiaTheme="minorEastAsia" w:hAnsiTheme="minorHAnsi" w:cstheme="minorBidi"/>
+          <w:noProof/>
+          <w:kern w:val="2"/>
+          <w:sz w:val="24"/>
+          <w:szCs w:val="24"/>
+          <w:lang w:val="en-US" w:eastAsia="zh-CN"/>
+          <w14:ligatures w14:val="standardContextual"/>
+        </w:rPr>
+      </w:pPr>
+      <w:r>
+        <w:rPr>
+          <w:noProof/>
+        </w:rPr>
+        <w:t>14. Deployment Roadmap</w:t>
+      </w:r>
+      <w:r>
+        <w:rPr>
+          <w:noProof/>
+        </w:rPr>
+        <w:tab/>
+      </w:r>
+      <w:r>
+        <w:rPr>
+          <w:noProof/>
+        </w:rPr>
+        <w:fldChar w:fldCharType="begin"/>
+      </w:r>
+      <w:r>
+        <w:rPr>
+          <w:noProof/>
+        </w:rPr>
+        <w:instrText xml:space="preserve"> PAGEREF _Toc228651744 \h </w:instrText>
+      </w:r>
+      <w:r>
+        <w:rPr>
+          <w:noProof/>
+        </w:rPr>
+      </w:r>
+      <w:r>
+        <w:rPr>
+          <w:noProof/>
+        </w:rPr>
+        <w:fldChar w:fldCharType="separate"/>
+      </w:r>
+      <w:r>
+        <w:rPr>
+          <w:noProof/>
+        </w:rPr>
+        <w:t>9</w:t>
+      </w:r>
+      <w:r>
+        <w:rPr>
+          <w:noProof/>
+        </w:rPr>
+        <w:fldChar w:fldCharType="end"/>
+      </w:r>
+    </w:p>
+    <w:p>
+      <w:pPr>
+        <w:pStyle w:val="TOC1"/>
+        <w:tabs>
+          <w:tab w:val="right" w:leader="dot" w:pos="9350"/>
+        </w:tabs>
+        <w:rPr>
+          <w:rFonts w:asciiTheme="minorHAnsi" w:eastAsiaTheme="minorEastAsia" w:hAnsiTheme="minorHAnsi" w:cstheme="minorBidi"/>
+          <w:noProof/>
+          <w:kern w:val="2"/>
+          <w:sz w:val="24"/>
+          <w:szCs w:val="24"/>
+          <w:lang w:val="en-US" w:eastAsia="zh-CN"/>
+          <w14:ligatures w14:val="standardContextual"/>
+        </w:rPr>
+      </w:pPr>
+      <w:r>
+        <w:rPr>
+          <w:noProof/>
+        </w:rPr>
+        <w:t>15. Terms &amp; Definitions</w:t>
+      </w:r>
+      <w:r>
+        <w:rPr>
+          <w:noProof/>
+        </w:rPr>
+        <w:tab/>
+      </w:r>
+      <w:r>
+        <w:rPr>
+          <w:noProof/>
+        </w:rPr>
+        <w:fldChar w:fldCharType="begin"/>
+      </w:r>
+      <w:r>
+        <w:rPr>
+          <w:noProof/>
+        </w:rPr>
+        <w:instrText xml:space="preserve"> PAGEREF _Toc228651745 \h </w:instrText>
+      </w:r>
+      <w:r>
+        <w:rPr>
+          <w:noProof/>
+        </w:rPr>
+      </w:r>
+      <w:r>
+        <w:rPr>
+          <w:noProof/>
+        </w:rPr>
+        <w:fldChar w:fldCharType="separate"/>
+      </w:r>
+      <w:r>
+        <w:rPr>
+          <w:noProof/>
+        </w:rPr>
+        <w:t>9</w:t>
+      </w:r>
+      <w:r>
+        <w:rPr>
+          <w:noProof/>
+        </w:rPr>
+        <w:fldChar w:fldCharType="end"/>
+      </w:r>
+    </w:p>
+    <w:p>
+      <w:r>
+        <w:fldChar w:fldCharType="end"/>
+      </w:r>
+    </w:p>
+    <w:p>
+      <w:pPr>
+        <w:rPr>
+          <w:b/>
+          <w:bCs/>
+          <w:color w:val="1F3864"/>
+          <w:sz w:val="30"/>
+          <w:szCs w:val="30"/>
+        </w:rPr>
+      </w:pPr>
+      <w:bookmarkStart w:id="0" w:name="_Toc228651723"/>
+      <w:r>
+        <w:br w:type="page"/>
+      </w:r>
+    </w:p>
+    <w:p>
+      <w:pPr>
         <w:pStyle w:val="Heading1"/>
       </w:pPr>
       <w:r>
+        <w:lastRenderedPageBreak/>
         <w:t>1. Executive Summary</w:t>
       </w:r>
+      <w:bookmarkEnd w:id="0"/>
     </w:p>
     <w:p>
       <w:pPr>
         <w:spacing w:after="140"/>
       </w:pPr>
-      <w:r>
-        <w:t>UniGuide is deployed today on a production-grade stack that places computers as close to UM as possible: the application runs on Vercel's Singapore region (sin1), the database and authentication run on Supabase's Seoul region (ap-northeast-2), and the AI calls go to Z.AI's GLM (the mandatory model under UMHackathon 2026 judging rules). The round-trip time between Vercel and Supabase is around 70 milliseconds, which keeps the user-facing experience snappy.</w:t>
+      <w:proofErr w:type="spellStart"/>
+      <w:r>
+        <w:t>UniGuide</w:t>
+      </w:r>
+      <w:proofErr w:type="spellEnd"/>
+      <w:r>
+        <w:t xml:space="preserve"> is deployed today on a production-grade stack that places computers as close to UM as possible: the application runs on </w:t>
+      </w:r>
+      <w:proofErr w:type="spellStart"/>
+      <w:r>
+        <w:t>Vercel's</w:t>
+      </w:r>
+      <w:proofErr w:type="spellEnd"/>
+      <w:r>
+        <w:t xml:space="preserve"> Singapore region (sin1), the database and authentication run on </w:t>
+      </w:r>
+      <w:proofErr w:type="spellStart"/>
+      <w:r>
+        <w:t>Supabase's</w:t>
+      </w:r>
+      <w:proofErr w:type="spellEnd"/>
+      <w:r>
+        <w:t xml:space="preserve"> Seoul region (ap-northeast-2), and the AI calls go to </w:t>
+      </w:r>
+      <w:proofErr w:type="gramStart"/>
+      <w:r>
+        <w:t>Z.AI's</w:t>
+      </w:r>
+      <w:proofErr w:type="gramEnd"/>
+      <w:r>
+        <w:t xml:space="preserve"> GLM (the mandatory model under </w:t>
+      </w:r>
+      <w:proofErr w:type="spellStart"/>
+      <w:r>
+        <w:t>UMHackathon</w:t>
+      </w:r>
+      <w:proofErr w:type="spellEnd"/>
+      <w:r>
+        <w:t xml:space="preserve"> 2026 judging rules). The round-trip time between </w:t>
+      </w:r>
+      <w:proofErr w:type="spellStart"/>
+      <w:r>
+        <w:t>Vercel</w:t>
+      </w:r>
+      <w:proofErr w:type="spellEnd"/>
+      <w:r>
+        <w:t xml:space="preserve"> and </w:t>
+      </w:r>
+      <w:proofErr w:type="spellStart"/>
+      <w:r>
+        <w:t>Supabase</w:t>
+      </w:r>
+      <w:proofErr w:type="spellEnd"/>
+      <w:r>
+        <w:t xml:space="preserve"> is around 70 milliseconds, which keeps the user-facing experience snappy.</w:t>
       </w:r>
     </w:p>
     <w:p>
@@ -133,7 +1738,31 @@
         <w:spacing w:after="140"/>
       </w:pPr>
       <w:r>
-        <w:t>Deployment is automated. Every push to the main branch on GitHub triggers a Vercel build and deploy in roughly 90 seconds. Database schema changes live as numbered SQL files in the repository (17 of them at the time of writing) and are applied to production through the Supabase tooling. Sensitive values (AI keys, database credentials) live only in Vercel's encrypted environment variables, never in the repository.</w:t>
+        <w:t xml:space="preserve">Deployment is automated. Every push to the main branch on GitHub triggers a </w:t>
+      </w:r>
+      <w:proofErr w:type="spellStart"/>
+      <w:r>
+        <w:t>Vercel</w:t>
+      </w:r>
+      <w:proofErr w:type="spellEnd"/>
+      <w:r>
+        <w:t xml:space="preserve"> build and deploy in roughly 90 seconds. Database schema changes live as numbered SQL files in the repository (17 of them at the time of writing) and are applied to production through the </w:t>
+      </w:r>
+      <w:proofErr w:type="spellStart"/>
+      <w:r>
+        <w:t>Supabase</w:t>
+      </w:r>
+      <w:proofErr w:type="spellEnd"/>
+      <w:r>
+        <w:t xml:space="preserve"> tooling. Sensitive values (AI keys, database credentials) live only in </w:t>
+      </w:r>
+      <w:proofErr w:type="spellStart"/>
+      <w:r>
+        <w:t>Vercel's</w:t>
+      </w:r>
+      <w:proofErr w:type="spellEnd"/>
+      <w:r>
+        <w:t xml:space="preserve"> encrypted environment variables, never in the repository.</w:t>
       </w:r>
     </w:p>
     <w:p>
@@ -141,7 +1770,10 @@
         <w:spacing w:after="140"/>
       </w:pPr>
       <w:r>
-        <w:t>The system is designed to fail gracefully. If the AI provider is unreachable, the application falls back to recorded sample responses so the demo never collapses. If the briefing generation step fails after a student submits, a placeholder briefing is written and the application still moves to the coordinator's queue. If the letter-fill step fails, the raw template is written as the letter so the student receives something rather than nothing. None of these fallbacks rely on the AI; they rely on the application code's own error handling.</w:t>
+        <w:t>The system is designed to fail gracefully. If the AI provider is unreachable, the application falls back to recorded sample responses so the demo never collapses. If the briefing generation step fails after a student submits, a placeholder briefing is written and the application still moves to the coordinator's queue. If the letter-fill step fails, the raw template is written as the letter so the student receives something rather than nothing. None of these fallbacks rely on the AI; they rely on the applica</w:t>
+      </w:r>
+      <w:r>
+        <w:t>tion code's own error handling.</w:t>
       </w:r>
     </w:p>
     <w:p>
@@ -156,9 +1788,11 @@
       <w:pPr>
         <w:pStyle w:val="Heading1"/>
       </w:pPr>
+      <w:bookmarkStart w:id="1" w:name="_Toc228651724"/>
       <w:r>
         <w:t>2. Architecture</w:t>
       </w:r>
+      <w:bookmarkEnd w:id="1"/>
     </w:p>
     <w:p>
       <w:pPr>
@@ -172,9 +1806,19 @@
       <w:pPr>
         <w:pStyle w:val="Heading2"/>
       </w:pPr>
-      <w:r>
-        <w:t>2.1 Application Layer (Vercel, Singapore)</w:t>
-      </w:r>
+      <w:bookmarkStart w:id="2" w:name="_Toc228651725"/>
+      <w:r>
+        <w:t>2.1 Application Layer (</w:t>
+      </w:r>
+      <w:proofErr w:type="spellStart"/>
+      <w:r>
+        <w:t>Vercel</w:t>
+      </w:r>
+      <w:proofErr w:type="spellEnd"/>
+      <w:r>
+        <w:t>, Singapore)</w:t>
+      </w:r>
+      <w:bookmarkEnd w:id="2"/>
     </w:p>
     <w:p>
       <w:pPr>
@@ -199,7 +1843,25 @@
         <w:spacing w:after="60"/>
       </w:pPr>
       <w:r>
-        <w:t>Pinned to Vercel's sin1 region (Singapore) via vercel.json; closest available data centre to Malaysia.</w:t>
+        <w:t xml:space="preserve">Pinned to </w:t>
+      </w:r>
+      <w:proofErr w:type="spellStart"/>
+      <w:r>
+        <w:t>Vercel's</w:t>
+      </w:r>
+      <w:proofErr w:type="spellEnd"/>
+      <w:r>
+        <w:t xml:space="preserve"> sin1 region (Singapore) via </w:t>
+      </w:r>
+      <w:proofErr w:type="spellStart"/>
+      <w:proofErr w:type="gramStart"/>
+      <w:r>
+        <w:t>vercel.json</w:t>
+      </w:r>
+      <w:proofErr w:type="spellEnd"/>
+      <w:proofErr w:type="gramEnd"/>
+      <w:r>
+        <w:t>; closest available data centre to Malaysia.</w:t>
       </w:r>
     </w:p>
     <w:p>
@@ -232,10 +1894,19 @@
       <w:pPr>
         <w:pStyle w:val="Heading2"/>
       </w:pPr>
-      <w:r>
-        <w:lastRenderedPageBreak/>
-        <w:t>2.2 Data Layer (Supabase, Seoul)</w:t>
-      </w:r>
+      <w:bookmarkStart w:id="3" w:name="_Toc228651726"/>
+      <w:r>
+        <w:t>2.2 Data Layer (</w:t>
+      </w:r>
+      <w:proofErr w:type="spellStart"/>
+      <w:r>
+        <w:t>Supabase</w:t>
+      </w:r>
+      <w:proofErr w:type="spellEnd"/>
+      <w:r>
+        <w:t>, Seoul)</w:t>
+      </w:r>
+      <w:bookmarkEnd w:id="3"/>
     </w:p>
     <w:p>
       <w:pPr>
@@ -247,7 +1918,15 @@
         <w:spacing w:after="60"/>
       </w:pPr>
       <w:r>
-        <w:t>Postgres 17 with the pgvector extension installed (held ready for semantic SOP search at the next scale step).</w:t>
+        <w:t xml:space="preserve">Postgres 17 with the </w:t>
+      </w:r>
+      <w:proofErr w:type="spellStart"/>
+      <w:r>
+        <w:t>pgvector</w:t>
+      </w:r>
+      <w:proofErr w:type="spellEnd"/>
+      <w:r>
+        <w:t xml:space="preserve"> extension installed (held ready for semantic SOP search at the next scale step).</w:t>
       </w:r>
     </w:p>
     <w:p>
@@ -286,7 +1965,31 @@
         <w:spacing w:after="60"/>
       </w:pPr>
       <w:r>
-        <w:t>Realtime publication on four tables (applications, application_steps, application_letters, application_messages) with REPLICA IDENTITY FULL set so filtered UPDATE events fire correctly.</w:t>
+        <w:t xml:space="preserve">Realtime publication on four tables (applications, </w:t>
+      </w:r>
+      <w:proofErr w:type="spellStart"/>
+      <w:r>
+        <w:t>application_steps</w:t>
+      </w:r>
+      <w:proofErr w:type="spellEnd"/>
+      <w:r>
+        <w:t xml:space="preserve">, </w:t>
+      </w:r>
+      <w:proofErr w:type="spellStart"/>
+      <w:r>
+        <w:t>application_letters</w:t>
+      </w:r>
+      <w:proofErr w:type="spellEnd"/>
+      <w:r>
+        <w:t xml:space="preserve">, </w:t>
+      </w:r>
+      <w:proofErr w:type="spellStart"/>
+      <w:r>
+        <w:t>application_messages</w:t>
+      </w:r>
+      <w:proofErr w:type="spellEnd"/>
+      <w:r>
+        <w:t>) with REPLICA IDENTITY FULL set so filtered UPDATE events fire correctly.</w:t>
       </w:r>
     </w:p>
     <w:p>
@@ -312,16 +2015,27 @@
         <w:spacing w:after="60"/>
       </w:pPr>
       <w:r>
-        <w:t>Authentication: Supabase one-time-password by email for staff and students. Three demo accounts use static seeded credentials documented openly for hackathon judging.</w:t>
+        <w:lastRenderedPageBreak/>
+        <w:t xml:space="preserve">Authentication: </w:t>
+      </w:r>
+      <w:proofErr w:type="spellStart"/>
+      <w:r>
+        <w:t>Supabase</w:t>
+      </w:r>
+      <w:proofErr w:type="spellEnd"/>
+      <w:r>
+        <w:t xml:space="preserve"> one-time-password by email for staff and students. Three demo accounts use static seeded credentials documented openly for hackathon judging.</w:t>
       </w:r>
     </w:p>
     <w:p>
       <w:pPr>
         <w:pStyle w:val="Heading2"/>
       </w:pPr>
+      <w:bookmarkStart w:id="4" w:name="_Toc228651727"/>
       <w:r>
         <w:t>2.3 AI Service Layer (Z.AI GLM, with ILMU routable)</w:t>
       </w:r>
+      <w:bookmarkEnd w:id="4"/>
     </w:p>
     <w:p>
       <w:pPr>
@@ -333,7 +2047,79 @@
         <w:spacing w:after="60"/>
       </w:pPr>
       <w:r>
-        <w:t>Eight AI call sites in lib/glm/: nextStep, generateBriefing, parseDocument, fillLetter, estimateProgress, extractIntent, coassist, studentChat.</w:t>
+        <w:t>Eight AI call sites in lib/</w:t>
+      </w:r>
+      <w:proofErr w:type="spellStart"/>
+      <w:r>
+        <w:t>glm</w:t>
+      </w:r>
+      <w:proofErr w:type="spellEnd"/>
+      <w:r>
+        <w:t xml:space="preserve">/: </w:t>
+      </w:r>
+      <w:proofErr w:type="spellStart"/>
+      <w:r>
+        <w:t>nextStep</w:t>
+      </w:r>
+      <w:proofErr w:type="spellEnd"/>
+      <w:r>
+        <w:t xml:space="preserve">, </w:t>
+      </w:r>
+      <w:proofErr w:type="spellStart"/>
+      <w:r>
+        <w:t>generateBriefing</w:t>
+      </w:r>
+      <w:proofErr w:type="spellEnd"/>
+      <w:r>
+        <w:t xml:space="preserve">, </w:t>
+      </w:r>
+      <w:proofErr w:type="spellStart"/>
+      <w:r>
+        <w:t>parseDocument</w:t>
+      </w:r>
+      <w:proofErr w:type="spellEnd"/>
+      <w:r>
+        <w:t xml:space="preserve">, </w:t>
+      </w:r>
+      <w:proofErr w:type="spellStart"/>
+      <w:r>
+        <w:t>fillLetter</w:t>
+      </w:r>
+      <w:proofErr w:type="spellEnd"/>
+      <w:r>
+        <w:t xml:space="preserve">, </w:t>
+      </w:r>
+      <w:proofErr w:type="spellStart"/>
+      <w:r>
+        <w:t>estimateProgress</w:t>
+      </w:r>
+      <w:proofErr w:type="spellEnd"/>
+      <w:r>
+        <w:t xml:space="preserve">, </w:t>
+      </w:r>
+      <w:proofErr w:type="spellStart"/>
+      <w:r>
+        <w:t>extractIntent</w:t>
+      </w:r>
+      <w:proofErr w:type="spellEnd"/>
+      <w:r>
+        <w:t xml:space="preserve">, </w:t>
+      </w:r>
+      <w:proofErr w:type="spellStart"/>
+      <w:r>
+        <w:t>coassist</w:t>
+      </w:r>
+      <w:proofErr w:type="spellEnd"/>
+      <w:r>
+        <w:t xml:space="preserve">, </w:t>
+      </w:r>
+      <w:proofErr w:type="spellStart"/>
+      <w:r>
+        <w:t>studentChat</w:t>
+      </w:r>
+      <w:proofErr w:type="spellEnd"/>
+      <w:r>
+        <w:t>.</w:t>
       </w:r>
     </w:p>
     <w:p>
@@ -346,7 +2132,39 @@
         <w:spacing w:after="60"/>
       </w:pPr>
       <w:r>
-        <w:t>Single client wrapper (lib/glm/client.ts) using the OpenAI npm SDK with Z.AI's OpenAI-compatible base URL. ILMU's client mirrors the same shape so the briefing call swaps between providers behind one environment flag.</w:t>
+        <w:t>Single client wrapper (lib/</w:t>
+      </w:r>
+      <w:proofErr w:type="spellStart"/>
+      <w:r>
+        <w:t>glm</w:t>
+      </w:r>
+      <w:proofErr w:type="spellEnd"/>
+      <w:r>
+        <w:t>/</w:t>
+      </w:r>
+      <w:proofErr w:type="spellStart"/>
+      <w:r>
+        <w:t>client.ts</w:t>
+      </w:r>
+      <w:proofErr w:type="spellEnd"/>
+      <w:r>
+        <w:t xml:space="preserve">) using the OpenAI </w:t>
+      </w:r>
+      <w:proofErr w:type="spellStart"/>
+      <w:r>
+        <w:t>npm</w:t>
+      </w:r>
+      <w:proofErr w:type="spellEnd"/>
+      <w:r>
+        <w:t xml:space="preserve"> SDK with </w:t>
+      </w:r>
+      <w:proofErr w:type="gramStart"/>
+      <w:r>
+        <w:t>Z.AI's</w:t>
+      </w:r>
+      <w:proofErr w:type="gramEnd"/>
+      <w:r>
+        <w:t xml:space="preserve"> OpenAI-compatible base URL. ILMU's client mirrors the same shape so the briefing call swaps between providers behind one environment flag.</w:t>
       </w:r>
     </w:p>
     <w:p>
@@ -359,7 +2177,23 @@
         <w:spacing w:after="60"/>
       </w:pPr>
       <w:r>
-        <w:t>Versioned system prompts in lib/glm/prompts/*.md. The hash of the prompt is recorded on every AI call so traces are reproducible across prompt revisions.</w:t>
+        <w:t>Versioned system prompts in lib/</w:t>
+      </w:r>
+      <w:proofErr w:type="spellStart"/>
+      <w:r>
+        <w:t>glm</w:t>
+      </w:r>
+      <w:proofErr w:type="spellEnd"/>
+      <w:r>
+        <w:t>/prompts/*.</w:t>
+      </w:r>
+      <w:proofErr w:type="spellStart"/>
+      <w:r>
+        <w:t>md.</w:t>
+      </w:r>
+      <w:proofErr w:type="spellEnd"/>
+      <w:r>
+        <w:t xml:space="preserve"> The hash of the prompt is recorded on every AI call so traces are reproducible across prompt revisions.</w:t>
       </w:r>
     </w:p>
     <w:p>
@@ -372,16 +2206,26 @@
         <w:spacing w:after="60"/>
       </w:pPr>
       <w:r>
-        <w:t>Mock-mode auto-fallback: every call has a recorded JSON fixture. When the AI key is missing or a real call errors and a fixture is named, the fixture is returned. The user-facing flow never breaks.</w:t>
+        <w:t xml:space="preserve">Mock-mode auto-fallback: every call has a recorded JSON fixture. When the AI key is missing or a </w:t>
+      </w:r>
+      <w:proofErr w:type="gramStart"/>
+      <w:r>
+        <w:t>real call errors</w:t>
+      </w:r>
+      <w:proofErr w:type="gramEnd"/>
+      <w:r>
+        <w:t xml:space="preserve"> and a fixture is named, the fixture is returned. The user-facing flow never breaks.</w:t>
       </w:r>
     </w:p>
     <w:p>
       <w:pPr>
         <w:pStyle w:val="Heading1"/>
       </w:pPr>
+      <w:bookmarkStart w:id="5" w:name="_Toc228651728"/>
       <w:r>
         <w:t>3. Tech Stack &amp; Why We Chose It</w:t>
       </w:r>
+      <w:bookmarkEnd w:id="5"/>
     </w:p>
     <w:tbl>
       <w:tblPr>
@@ -406,12 +2250,6 @@
         <w:gridCol w:w="3160"/>
       </w:tblGrid>
       <w:tr>
-        <w:tblPrEx>
-          <w:tblCellMar>
-            <w:top w:w="0" w:type="dxa"/>
-            <w:bottom w:w="0" w:type="dxa"/>
-          </w:tblCellMar>
-        </w:tblPrEx>
         <w:trPr>
           <w:tblHeader/>
         </w:trPr>
@@ -501,12 +2339,6 @@
         </w:tc>
       </w:tr>
       <w:tr>
-        <w:tblPrEx>
-          <w:tblCellMar>
-            <w:top w:w="0" w:type="dxa"/>
-            <w:bottom w:w="0" w:type="dxa"/>
-          </w:tblCellMar>
-        </w:tblPrEx>
         <w:tc>
           <w:tcPr>
             <w:tcW w:w="2200" w:type="dxa"/>
@@ -575,12 +2407,6 @@
         </w:tc>
       </w:tr>
       <w:tr>
-        <w:tblPrEx>
-          <w:tblCellMar>
-            <w:top w:w="0" w:type="dxa"/>
-            <w:bottom w:w="0" w:type="dxa"/>
-          </w:tblCellMar>
-        </w:tblPrEx>
         <w:tc>
           <w:tcPr>
             <w:tcW w:w="2200" w:type="dxa"/>
@@ -620,8 +2446,13 @@
             </w:tcMar>
           </w:tcPr>
           <w:p>
-            <w:r>
-              <w:t>Vercel sin1, auto-deploy on git push to main</w:t>
+            <w:proofErr w:type="spellStart"/>
+            <w:r>
+              <w:t>Vercel</w:t>
+            </w:r>
+            <w:proofErr w:type="spellEnd"/>
+            <w:r>
+              <w:t xml:space="preserve"> sin1, auto-deploy on git push to main</w:t>
             </w:r>
           </w:p>
         </w:tc>
@@ -649,12 +2480,6 @@
         </w:tc>
       </w:tr>
       <w:tr>
-        <w:tblPrEx>
-          <w:tblCellMar>
-            <w:top w:w="0" w:type="dxa"/>
-            <w:bottom w:w="0" w:type="dxa"/>
-          </w:tblCellMar>
-        </w:tblPrEx>
         <w:tc>
           <w:tcPr>
             <w:tcW w:w="2200" w:type="dxa"/>
@@ -673,7 +2498,6 @@
           </w:tcPr>
           <w:p>
             <w:r>
-              <w:lastRenderedPageBreak/>
               <w:t>Database</w:t>
             </w:r>
           </w:p>
@@ -695,8 +2519,21 @@
             </w:tcMar>
           </w:tcPr>
           <w:p>
-            <w:r>
-              <w:t>Supabase (Postgres 17 plus Auth, Storage, Realtime, pgvector)</w:t>
+            <w:proofErr w:type="spellStart"/>
+            <w:r>
+              <w:t>Supabase</w:t>
+            </w:r>
+            <w:proofErr w:type="spellEnd"/>
+            <w:r>
+              <w:t xml:space="preserve"> (Postgres 17 plus Auth, Storage, Realtime, </w:t>
+            </w:r>
+            <w:proofErr w:type="spellStart"/>
+            <w:r>
+              <w:t>pgvector</w:t>
+            </w:r>
+            <w:proofErr w:type="spellEnd"/>
+            <w:r>
+              <w:t>)</w:t>
             </w:r>
           </w:p>
         </w:tc>
@@ -718,18 +2555,20 @@
           </w:tcPr>
           <w:p>
             <w:r>
-              <w:t>One managed service for the whole data plane. RLS-first design. Realtime publication built in (no custom WebSocket service to operate). pgvector ready for semantic SOP search at the next scale step.</w:t>
+              <w:t xml:space="preserve">One managed service for the whole data plane. RLS-first design. Realtime publication built in (no custom WebSocket service to operate). </w:t>
+            </w:r>
+            <w:proofErr w:type="spellStart"/>
+            <w:r>
+              <w:t>pgvector</w:t>
+            </w:r>
+            <w:proofErr w:type="spellEnd"/>
+            <w:r>
+              <w:t xml:space="preserve"> ready for semantic SOP search at the next scale step.</w:t>
             </w:r>
           </w:p>
         </w:tc>
       </w:tr>
       <w:tr>
-        <w:tblPrEx>
-          <w:tblCellMar>
-            <w:top w:w="0" w:type="dxa"/>
-            <w:bottom w:w="0" w:type="dxa"/>
-          </w:tblCellMar>
-        </w:tblPrEx>
         <w:tc>
           <w:tcPr>
             <w:tcW w:w="2200" w:type="dxa"/>
@@ -792,18 +2631,24 @@
           </w:tcPr>
           <w:p>
             <w:r>
-              <w:t>Z.AI is the mandatory model per UMHackathon 2026 rules. ILMU is the Malaysian-sovereign LLM by YTL AI Labs and UM, used for the Bahasa-heavy coordinator briefing call only, behind an environment flag.</w:t>
+              <w:t xml:space="preserve">Z.AI is the mandatory model per </w:t>
+            </w:r>
+            <w:proofErr w:type="spellStart"/>
+            <w:r>
+              <w:t>UMHackathon</w:t>
+            </w:r>
+            <w:proofErr w:type="spellEnd"/>
+            <w:r>
+              <w:t xml:space="preserve"> 2026 rules. ILMU is the Malaysian-sovereign LLM by YTL AI Labs and UM, used for the Bahasa-heavy coordinator </w:t>
+            </w:r>
+            <w:r>
+              <w:lastRenderedPageBreak/>
+              <w:t>briefing call only, behind an environment flag.</w:t>
             </w:r>
           </w:p>
         </w:tc>
       </w:tr>
       <w:tr>
-        <w:tblPrEx>
-          <w:tblCellMar>
-            <w:top w:w="0" w:type="dxa"/>
-            <w:bottom w:w="0" w:type="dxa"/>
-          </w:tblCellMar>
-        </w:tblPrEx>
         <w:tc>
           <w:tcPr>
             <w:tcW w:w="2200" w:type="dxa"/>
@@ -822,6 +2667,7 @@
           </w:tcPr>
           <w:p>
             <w:r>
+              <w:lastRenderedPageBreak/>
               <w:t>PDF processing</w:t>
             </w:r>
           </w:p>
@@ -872,12 +2718,6 @@
         </w:tc>
       </w:tr>
       <w:tr>
-        <w:tblPrEx>
-          <w:tblCellMar>
-            <w:top w:w="0" w:type="dxa"/>
-            <w:bottom w:w="0" w:type="dxa"/>
-          </w:tblCellMar>
-        </w:tblPrEx>
         <w:tc>
           <w:tcPr>
             <w:tcW w:w="2200" w:type="dxa"/>
@@ -917,8 +2757,13 @@
             </w:tcMar>
           </w:tcPr>
           <w:p>
-            <w:r>
-              <w:t>Vitest with one resilience smoke test</w:t>
+            <w:proofErr w:type="spellStart"/>
+            <w:r>
+              <w:t>Vitest</w:t>
+            </w:r>
+            <w:proofErr w:type="spellEnd"/>
+            <w:r>
+              <w:t xml:space="preserve"> with one resilience smoke test</w:t>
             </w:r>
           </w:p>
         </w:tc>
@@ -950,17 +2795,21 @@
       <w:pPr>
         <w:pStyle w:val="Heading1"/>
       </w:pPr>
+      <w:bookmarkStart w:id="6" w:name="_Toc228651729"/>
       <w:r>
         <w:t>4. CI / CD Pipeline</w:t>
       </w:r>
+      <w:bookmarkEnd w:id="6"/>
     </w:p>
     <w:p>
       <w:pPr>
         <w:pStyle w:val="Heading2"/>
       </w:pPr>
+      <w:bookmarkStart w:id="7" w:name="_Toc228651730"/>
       <w:r>
         <w:t>4.1 Trunk-Based Deployment</w:t>
       </w:r>
+      <w:bookmarkEnd w:id="7"/>
     </w:p>
     <w:p>
       <w:pPr>
@@ -972,7 +2821,15 @@
         <w:spacing w:after="60"/>
       </w:pPr>
       <w:r>
-        <w:t>The main branch is deployable. Vercel watches the GitHub repository and rebuilds on every push.</w:t>
+        <w:t xml:space="preserve">The main branch is deployable. </w:t>
+      </w:r>
+      <w:proofErr w:type="spellStart"/>
+      <w:r>
+        <w:t>Vercel</w:t>
+      </w:r>
+      <w:proofErr w:type="spellEnd"/>
+      <w:r>
+        <w:t xml:space="preserve"> watches the GitHub repository and rebuilds on every push.</w:t>
       </w:r>
     </w:p>
     <w:p>
@@ -985,7 +2842,39 @@
         <w:spacing w:after="60"/>
       </w:pPr>
       <w:r>
-        <w:t>Build steps run by Vercel: npm install, then next build. The build fails if TypeScript fails (tsc --noEmit) or if any imported module fails to resolve.</w:t>
+        <w:t xml:space="preserve">Build steps run by </w:t>
+      </w:r>
+      <w:proofErr w:type="spellStart"/>
+      <w:r>
+        <w:t>Vercel</w:t>
+      </w:r>
+      <w:proofErr w:type="spellEnd"/>
+      <w:r>
+        <w:t xml:space="preserve">: </w:t>
+      </w:r>
+      <w:proofErr w:type="spellStart"/>
+      <w:r>
+        <w:t>npm</w:t>
+      </w:r>
+      <w:proofErr w:type="spellEnd"/>
+      <w:r>
+        <w:t xml:space="preserve"> install, then next build. The build fails if TypeScript fails (</w:t>
+      </w:r>
+      <w:proofErr w:type="spellStart"/>
+      <w:r>
+        <w:t>tsc</w:t>
+      </w:r>
+      <w:proofErr w:type="spellEnd"/>
+      <w:r>
+        <w:t xml:space="preserve"> --</w:t>
+      </w:r>
+      <w:proofErr w:type="spellStart"/>
+      <w:r>
+        <w:t>noEmit</w:t>
+      </w:r>
+      <w:proofErr w:type="spellEnd"/>
+      <w:r>
+        <w:t>) or if any imported module fails to resolve.</w:t>
       </w:r>
     </w:p>
     <w:p>
@@ -998,16 +2887,34 @@
         <w:spacing w:after="60"/>
       </w:pPr>
       <w:r>
-        <w:t>Average build time: about 90 seconds. The cold path is GitHub webhook, then Vercel build, then Vercel deploy, then atomic alias swap on the production URL.</w:t>
+        <w:t xml:space="preserve">Average build time: about 90 seconds. The cold path is GitHub webhook, then </w:t>
+      </w:r>
+      <w:proofErr w:type="spellStart"/>
+      <w:r>
+        <w:t>Vercel</w:t>
+      </w:r>
+      <w:proofErr w:type="spellEnd"/>
+      <w:r>
+        <w:t xml:space="preserve"> build, then </w:t>
+      </w:r>
+      <w:proofErr w:type="spellStart"/>
+      <w:r>
+        <w:t>Vercel</w:t>
+      </w:r>
+      <w:proofErr w:type="spellEnd"/>
+      <w:r>
+        <w:t xml:space="preserve"> deploy, then atomic alias swap on the production URL.</w:t>
       </w:r>
     </w:p>
     <w:p>
       <w:pPr>
         <w:pStyle w:val="Heading2"/>
       </w:pPr>
+      <w:bookmarkStart w:id="8" w:name="_Toc228651731"/>
       <w:r>
         <w:t>4.2 Preview Environments</w:t>
       </w:r>
+      <w:bookmarkEnd w:id="8"/>
     </w:p>
     <w:p>
       <w:pPr>
@@ -1032,17 +2939,44 @@
         <w:spacing w:after="60"/>
       </w:pPr>
       <w:r>
-        <w:t>Preview environments share the production Supabase by default (acceptable at hackathon scale). Moving previews to a staging Supabase project is a one-line vercel.json change for the pilot phase.</w:t>
+        <w:t xml:space="preserve">Preview environments share the production </w:t>
+      </w:r>
+      <w:proofErr w:type="spellStart"/>
+      <w:r>
+        <w:t>Supabase</w:t>
+      </w:r>
+      <w:proofErr w:type="spellEnd"/>
+      <w:r>
+        <w:t xml:space="preserve"> by default (acceptable at hackathon scale). Moving previews to a staging </w:t>
+      </w:r>
+      <w:proofErr w:type="spellStart"/>
+      <w:r>
+        <w:t>Supabase</w:t>
+      </w:r>
+      <w:proofErr w:type="spellEnd"/>
+      <w:r>
+        <w:t xml:space="preserve"> project is a one-line </w:t>
+      </w:r>
+      <w:proofErr w:type="spellStart"/>
+      <w:proofErr w:type="gramStart"/>
+      <w:r>
+        <w:t>vercel.json</w:t>
+      </w:r>
+      <w:proofErr w:type="spellEnd"/>
+      <w:proofErr w:type="gramEnd"/>
+      <w:r>
+        <w:t xml:space="preserve"> change for the pilot phase.</w:t>
       </w:r>
     </w:p>
     <w:p>
       <w:pPr>
         <w:pStyle w:val="Heading2"/>
       </w:pPr>
-      <w:r>
-        <w:lastRenderedPageBreak/>
+      <w:bookmarkStart w:id="9" w:name="_Toc228651732"/>
+      <w:r>
         <w:t>4.3 Pre-Deploy Local Gates</w:t>
       </w:r>
+      <w:bookmarkEnd w:id="9"/>
     </w:p>
     <w:p>
       <w:pPr>
@@ -1061,8 +2995,21 @@
         </w:numPr>
         <w:spacing w:after="60"/>
       </w:pPr>
-      <w:r>
-        <w:t>npm run typecheck (TypeScript strict, must be clean)</w:t>
+      <w:proofErr w:type="spellStart"/>
+      <w:r>
+        <w:t>npm</w:t>
+      </w:r>
+      <w:proofErr w:type="spellEnd"/>
+      <w:r>
+        <w:t xml:space="preserve"> run </w:t>
+      </w:r>
+      <w:proofErr w:type="spellStart"/>
+      <w:r>
+        <w:t>typecheck</w:t>
+      </w:r>
+      <w:proofErr w:type="spellEnd"/>
+      <w:r>
+        <w:t xml:space="preserve"> (TypeScript strict, must be clean)</w:t>
       </w:r>
     </w:p>
     <w:p>
@@ -1074,8 +3021,13 @@
         </w:numPr>
         <w:spacing w:after="60"/>
       </w:pPr>
-      <w:r>
-        <w:t>npm run lint (Next.js lint, must be clean)</w:t>
+      <w:proofErr w:type="spellStart"/>
+      <w:r>
+        <w:t>npm</w:t>
+      </w:r>
+      <w:proofErr w:type="spellEnd"/>
+      <w:r>
+        <w:t xml:space="preserve"> run lint (Next.js lint, must be clean)</w:t>
       </w:r>
     </w:p>
     <w:p>
@@ -1087,8 +3039,31 @@
         </w:numPr>
         <w:spacing w:after="60"/>
       </w:pPr>
-      <w:r>
-        <w:t>npm test:run (Vitest, the resilience smoke test must pass)</w:t>
+      <w:proofErr w:type="spellStart"/>
+      <w:r>
+        <w:t>npm</w:t>
+      </w:r>
+      <w:proofErr w:type="spellEnd"/>
+      <w:r>
+        <w:t xml:space="preserve"> </w:t>
+      </w:r>
+      <w:proofErr w:type="spellStart"/>
+      <w:proofErr w:type="gramStart"/>
+      <w:r>
+        <w:t>test:run</w:t>
+      </w:r>
+      <w:proofErr w:type="spellEnd"/>
+      <w:proofErr w:type="gramEnd"/>
+      <w:r>
+        <w:t xml:space="preserve"> (</w:t>
+      </w:r>
+      <w:proofErr w:type="spellStart"/>
+      <w:r>
+        <w:t>Vitest</w:t>
+      </w:r>
+      <w:proofErr w:type="spellEnd"/>
+      <w:r>
+        <w:t>, the resilience smoke test must pass)</w:t>
       </w:r>
     </w:p>
     <w:p>
@@ -1096,16 +3071,26 @@
         <w:spacing w:after="140"/>
       </w:pPr>
       <w:r>
-        <w:t>These are policy today rather than enforced by CI. CI gating (running the same three commands automatically on every pull request) is the next item on the post-finals deployment roadmap.</w:t>
+        <w:t>These are policy today rather than enforced by CI. CI gating (running the same three commands automatically on every pull request) is the next item on the post-</w:t>
+      </w:r>
+      <w:proofErr w:type="gramStart"/>
+      <w:r>
+        <w:t>finals</w:t>
+      </w:r>
+      <w:proofErr w:type="gramEnd"/>
+      <w:r>
+        <w:t xml:space="preserve"> deployment roadmap.</w:t>
       </w:r>
     </w:p>
     <w:p>
       <w:pPr>
         <w:pStyle w:val="Heading1"/>
       </w:pPr>
+      <w:bookmarkStart w:id="10" w:name="_Toc228651733"/>
       <w:r>
         <w:t>5. Secrets Management</w:t>
       </w:r>
+      <w:bookmarkEnd w:id="10"/>
     </w:p>
     <w:p>
       <w:pPr>
@@ -1117,7 +3102,32 @@
         <w:spacing w:after="60"/>
       </w:pPr>
       <w:r>
-        <w:t>The .env file is gitignored. The .env.example file lists every variable name with a brief description but no values.</w:t>
+        <w:lastRenderedPageBreak/>
+        <w:t xml:space="preserve">The .env file is </w:t>
+      </w:r>
+      <w:proofErr w:type="spellStart"/>
+      <w:r>
+        <w:t>gitignored</w:t>
+      </w:r>
+      <w:proofErr w:type="spellEnd"/>
+      <w:r>
+        <w:t xml:space="preserve">. </w:t>
+      </w:r>
+      <w:proofErr w:type="gramStart"/>
+      <w:r>
+        <w:t>The .</w:t>
+      </w:r>
+      <w:proofErr w:type="spellStart"/>
+      <w:r>
+        <w:t>env</w:t>
+      </w:r>
+      <w:proofErr w:type="gramEnd"/>
+      <w:r>
+        <w:t>.example</w:t>
+      </w:r>
+      <w:proofErr w:type="spellEnd"/>
+      <w:r>
+        <w:t xml:space="preserve"> file lists every variable name with a brief description but no values.</w:t>
       </w:r>
     </w:p>
     <w:p>
@@ -1130,7 +3140,15 @@
         <w:spacing w:after="60"/>
       </w:pPr>
       <w:r>
-        <w:t>Production secrets live exclusively in Vercel Environment Variables, encrypted at rest, scoped per environment (production, preview, development).</w:t>
+        <w:t xml:space="preserve">Production secrets live exclusively in </w:t>
+      </w:r>
+      <w:proofErr w:type="spellStart"/>
+      <w:r>
+        <w:t>Vercel</w:t>
+      </w:r>
+      <w:proofErr w:type="spellEnd"/>
+      <w:r>
+        <w:t xml:space="preserve"> Environment Variables, encrypted at rest, scoped per environment (production, preview, development).</w:t>
       </w:r>
     </w:p>
     <w:p>
@@ -1143,7 +3161,15 @@
         <w:spacing w:after="60"/>
       </w:pPr>
       <w:r>
-        <w:t>The Supabase service-role key is server-only; it is never exposed to the browser. The NEXT_PUBLIC_ prefix denotes public-safe values only.</w:t>
+        <w:t xml:space="preserve">The </w:t>
+      </w:r>
+      <w:proofErr w:type="spellStart"/>
+      <w:r>
+        <w:t>Supabase</w:t>
+      </w:r>
+      <w:proofErr w:type="spellEnd"/>
+      <w:r>
+        <w:t xml:space="preserve"> service-role key is server-only; it is never exposed to the browser. The NEXT_PUBLIC_ prefix denotes public-safe values only.</w:t>
       </w:r>
     </w:p>
     <w:p>
@@ -1156,7 +3182,15 @@
         <w:spacing w:after="60"/>
       </w:pPr>
       <w:r>
-        <w:t>Z.AI API key, ILMU API key, and Supabase service-role key all rotate manually on a quarterly cadence (operator action; no automated rotation in MVP).</w:t>
+        <w:t xml:space="preserve">Z.AI API key, ILMU API key, and </w:t>
+      </w:r>
+      <w:proofErr w:type="spellStart"/>
+      <w:r>
+        <w:t>Supabase</w:t>
+      </w:r>
+      <w:proofErr w:type="spellEnd"/>
+      <w:r>
+        <w:t xml:space="preserve"> service-role key all rotate manually on a quarterly cadence (operator action; no automated rotation in MVP).</w:t>
       </w:r>
     </w:p>
     <w:p>
@@ -1176,9 +3210,11 @@
       <w:pPr>
         <w:pStyle w:val="Heading1"/>
       </w:pPr>
+      <w:bookmarkStart w:id="11" w:name="_Toc228651734"/>
       <w:r>
         <w:t>6. Database Schema Management</w:t>
       </w:r>
+      <w:bookmarkEnd w:id="11"/>
     </w:p>
     <w:p>
       <w:pPr>
@@ -1190,7 +3226,15 @@
         <w:spacing w:after="60"/>
       </w:pPr>
       <w:r>
-        <w:t>Versioned SQL files in supabase/migrations/. Each is idempotent (uses IF NOT EXISTS and conditional drops) so re-running on a partially-applied database is safe.</w:t>
+        <w:t xml:space="preserve">Versioned SQL files in </w:t>
+      </w:r>
+      <w:proofErr w:type="spellStart"/>
+      <w:r>
+        <w:t>supabase</w:t>
+      </w:r>
+      <w:proofErr w:type="spellEnd"/>
+      <w:r>
+        <w:t>/migrations/. Each is idempotent (uses IF NOT EXISTS and conditional drops) so re-running on a partially-applied database is safe.</w:t>
       </w:r>
     </w:p>
     <w:p>
@@ -1203,7 +3247,39 @@
         <w:spacing w:after="60"/>
       </w:pPr>
       <w:r>
-        <w:t>Application path: npx supabase db push if the CLI is linked to the project, or paste each file into the Supabase SQL editor in order. Both methods leave the schema in the same state.</w:t>
+        <w:t xml:space="preserve">Application path: </w:t>
+      </w:r>
+      <w:proofErr w:type="spellStart"/>
+      <w:r>
+        <w:t>npx</w:t>
+      </w:r>
+      <w:proofErr w:type="spellEnd"/>
+      <w:r>
+        <w:t xml:space="preserve"> </w:t>
+      </w:r>
+      <w:proofErr w:type="spellStart"/>
+      <w:r>
+        <w:t>supabase</w:t>
+      </w:r>
+      <w:proofErr w:type="spellEnd"/>
+      <w:r>
+        <w:t xml:space="preserve"> </w:t>
+      </w:r>
+      <w:proofErr w:type="spellStart"/>
+      <w:r>
+        <w:t>db</w:t>
+      </w:r>
+      <w:proofErr w:type="spellEnd"/>
+      <w:r>
+        <w:t xml:space="preserve"> push if the CLI is linked to the project, or paste each file into the </w:t>
+      </w:r>
+      <w:proofErr w:type="spellStart"/>
+      <w:r>
+        <w:t>Supabase</w:t>
+      </w:r>
+      <w:proofErr w:type="spellEnd"/>
+      <w:r>
+        <w:t xml:space="preserve"> SQL editor in order. Both methods leave the schema in the same state.</w:t>
       </w:r>
     </w:p>
     <w:p>
@@ -1216,7 +3292,23 @@
         <w:spacing w:after="60"/>
       </w:pPr>
       <w:r>
-        <w:t>Migrations 0016 (glm_trace_endpoint_widen) and 0017 (ai_chat_and_escalations) are the most recent. They were applied to production at the start of the final-round physical sub-phase to align the live database with the new code.</w:t>
+        <w:t>Migrations 0016 (</w:t>
+      </w:r>
+      <w:proofErr w:type="spellStart"/>
+      <w:r>
+        <w:t>glm_trace_endpoint_widen</w:t>
+      </w:r>
+      <w:proofErr w:type="spellEnd"/>
+      <w:r>
+        <w:t>) and 0017 (</w:t>
+      </w:r>
+      <w:proofErr w:type="spellStart"/>
+      <w:r>
+        <w:t>ai_chat_and_escalations</w:t>
+      </w:r>
+      <w:proofErr w:type="spellEnd"/>
+      <w:r>
+        <w:t>) are the most recent. They were applied to production at the start of the final-round physical sub-phase to align the live database with the new code.</w:t>
       </w:r>
     </w:p>
     <w:p>
@@ -1242,16 +3334,26 @@
         <w:spacing w:after="60"/>
       </w:pPr>
       <w:r>
-        <w:t>Rollback strategy: an inverse migration where possible, or restoring from Supabase's daily snapshot otherwise. There is no automated rollback path in the MVP; this is a known acceptable risk for hackathon scale.</w:t>
+        <w:t xml:space="preserve">Rollback strategy: an inverse migration where possible, or restoring from </w:t>
+      </w:r>
+      <w:proofErr w:type="spellStart"/>
+      <w:r>
+        <w:t>Supabase's</w:t>
+      </w:r>
+      <w:proofErr w:type="spellEnd"/>
+      <w:r>
+        <w:t xml:space="preserve"> daily snapshot otherwise. There is no automated rollback path in the MVP; this is a known acceptable risk for hackathon scale.</w:t>
       </w:r>
     </w:p>
     <w:p>
       <w:pPr>
         <w:pStyle w:val="Heading1"/>
       </w:pPr>
+      <w:bookmarkStart w:id="12" w:name="_Toc228651735"/>
       <w:r>
         <w:t>7. Monitoring &amp; Observability</w:t>
       </w:r>
+      <w:bookmarkEnd w:id="12"/>
     </w:p>
     <w:p>
       <w:pPr>
@@ -1269,8 +3371,13 @@
         </w:rPr>
         <w:t xml:space="preserve">Application logs. </w:t>
       </w:r>
-      <w:r>
-        <w:t>Vercel native log streams, filterable per route. 7-day retention on Hobby; 30-day on Pro.</w:t>
+      <w:proofErr w:type="spellStart"/>
+      <w:r>
+        <w:t>Vercel</w:t>
+      </w:r>
+      <w:proofErr w:type="spellEnd"/>
+      <w:r>
+        <w:t xml:space="preserve"> native log streams, filterable per route. 7-day retention on Hobby; 30-day on Pro.</w:t>
       </w:r>
     </w:p>
     <w:p>
@@ -1290,7 +3397,15 @@
         <w:t xml:space="preserve">AI audit log. </w:t>
       </w:r>
       <w:r>
-        <w:t>The glm_reasoning_trace table records every AI call's endpoint, model, prompt hash, input summary, output, latency, input tokens, output tokens, cache hit, and retry count.</w:t>
+        <w:t xml:space="preserve">The </w:t>
+      </w:r>
+      <w:proofErr w:type="spellStart"/>
+      <w:r>
+        <w:t>glm_reasoning_trace</w:t>
+      </w:r>
+      <w:proofErr w:type="spellEnd"/>
+      <w:r>
+        <w:t xml:space="preserve"> table records every AI call's endpoint, model, prompt hash, input summary, output, latency, input tokens, output tokens, cache hit, and retry count.</w:t>
       </w:r>
     </w:p>
     <w:p>
@@ -1307,11 +3422,18 @@
           <w:b/>
           <w:bCs/>
         </w:rPr>
-        <w:lastRenderedPageBreak/>
         <w:t xml:space="preserve">Operational dashboards. </w:t>
       </w:r>
       <w:r>
-        <w:t>/admin/glm-traces (per-call audit), /admin/cost (14-day token spend rolled up by model, endpoint, and day, with a USD estimate), /admin/analytics (KPIs and per-procedure status mix).</w:t>
+        <w:t>/admin/</w:t>
+      </w:r>
+      <w:proofErr w:type="spellStart"/>
+      <w:r>
+        <w:t>glm</w:t>
+      </w:r>
+      <w:proofErr w:type="spellEnd"/>
+      <w:r>
+        <w:t>-traces (per-call audit), /admin/cost (14-day token spend rolled up by model, endpoint, and day, with a USD estimate), /admin/analytics (KPIs and per-procedure status mix).</w:t>
       </w:r>
     </w:p>
     <w:p>
@@ -1330,8 +3452,13 @@
         </w:rPr>
         <w:t xml:space="preserve">Database health. </w:t>
       </w:r>
-      <w:r>
-        <w:t>Supabase native dashboard, query latency, connection pool, replication lag, storage usage.</w:t>
+      <w:proofErr w:type="spellStart"/>
+      <w:r>
+        <w:t>Supabase</w:t>
+      </w:r>
+      <w:proofErr w:type="spellEnd"/>
+      <w:r>
+        <w:t xml:space="preserve"> native dashboard, query latency, connection pool, replication lag, storage usage.</w:t>
       </w:r>
     </w:p>
     <w:p>
@@ -1350,17 +3477,32 @@
         </w:rPr>
         <w:t xml:space="preserve">Alerting. </w:t>
       </w:r>
-      <w:r>
-        <w:t>Vercel Slack integration set up for build failures. Application-level alerting (for example, SLA-breach detection) is on the post-finals roadmap.</w:t>
+      <w:proofErr w:type="spellStart"/>
+      <w:r>
+        <w:t>Vercel</w:t>
+      </w:r>
+      <w:proofErr w:type="spellEnd"/>
+      <w:r>
+        <w:t xml:space="preserve"> Slack integration set up for build failures. Application-level alerting (for example, SLA-breach detection) is on the post-</w:t>
+      </w:r>
+      <w:proofErr w:type="gramStart"/>
+      <w:r>
+        <w:t>finals</w:t>
+      </w:r>
+      <w:proofErr w:type="gramEnd"/>
+      <w:r>
+        <w:t xml:space="preserve"> roadmap.</w:t>
       </w:r>
     </w:p>
     <w:p>
       <w:pPr>
         <w:pStyle w:val="Heading1"/>
       </w:pPr>
+      <w:bookmarkStart w:id="13" w:name="_Toc228651736"/>
       <w:r>
         <w:t>8. Resilience Design</w:t>
       </w:r>
+      <w:bookmarkEnd w:id="13"/>
     </w:p>
     <w:p>
       <w:pPr>
@@ -1384,6 +3526,7 @@
           <w:b/>
           <w:bCs/>
         </w:rPr>
+        <w:lastRenderedPageBreak/>
         <w:t xml:space="preserve">Mock-mode auto-fallback. </w:t>
       </w:r>
       <w:r>
@@ -1424,7 +3567,23 @@
           <w:b/>
           <w:bCs/>
         </w:rPr>
-        <w:t xml:space="preserve">Letter fallback on decide. </w:t>
+        <w:t xml:space="preserve">Letter fallback on </w:t>
+      </w:r>
+      <w:proofErr w:type="gramStart"/>
+      <w:r>
+        <w:rPr>
+          <w:b/>
+          <w:bCs/>
+        </w:rPr>
+        <w:t>decide</w:t>
+      </w:r>
+      <w:proofErr w:type="gramEnd"/>
+      <w:r>
+        <w:rPr>
+          <w:b/>
+          <w:bCs/>
+        </w:rPr>
+        <w:t xml:space="preserve">. </w:t>
       </w:r>
       <w:r>
         <w:t>If the letter-fill step fails, the raw template (with placeholders unfilled) is written as the letter. The student receives a letter that needs cleanup; the application doesn't get stuck.</w:t>
@@ -1494,9 +3653,11 @@
       <w:pPr>
         <w:pStyle w:val="Heading1"/>
       </w:pPr>
+      <w:bookmarkStart w:id="14" w:name="_Toc228651737"/>
       <w:r>
         <w:t>9. Backup &amp; Disaster Recovery</w:t>
       </w:r>
+      <w:bookmarkEnd w:id="14"/>
     </w:p>
     <w:p>
       <w:pPr>
@@ -1508,7 +3669,15 @@
         <w:spacing w:after="60"/>
       </w:pPr>
       <w:r>
-        <w:t>Database: Supabase daily snapshots (7-day retention on the free tier; can upgrade to point-in-time recovery on Pro for 7-day rollback).</w:t>
+        <w:t xml:space="preserve">Database: </w:t>
+      </w:r>
+      <w:proofErr w:type="spellStart"/>
+      <w:r>
+        <w:t>Supabase</w:t>
+      </w:r>
+      <w:proofErr w:type="spellEnd"/>
+      <w:r>
+        <w:t xml:space="preserve"> daily snapshots (7-day retention on the free tier; can upgrade to point-in-time recovery on Pro for 7-day rollback).</w:t>
       </w:r>
     </w:p>
     <w:p>
@@ -1521,7 +3690,15 @@
         <w:spacing w:after="60"/>
       </w:pPr>
       <w:r>
-        <w:t>Storage: the application-files bucket is replicated within Supabase's managed object store; durability matches the rest of the data plane.</w:t>
+        <w:t xml:space="preserve">Storage: the application-files bucket is replicated within </w:t>
+      </w:r>
+      <w:proofErr w:type="spellStart"/>
+      <w:r>
+        <w:t>Supabase's</w:t>
+      </w:r>
+      <w:proofErr w:type="spellEnd"/>
+      <w:r>
+        <w:t xml:space="preserve"> managed object store; durability matches the rest of the data plane.</w:t>
       </w:r>
     </w:p>
     <w:p>
@@ -1534,7 +3711,23 @@
         <w:spacing w:after="60"/>
       </w:pPr>
       <w:r>
-        <w:t>Code and migrations: GitHub remote (off-Supabase). Rolling back code is a git revert and push; Vercel rebuilds within about 90 seconds.</w:t>
+        <w:t>Code and migrations: GitHub remote (off-</w:t>
+      </w:r>
+      <w:proofErr w:type="spellStart"/>
+      <w:r>
+        <w:t>Supabase</w:t>
+      </w:r>
+      <w:proofErr w:type="spellEnd"/>
+      <w:r>
+        <w:t xml:space="preserve">). Rolling back code is a git revert and push; </w:t>
+      </w:r>
+      <w:proofErr w:type="spellStart"/>
+      <w:r>
+        <w:t>Vercel</w:t>
+      </w:r>
+      <w:proofErr w:type="spellEnd"/>
+      <w:r>
+        <w:t xml:space="preserve"> rebuilds within about 90 seconds.</w:t>
       </w:r>
     </w:p>
     <w:p>
@@ -1567,9 +3760,11 @@
       <w:pPr>
         <w:pStyle w:val="Heading1"/>
       </w:pPr>
+      <w:bookmarkStart w:id="15" w:name="_Toc228651738"/>
       <w:r>
         <w:t>10. Scalability Plan</w:t>
       </w:r>
+      <w:bookmarkEnd w:id="15"/>
     </w:p>
     <w:tbl>
       <w:tblPr>
@@ -1594,12 +3789,6 @@
         <w:gridCol w:w="3660"/>
       </w:tblGrid>
       <w:tr>
-        <w:tblPrEx>
-          <w:tblCellMar>
-            <w:top w:w="0" w:type="dxa"/>
-            <w:bottom w:w="0" w:type="dxa"/>
-          </w:tblCellMar>
-        </w:tblPrEx>
         <w:trPr>
           <w:tblHeader/>
         </w:trPr>
@@ -1627,7 +3816,6 @@
                 <w:bCs/>
                 <w:color w:val="FFFFFF"/>
               </w:rPr>
-              <w:lastRenderedPageBreak/>
               <w:t>Concern</w:t>
             </w:r>
           </w:p>
@@ -1690,12 +3878,6 @@
         </w:tc>
       </w:tr>
       <w:tr>
-        <w:tblPrEx>
-          <w:tblCellMar>
-            <w:top w:w="0" w:type="dxa"/>
-            <w:bottom w:w="0" w:type="dxa"/>
-          </w:tblCellMar>
-        </w:tblPrEx>
         <w:tc>
           <w:tcPr>
             <w:tcW w:w="2400" w:type="dxa"/>
@@ -1735,8 +3917,21 @@
             </w:tcMar>
           </w:tcPr>
           <w:p>
-            <w:r>
-              <w:t>Vercel and Supabase scale horizontally; comfortable to about 5,000 concurrent at hackathon scale.</w:t>
+            <w:proofErr w:type="spellStart"/>
+            <w:r>
+              <w:t>Vercel</w:t>
+            </w:r>
+            <w:proofErr w:type="spellEnd"/>
+            <w:r>
+              <w:t xml:space="preserve"> and </w:t>
+            </w:r>
+            <w:proofErr w:type="spellStart"/>
+            <w:r>
+              <w:t>Supabase</w:t>
+            </w:r>
+            <w:proofErr w:type="spellEnd"/>
+            <w:r>
+              <w:t xml:space="preserve"> scale horizontally; comfortable to about 5,000 concurrent at hackathon scale.</w:t>
             </w:r>
           </w:p>
         </w:tc>
@@ -1758,18 +3953,20 @@
           </w:tcPr>
           <w:p>
             <w:r>
-              <w:t>Pro tier upgrades plus Postgres connection pooler (Supavisor) when concurrent reaches 10,000 or more.</w:t>
+              <w:t>Pro tier upgrades plus Postgres connection pooler (</w:t>
+            </w:r>
+            <w:proofErr w:type="spellStart"/>
+            <w:r>
+              <w:t>Supavisor</w:t>
+            </w:r>
+            <w:proofErr w:type="spellEnd"/>
+            <w:r>
+              <w:t>) when concurrent reaches 10,000 or more.</w:t>
             </w:r>
           </w:p>
         </w:tc>
       </w:tr>
       <w:tr>
-        <w:tblPrEx>
-          <w:tblCellMar>
-            <w:top w:w="0" w:type="dxa"/>
-            <w:bottom w:w="0" w:type="dxa"/>
-          </w:tblCellMar>
-        </w:tblPrEx>
         <w:tc>
           <w:tcPr>
             <w:tcW w:w="2400" w:type="dxa"/>
@@ -1810,7 +4007,15 @@
           </w:tcPr>
           <w:p>
             <w:r>
-              <w:t>Loads all active applications in one query; fine to about 1,000 active.</w:t>
+              <w:t xml:space="preserve">Loads all active applications in one query; fine to about 1,000 </w:t>
+            </w:r>
+            <w:proofErr w:type="gramStart"/>
+            <w:r>
+              <w:t>active</w:t>
+            </w:r>
+            <w:proofErr w:type="gramEnd"/>
+            <w:r>
+              <w:t>.</w:t>
             </w:r>
           </w:p>
         </w:tc>
@@ -1838,12 +4043,6 @@
         </w:tc>
       </w:tr>
       <w:tr>
-        <w:tblPrEx>
-          <w:tblCellMar>
-            <w:top w:w="0" w:type="dxa"/>
-            <w:bottom w:w="0" w:type="dxa"/>
-          </w:tblCellMar>
-        </w:tblPrEx>
         <w:tc>
           <w:tcPr>
             <w:tcW w:w="2400" w:type="dxa"/>
@@ -1906,18 +4105,28 @@
           </w:tcPr>
           <w:p>
             <w:r>
-              <w:t>Activate pgvector semantic search in lib/kb/retrieve.ts when the catalogue exceeds about 30 procedures.</w:t>
+              <w:t xml:space="preserve">Activate </w:t>
+            </w:r>
+            <w:proofErr w:type="spellStart"/>
+            <w:r>
+              <w:t>pgvector</w:t>
+            </w:r>
+            <w:proofErr w:type="spellEnd"/>
+            <w:r>
+              <w:t xml:space="preserve"> semantic search in lib/kb/</w:t>
+            </w:r>
+            <w:proofErr w:type="spellStart"/>
+            <w:r>
+              <w:t>retrieve.ts</w:t>
+            </w:r>
+            <w:proofErr w:type="spellEnd"/>
+            <w:r>
+              <w:t xml:space="preserve"> when the catalogue exceeds about 30 procedures.</w:t>
             </w:r>
           </w:p>
         </w:tc>
       </w:tr>
       <w:tr>
-        <w:tblPrEx>
-          <w:tblCellMar>
-            <w:top w:w="0" w:type="dxa"/>
-            <w:bottom w:w="0" w:type="dxa"/>
-          </w:tblCellMar>
-        </w:tblPrEx>
         <w:tc>
           <w:tcPr>
             <w:tcW w:w="2400" w:type="dxa"/>
@@ -1936,6 +4145,7 @@
           </w:tcPr>
           <w:p>
             <w:r>
+              <w:lastRenderedPageBreak/>
               <w:t>AI rate limits</w:t>
             </w:r>
           </w:p>
@@ -1957,8 +4167,13 @@
             </w:tcMar>
           </w:tcPr>
           <w:p>
-            <w:r>
-              <w:t>Z.AI's per-minute limits comfortably cover hackathon-scale demos.</w:t>
+            <w:proofErr w:type="gramStart"/>
+            <w:r>
+              <w:t>Z.AI's</w:t>
+            </w:r>
+            <w:proofErr w:type="gramEnd"/>
+            <w:r>
+              <w:t xml:space="preserve"> per-minute limits comfortably cover hackathon-scale demos.</w:t>
             </w:r>
           </w:p>
         </w:tc>
@@ -1980,18 +4195,20 @@
           </w:tcPr>
           <w:p>
             <w:r>
-              <w:t>Pre-emptive request shaping at the application layer; queue plus retry-with-backoff in client.ts when sustained traffic crosses thresholds.</w:t>
+              <w:t xml:space="preserve">Pre-emptive request shaping at the application layer; queue plus retry-with-backoff in </w:t>
+            </w:r>
+            <w:proofErr w:type="spellStart"/>
+            <w:r>
+              <w:t>client.ts</w:t>
+            </w:r>
+            <w:proofErr w:type="spellEnd"/>
+            <w:r>
+              <w:t xml:space="preserve"> when sustained traffic crosses thresholds.</w:t>
             </w:r>
           </w:p>
         </w:tc>
       </w:tr>
       <w:tr>
-        <w:tblPrEx>
-          <w:tblCellMar>
-            <w:top w:w="0" w:type="dxa"/>
-            <w:bottom w:w="0" w:type="dxa"/>
-          </w:tblCellMar>
-        </w:tblPrEx>
         <w:tc>
           <w:tcPr>
             <w:tcW w:w="2400" w:type="dxa"/>
@@ -2064,9 +4281,11 @@
       <w:pPr>
         <w:pStyle w:val="Heading1"/>
       </w:pPr>
+      <w:bookmarkStart w:id="16" w:name="_Toc228651739"/>
       <w:r>
         <w:t>11. Security &amp; Compliance</w:t>
       </w:r>
+      <w:bookmarkEnd w:id="16"/>
     </w:p>
     <w:p>
       <w:pPr>
@@ -2117,7 +4336,31 @@
         <w:spacing w:after="60"/>
       </w:pPr>
       <w:r>
-        <w:t>Common web attack posture: Zod validates every request body shape; SQL injection is structurally prevented by Supabase's PostgREST and RPC layer; cross-site-scripting (XSS) surface is minimised by React's default escaping.</w:t>
+        <w:t xml:space="preserve">Common web attack posture: Zod validates every request body shape; SQL injection is structurally prevented by </w:t>
+      </w:r>
+      <w:proofErr w:type="spellStart"/>
+      <w:r>
+        <w:t>Supabase's</w:t>
+      </w:r>
+      <w:proofErr w:type="spellEnd"/>
+      <w:r>
+        <w:t xml:space="preserve"> </w:t>
+      </w:r>
+      <w:proofErr w:type="spellStart"/>
+      <w:r>
+        <w:t>PostgREST</w:t>
+      </w:r>
+      <w:proofErr w:type="spellEnd"/>
+      <w:r>
+        <w:t xml:space="preserve"> and RPC layer; cross-site-scripting (XSS) surface is minimised by </w:t>
+      </w:r>
+      <w:proofErr w:type="spellStart"/>
+      <w:r>
+        <w:t>React's</w:t>
+      </w:r>
+      <w:proofErr w:type="spellEnd"/>
+      <w:r>
+        <w:t xml:space="preserve"> default escaping.</w:t>
       </w:r>
     </w:p>
     <w:p>
@@ -2130,7 +4373,15 @@
         <w:spacing w:after="60"/>
       </w:pPr>
       <w:r>
-        <w:t>PDPA (Personal Data Protection Act 2010, Malaysia) alignment: data is hosted in ap-northeast-2 (Seoul) under a regional data-processing agreement; a per-institution Data Processing Agreement is signed before pilot deployment; access is logged via Supabase's audit trail; right-to-erasure is supported via account deletion plus cascading foreign-key deletes.</w:t>
+        <w:t xml:space="preserve">PDPA (Personal Data Protection Act 2010, Malaysia) alignment: data is hosted in ap-northeast-2 (Seoul) under a regional data-processing agreement; a per-institution Data Processing Agreement is signed before pilot deployment; access is logged via </w:t>
+      </w:r>
+      <w:proofErr w:type="spellStart"/>
+      <w:r>
+        <w:t>Supabase's</w:t>
+      </w:r>
+      <w:proofErr w:type="spellEnd"/>
+      <w:r>
+        <w:t xml:space="preserve"> audit trail; right-to-erasure is supported via account deletion plus cascading foreign-key deletes.</w:t>
       </w:r>
     </w:p>
     <w:p>
@@ -2143,43 +4394,105 @@
         <w:spacing w:after="60"/>
       </w:pPr>
       <w:r>
-        <w:t xml:space="preserve">Hackathon T&amp;Cs: per UMHackathon 2026 </w:t>
-      </w:r>
-      <w:commentRangeStart w:id="0"/>
-      <w:r>
-        <w:t xml:space="preserve">§9, </w:t>
-      </w:r>
-      <w:commentRangeEnd w:id="0"/>
-      <w:r>
-        <w:rPr>
-          <w:rStyle w:val="CommentReference"/>
-          <w:sz w:val="22"/>
-          <w:szCs w:val="22"/>
-        </w:rPr>
-        <w:commentReference w:id="0"/>
-      </w:r>
-      <w:r>
-        <w:t>all rights to the code submission belong to the domain collaborators.</w:t>
+        <w:t xml:space="preserve">Hackathon T&amp;Cs: per </w:t>
+      </w:r>
+      <w:proofErr w:type="spellStart"/>
+      <w:r>
+        <w:t>UMHackathon</w:t>
+      </w:r>
+      <w:proofErr w:type="spellEnd"/>
+      <w:r>
+        <w:t xml:space="preserve"> 2026 §9, all rights to the code submission belong to the domain collaborators.</w:t>
       </w:r>
     </w:p>
     <w:p>
       <w:pPr>
         <w:pStyle w:val="Heading1"/>
       </w:pPr>
+      <w:bookmarkStart w:id="17" w:name="_Toc228651740"/>
       <w:r>
         <w:t>12. Dependency Hygiene</w:t>
       </w:r>
+      <w:bookmarkEnd w:id="17"/>
     </w:p>
     <w:p>
       <w:pPr>
         <w:spacing w:after="140"/>
       </w:pPr>
       <w:r>
-        <w:t xml:space="preserve">The repository has 7 moderate-severity npm audit warnings at the time of writing. Every one of them is in transitive development dependencies (esbuild via vite via vitest, and postcss via Next 15). The npm audit fix --force resolution would force-downgrade Next.js from version 15 to version 9, which is a major architectural regression. We have explicitly chosen NOT to apply --force. The vulnerabilities have no </w:t>
-      </w:r>
-      <w:r>
-        <w:lastRenderedPageBreak/>
-        <w:t>exposure in production code paths (vite and vitest are development-only; postcss runs only at build time).</w:t>
+        <w:t xml:space="preserve">The repository has 7 moderate-severity </w:t>
+      </w:r>
+      <w:proofErr w:type="spellStart"/>
+      <w:r>
+        <w:t>npm</w:t>
+      </w:r>
+      <w:proofErr w:type="spellEnd"/>
+      <w:r>
+        <w:t xml:space="preserve"> audit warnings at the time of writing. Every one of them is in transitive development dependencies (</w:t>
+      </w:r>
+      <w:proofErr w:type="spellStart"/>
+      <w:r>
+        <w:t>esbuild</w:t>
+      </w:r>
+      <w:proofErr w:type="spellEnd"/>
+      <w:r>
+        <w:t xml:space="preserve"> via </w:t>
+      </w:r>
+      <w:proofErr w:type="spellStart"/>
+      <w:r>
+        <w:t>vite</w:t>
+      </w:r>
+      <w:proofErr w:type="spellEnd"/>
+      <w:r>
+        <w:t xml:space="preserve"> via </w:t>
+      </w:r>
+      <w:proofErr w:type="spellStart"/>
+      <w:r>
+        <w:t>vitest</w:t>
+      </w:r>
+      <w:proofErr w:type="spellEnd"/>
+      <w:r>
+        <w:t xml:space="preserve">, and </w:t>
+      </w:r>
+      <w:proofErr w:type="spellStart"/>
+      <w:r>
+        <w:t>postcss</w:t>
+      </w:r>
+      <w:proofErr w:type="spellEnd"/>
+      <w:r>
+        <w:t xml:space="preserve"> via Next 15). The </w:t>
+      </w:r>
+      <w:proofErr w:type="spellStart"/>
+      <w:r>
+        <w:t>npm</w:t>
+      </w:r>
+      <w:proofErr w:type="spellEnd"/>
+      <w:r>
+        <w:t xml:space="preserve"> audit fix --force resolution would force-downgrade Next.js from version 15 to version 9, which is a major architectural regression. We have explicitly chosen NOT to apply --force. The vulnerabilities have no exposure in production code paths (</w:t>
+      </w:r>
+      <w:proofErr w:type="spellStart"/>
+      <w:r>
+        <w:t>vite</w:t>
+      </w:r>
+      <w:proofErr w:type="spellEnd"/>
+      <w:r>
+        <w:t xml:space="preserve"> and </w:t>
+      </w:r>
+      <w:proofErr w:type="spellStart"/>
+      <w:r>
+        <w:t>vitest</w:t>
+      </w:r>
+      <w:proofErr w:type="spellEnd"/>
+      <w:r>
+        <w:t xml:space="preserve"> are development-only; </w:t>
+      </w:r>
+      <w:proofErr w:type="spellStart"/>
+      <w:r>
+        <w:t>postcss</w:t>
+      </w:r>
+      <w:proofErr w:type="spellEnd"/>
+      <w:r>
+        <w:t xml:space="preserve"> runs only at build time).</w:t>
       </w:r>
     </w:p>
     <w:p>
@@ -2187,24 +4500,44 @@
         <w:spacing w:after="140"/>
       </w:pPr>
       <w:r>
-        <w:t>The post-finals dependency-hygiene plan is to upgrade vitest to a version whose esbuild transitive dependency is patched without breaking changes. That work is queued for Q3 2026.</w:t>
+        <w:t xml:space="preserve">The post-finals dependency-hygiene plan is to upgrade </w:t>
+      </w:r>
+      <w:proofErr w:type="spellStart"/>
+      <w:r>
+        <w:t>vitest</w:t>
+      </w:r>
+      <w:proofErr w:type="spellEnd"/>
+      <w:r>
+        <w:t xml:space="preserve"> to a version whose </w:t>
+      </w:r>
+      <w:proofErr w:type="spellStart"/>
+      <w:r>
+        <w:t>esbuild</w:t>
+      </w:r>
+      <w:proofErr w:type="spellEnd"/>
+      <w:r>
+        <w:t xml:space="preserve"> transitive dependency is patched without breaking changes. That work is queued for Q3 2026.</w:t>
       </w:r>
     </w:p>
     <w:p>
       <w:pPr>
         <w:pStyle w:val="Heading1"/>
       </w:pPr>
+      <w:bookmarkStart w:id="18" w:name="_Toc228651741"/>
       <w:r>
         <w:t>13. Operational Runbook</w:t>
       </w:r>
+      <w:bookmarkEnd w:id="18"/>
     </w:p>
     <w:p>
       <w:pPr>
         <w:pStyle w:val="Heading2"/>
       </w:pPr>
+      <w:bookmarkStart w:id="19" w:name="_Toc228651742"/>
       <w:r>
         <w:t>13.1 Common Operations</w:t>
       </w:r>
+      <w:bookmarkEnd w:id="19"/>
     </w:p>
     <w:p>
       <w:pPr>
@@ -2216,7 +4549,25 @@
         <w:spacing w:after="60"/>
       </w:pPr>
       <w:r>
-        <w:t>Add a new procedure: insert into the procedures table; drop the SOP markdown into lib/kb/seed/; run npm run seed:kb; add letter templates via /admin. About 15 minutes per procedure.</w:t>
+        <w:t xml:space="preserve">Add a new procedure: insert into the procedures table; drop the SOP markdown into lib/kb/seed/; run </w:t>
+      </w:r>
+      <w:proofErr w:type="spellStart"/>
+      <w:r>
+        <w:t>npm</w:t>
+      </w:r>
+      <w:proofErr w:type="spellEnd"/>
+      <w:r>
+        <w:t xml:space="preserve"> run </w:t>
+      </w:r>
+      <w:proofErr w:type="spellStart"/>
+      <w:proofErr w:type="gramStart"/>
+      <w:r>
+        <w:t>seed:kb</w:t>
+      </w:r>
+      <w:proofErr w:type="spellEnd"/>
+      <w:proofErr w:type="gramEnd"/>
+      <w:r>
+        <w:t>; add letter templates via /admin. About 15 minutes per procedure.</w:t>
       </w:r>
     </w:p>
     <w:p>
@@ -2229,6 +4580,7 @@
         <w:spacing w:after="60"/>
       </w:pPr>
       <w:r>
+        <w:lastRenderedPageBreak/>
         <w:t>Update an SOP: paste, URL, or PDF upload via /admin/procedures/[id], then click Upload SOP. The change applies immediately for new applications and any in-flight applications that have not passed the affected step yet.</w:t>
       </w:r>
     </w:p>
@@ -2242,7 +4594,15 @@
         <w:spacing w:after="60"/>
       </w:pPr>
       <w:r>
-        <w:t>Reset demo data: any demo-tile sign-in fires /api/demo/reset automatically; or manually from /admin → Demo reset.</w:t>
+        <w:t>Reset demo data: any demo-tile sign-in fires /</w:t>
+      </w:r>
+      <w:proofErr w:type="spellStart"/>
+      <w:r>
+        <w:t>api</w:t>
+      </w:r>
+      <w:proofErr w:type="spellEnd"/>
+      <w:r>
+        <w:t>/demo/reset automatically; or manually from /admin → Demo reset.</w:t>
       </w:r>
     </w:p>
     <w:p>
@@ -2255,7 +4615,39 @@
         <w:spacing w:after="60"/>
       </w:pPr>
       <w:r>
-        <w:t>Apply a schema migration: paste the SQL into the Supabase SQL editor, or run npx supabase db push if the CLI is linked.</w:t>
+        <w:t xml:space="preserve">Apply a schema migration: paste the SQL into the </w:t>
+      </w:r>
+      <w:proofErr w:type="spellStart"/>
+      <w:r>
+        <w:t>Supabase</w:t>
+      </w:r>
+      <w:proofErr w:type="spellEnd"/>
+      <w:r>
+        <w:t xml:space="preserve"> SQL editor, or run </w:t>
+      </w:r>
+      <w:proofErr w:type="spellStart"/>
+      <w:r>
+        <w:t>npx</w:t>
+      </w:r>
+      <w:proofErr w:type="spellEnd"/>
+      <w:r>
+        <w:t xml:space="preserve"> </w:t>
+      </w:r>
+      <w:proofErr w:type="spellStart"/>
+      <w:r>
+        <w:t>supabase</w:t>
+      </w:r>
+      <w:proofErr w:type="spellEnd"/>
+      <w:r>
+        <w:t xml:space="preserve"> </w:t>
+      </w:r>
+      <w:proofErr w:type="spellStart"/>
+      <w:r>
+        <w:t>db</w:t>
+      </w:r>
+      <w:proofErr w:type="spellEnd"/>
+      <w:r>
+        <w:t xml:space="preserve"> push if the CLI is linked.</w:t>
       </w:r>
     </w:p>
     <w:p>
@@ -2268,16 +4660,26 @@
         <w:spacing w:after="60"/>
       </w:pPr>
       <w:r>
-        <w:t>Rotate the Z.AI API key: Vercel Project Settings → Environment Variables → ZAI_API_KEY → set new value → trigger redeploy. The old key remains valid until you revoke it on the Z.AI side.</w:t>
+        <w:t xml:space="preserve">Rotate the Z.AI API key: </w:t>
+      </w:r>
+      <w:proofErr w:type="spellStart"/>
+      <w:r>
+        <w:t>Vercel</w:t>
+      </w:r>
+      <w:proofErr w:type="spellEnd"/>
+      <w:r>
+        <w:t xml:space="preserve"> Project Settings → Environment Variables → ZAI_API_KEY → set new value → trigger redeploy. The old key remains valid until you revoke it on the Z.AI side.</w:t>
       </w:r>
     </w:p>
     <w:p>
       <w:pPr>
         <w:pStyle w:val="Heading2"/>
       </w:pPr>
+      <w:bookmarkStart w:id="20" w:name="_Toc228651743"/>
       <w:r>
         <w:t>13.2 Top Three Incident Playbooks</w:t>
       </w:r>
+      <w:bookmarkEnd w:id="20"/>
     </w:p>
     <w:p>
       <w:pPr>
@@ -2296,7 +4698,23 @@
         <w:t xml:space="preserve">Z.AI provider down. </w:t>
       </w:r>
       <w:r>
-        <w:t>Set GLM_MOCK_MODE=true on Vercel envs to force fallback fixtures; trigger a redeploy. The live demo continues against recorded responses with the lavender banner shown.</w:t>
+        <w:t xml:space="preserve">Set GLM_MOCK_MODE=true on </w:t>
+      </w:r>
+      <w:proofErr w:type="spellStart"/>
+      <w:r>
+        <w:t>Vercel</w:t>
+      </w:r>
+      <w:proofErr w:type="spellEnd"/>
+      <w:r>
+        <w:t xml:space="preserve"> </w:t>
+      </w:r>
+      <w:proofErr w:type="spellStart"/>
+      <w:r>
+        <w:t>envs</w:t>
+      </w:r>
+      <w:proofErr w:type="spellEnd"/>
+      <w:r>
+        <w:t xml:space="preserve"> to force fallback fixtures; trigger a redeploy. The live demo continues against recorded responses with the lavender banner shown.</w:t>
       </w:r>
     </w:p>
     <w:p>
@@ -2316,7 +4734,15 @@
         <w:t xml:space="preserve">Bad migration breaks production. </w:t>
       </w:r>
       <w:r>
-        <w:t>Revert the schema change via inverse migration; if not possible, restore the most recent Supabase snapshot. A code rollback (git revert) restores the prior schema expectation if needed.</w:t>
+        <w:t xml:space="preserve">Revert the schema change via inverse migration; if not possible, restore the most recent </w:t>
+      </w:r>
+      <w:proofErr w:type="spellStart"/>
+      <w:r>
+        <w:t>Supabase</w:t>
+      </w:r>
+      <w:proofErr w:type="spellEnd"/>
+      <w:r>
+        <w:t xml:space="preserve"> snapshot. A code rollback (git revert) restores the prior schema expectation if needed.</w:t>
       </w:r>
     </w:p>
     <w:p>
@@ -2336,16 +4762,26 @@
         <w:t xml:space="preserve">Letter sent with bad fact (hallucination check missed). </w:t>
       </w:r>
       <w:r>
-        <w:t>The 5-minute undo lets the coordinator retract within the window. Past the window, manually flag the decision in application_decisions and have the coordinator re-issue the letter.</w:t>
+        <w:t xml:space="preserve">The 5-minute undo lets the coordinator retract within the window. Past the window, manually flag the decision in </w:t>
+      </w:r>
+      <w:proofErr w:type="spellStart"/>
+      <w:r>
+        <w:t>application_decisions</w:t>
+      </w:r>
+      <w:proofErr w:type="spellEnd"/>
+      <w:r>
+        <w:t xml:space="preserve"> and have the coordinator re-issue the letter.</w:t>
       </w:r>
     </w:p>
     <w:p>
       <w:pPr>
         <w:pStyle w:val="Heading1"/>
       </w:pPr>
+      <w:bookmarkStart w:id="21" w:name="_Toc228651744"/>
       <w:r>
         <w:t>14. Deployment Roadmap</w:t>
       </w:r>
+      <w:bookmarkEnd w:id="21"/>
     </w:p>
     <w:p>
       <w:pPr>
@@ -2364,7 +4800,31 @@
         <w:t xml:space="preserve">Q3 2026, operational hardening: </w:t>
       </w:r>
       <w:r>
-        <w:t>CI gating (typecheck plus lint plus tests on every PR); rate limiting on public APIs (Upstash Redis is already in the stack); separate staging Supabase; SLA-breach Slack alerts.</w:t>
+        <w:t>CI gating (</w:t>
+      </w:r>
+      <w:proofErr w:type="spellStart"/>
+      <w:r>
+        <w:t>typecheck</w:t>
+      </w:r>
+      <w:proofErr w:type="spellEnd"/>
+      <w:r>
+        <w:t xml:space="preserve"> plus lint plus tests on every PR); rate limiting on public APIs (</w:t>
+      </w:r>
+      <w:proofErr w:type="spellStart"/>
+      <w:r>
+        <w:t>Upstash</w:t>
+      </w:r>
+      <w:proofErr w:type="spellEnd"/>
+      <w:r>
+        <w:t xml:space="preserve"> Redis is already in the stack); separate staging </w:t>
+      </w:r>
+      <w:proofErr w:type="spellStart"/>
+      <w:r>
+        <w:t>Supabase</w:t>
+      </w:r>
+      <w:proofErr w:type="spellEnd"/>
+      <w:r>
+        <w:t>; SLA-breach Slack alerts.</w:t>
       </w:r>
     </w:p>
     <w:p>
@@ -2431,16 +4891,17 @@
       <w:pPr>
         <w:pStyle w:val="Heading1"/>
       </w:pPr>
+      <w:bookmarkStart w:id="22" w:name="_Toc228651745"/>
       <w:r>
         <w:t>15. Terms &amp; Definitions</w:t>
       </w:r>
+      <w:bookmarkEnd w:id="22"/>
     </w:p>
     <w:p>
       <w:pPr>
         <w:spacing w:after="140"/>
       </w:pPr>
       <w:r>
-        <w:lastRenderedPageBreak/>
         <w:t>Recurring jargon used throughout this document, defined in plain language.</w:t>
       </w:r>
     </w:p>
@@ -2466,12 +4927,6 @@
         <w:gridCol w:w="6560"/>
       </w:tblGrid>
       <w:tr>
-        <w:tblPrEx>
-          <w:tblCellMar>
-            <w:top w:w="0" w:type="dxa"/>
-            <w:bottom w:w="0" w:type="dxa"/>
-          </w:tblCellMar>
-        </w:tblPrEx>
         <w:trPr>
           <w:tblHeader/>
         </w:trPr>
@@ -2533,12 +4988,6 @@
         </w:tc>
       </w:tr>
       <w:tr>
-        <w:tblPrEx>
-          <w:tblCellMar>
-            <w:top w:w="0" w:type="dxa"/>
-            <w:bottom w:w="0" w:type="dxa"/>
-          </w:tblCellMar>
-        </w:tblPrEx>
         <w:tc>
           <w:tcPr>
             <w:tcW w:w="2800" w:type="dxa"/>
@@ -2578,29 +5027,27 @@
             </w:tcMar>
           </w:tcPr>
           <w:p>
-            <w:commentRangeStart w:id="1"/>
-            <w:r>
-              <w:t>When the AI states something untrue or invents a fact (for example, the wrong CGPA in a letter). UniGuide's hallucination check is a regex layer that catches these mismatches before any letter is sent.</w:t>
-            </w:r>
-            <w:commentRangeEnd w:id="1"/>
-            <w:r>
-              <w:rPr>
-                <w:rStyle w:val="CommentReference"/>
-                <w:sz w:val="22"/>
-                <w:szCs w:val="22"/>
-              </w:rPr>
-              <w:commentReference w:id="1"/>
+            <w:r>
+              <w:t xml:space="preserve">When the AI states something untrue or invents a fact (for example, the wrong CGPA in a letter). </w:t>
+            </w:r>
+            <w:proofErr w:type="spellStart"/>
+            <w:r>
+              <w:t>UniGuide's</w:t>
+            </w:r>
+            <w:proofErr w:type="spellEnd"/>
+            <w:r>
+              <w:t xml:space="preserve"> hallucination check </w:t>
+            </w:r>
+            <w:r>
+              <w:t>uses a two-layer approach: a regex first layer that catches factual mismatches (for example, CGPA or name discrepancies), followed by a Z.AI GLM second layer acting as an LLM-as-a-judge to catch subtler error</w:t>
+            </w:r>
+            <w:r>
+              <w:t>s before any letter is sent.</w:t>
             </w:r>
           </w:p>
         </w:tc>
       </w:tr>
       <w:tr>
-        <w:tblPrEx>
-          <w:tblCellMar>
-            <w:top w:w="0" w:type="dxa"/>
-            <w:bottom w:w="0" w:type="dxa"/>
-          </w:tblCellMar>
-        </w:tblPrEx>
         <w:tc>
           <w:tcPr>
             <w:tcW w:w="2800" w:type="dxa"/>
@@ -2619,6 +5066,7 @@
           </w:tcPr>
           <w:p>
             <w:r>
+              <w:lastRenderedPageBreak/>
               <w:t>CI / CD</w:t>
             </w:r>
           </w:p>
@@ -2647,12 +5095,6 @@
         </w:tc>
       </w:tr>
       <w:tr>
-        <w:tblPrEx>
-          <w:tblCellMar>
-            <w:top w:w="0" w:type="dxa"/>
-            <w:bottom w:w="0" w:type="dxa"/>
-          </w:tblCellMar>
-        </w:tblPrEx>
         <w:tc>
           <w:tcPr>
             <w:tcW w:w="2800" w:type="dxa"/>
@@ -2693,18 +5135,20 @@
           </w:tcPr>
           <w:p>
             <w:r>
-              <w:t>A small piece of code that runs at a content delivery network's edge nodes, close to the user, instead of in a single central data centre. Reduces latency.</w:t>
+              <w:t xml:space="preserve">A small piece of code that runs at a </w:t>
+            </w:r>
+            <w:proofErr w:type="gramStart"/>
+            <w:r>
+              <w:t>content delivery network's edge nodes</w:t>
+            </w:r>
+            <w:proofErr w:type="gramEnd"/>
+            <w:r>
+              <w:t>, close to the user, instead of in a single central data centre. Reduces latency.</w:t>
             </w:r>
           </w:p>
         </w:tc>
       </w:tr>
       <w:tr>
-        <w:tblPrEx>
-          <w:tblCellMar>
-            <w:top w:w="0" w:type="dxa"/>
-            <w:bottom w:w="0" w:type="dxa"/>
-          </w:tblCellMar>
-        </w:tblPrEx>
         <w:tc>
           <w:tcPr>
             <w:tcW w:w="2800" w:type="dxa"/>
@@ -2751,12 +5195,6 @@
         </w:tc>
       </w:tr>
       <w:tr>
-        <w:tblPrEx>
-          <w:tblCellMar>
-            <w:top w:w="0" w:type="dxa"/>
-            <w:bottom w:w="0" w:type="dxa"/>
-          </w:tblCellMar>
-        </w:tblPrEx>
         <w:tc>
           <w:tcPr>
             <w:tcW w:w="2800" w:type="dxa"/>
@@ -2796,19 +5234,26 @@
             </w:tcMar>
           </w:tcPr>
           <w:p>
-            <w:r>
-              <w:t>Z.AI's family of large language models (GLM-4.6 and GLM-4.5-flash). The mandatory model for UMHackathon 2026.</w:t>
+            <w:proofErr w:type="gramStart"/>
+            <w:r>
+              <w:t>Z.AI's</w:t>
+            </w:r>
+            <w:proofErr w:type="gramEnd"/>
+            <w:r>
+              <w:t xml:space="preserve"> family of large language models (GLM-4.6 and GLM-4.5-flash). The mandatory model for </w:t>
+            </w:r>
+            <w:proofErr w:type="spellStart"/>
+            <w:r>
+              <w:t>UMHackathon</w:t>
+            </w:r>
+            <w:proofErr w:type="spellEnd"/>
+            <w:r>
+              <w:t xml:space="preserve"> 2026.</w:t>
             </w:r>
           </w:p>
         </w:tc>
       </w:tr>
       <w:tr>
-        <w:tblPrEx>
-          <w:tblCellMar>
-            <w:top w:w="0" w:type="dxa"/>
-            <w:bottom w:w="0" w:type="dxa"/>
-          </w:tblCellMar>
-        </w:tblPrEx>
         <w:tc>
           <w:tcPr>
             <w:tcW w:w="2800" w:type="dxa"/>
@@ -2849,18 +5294,20 @@
           </w:tcPr>
           <w:p>
             <w:r>
-              <w:t>A schema change that produces the same end state whether it is run once or many times. UniGuide's migrations all use IF NOT EXISTS and conditional drops so they're safe to re-run.</w:t>
+              <w:t xml:space="preserve">A schema change that produces the same end state whether it is run once or many times. </w:t>
+            </w:r>
+            <w:proofErr w:type="spellStart"/>
+            <w:r>
+              <w:t>UniGuide's</w:t>
+            </w:r>
+            <w:proofErr w:type="spellEnd"/>
+            <w:r>
+              <w:t xml:space="preserve"> migrations all use IF NOT EXISTS and conditional drops so they're safe to re-run.</w:t>
             </w:r>
           </w:p>
         </w:tc>
       </w:tr>
       <w:tr>
-        <w:tblPrEx>
-          <w:tblCellMar>
-            <w:top w:w="0" w:type="dxa"/>
-            <w:bottom w:w="0" w:type="dxa"/>
-          </w:tblCellMar>
-        </w:tblPrEx>
         <w:tc>
           <w:tcPr>
             <w:tcW w:w="2800" w:type="dxa"/>
@@ -2901,18 +5348,20 @@
           </w:tcPr>
           <w:p>
             <w:r>
-              <w:t>Malaysia's sovereign large language model, developed by YTL AI Labs and Universiti Malaya. Routable as the briefing provider in UniGuide for Bahasa-heavy content.</w:t>
+              <w:t xml:space="preserve">Malaysia's sovereign large language model, developed by YTL AI Labs and Universiti Malaya. Routable as the briefing provider in </w:t>
+            </w:r>
+            <w:proofErr w:type="spellStart"/>
+            <w:r>
+              <w:t>UniGuide</w:t>
+            </w:r>
+            <w:proofErr w:type="spellEnd"/>
+            <w:r>
+              <w:t xml:space="preserve"> for Bahasa-heavy content.</w:t>
             </w:r>
           </w:p>
         </w:tc>
       </w:tr>
       <w:tr>
-        <w:tblPrEx>
-          <w:tblCellMar>
-            <w:top w:w="0" w:type="dxa"/>
-            <w:bottom w:w="0" w:type="dxa"/>
-          </w:tblCellMar>
-        </w:tblPrEx>
         <w:tc>
           <w:tcPr>
             <w:tcW w:w="2800" w:type="dxa"/>
@@ -2953,18 +5402,20 @@
           </w:tcPr>
           <w:p>
             <w:r>
-              <w:t>Recorded sample AI responses (in tests/fixtures/glm/) that the application returns when the real AI provider is unavailable, so the demo never collapses.</w:t>
+              <w:t>Recorded sample AI responses (in tests/fixtures/</w:t>
+            </w:r>
+            <w:proofErr w:type="spellStart"/>
+            <w:r>
+              <w:t>glm</w:t>
+            </w:r>
+            <w:proofErr w:type="spellEnd"/>
+            <w:r>
+              <w:t>/) that the application returns when the real AI provider is unavailable, so the demo never collapses.</w:t>
             </w:r>
           </w:p>
         </w:tc>
       </w:tr>
       <w:tr>
-        <w:tblPrEx>
-          <w:tblCellMar>
-            <w:top w:w="0" w:type="dxa"/>
-            <w:bottom w:w="0" w:type="dxa"/>
-          </w:tblCellMar>
-        </w:tblPrEx>
         <w:tc>
           <w:tcPr>
             <w:tcW w:w="2800" w:type="dxa"/>
@@ -3011,12 +5462,6 @@
         </w:tc>
       </w:tr>
       <w:tr>
-        <w:tblPrEx>
-          <w:tblCellMar>
-            <w:top w:w="0" w:type="dxa"/>
-            <w:bottom w:w="0" w:type="dxa"/>
-          </w:tblCellMar>
-        </w:tblPrEx>
         <w:tc>
           <w:tcPr>
             <w:tcW w:w="2800" w:type="dxa"/>
@@ -3034,9 +5479,11 @@
             </w:tcMar>
           </w:tcPr>
           <w:p>
+            <w:proofErr w:type="spellStart"/>
             <w:r>
               <w:t>Pgvector</w:t>
             </w:r>
+            <w:proofErr w:type="spellEnd"/>
           </w:p>
         </w:tc>
         <w:tc>
@@ -3057,18 +5504,20 @@
           </w:tcPr>
           <w:p>
             <w:r>
-              <w:t>A Postgres extension that stores and searches vector embeddings, used for semantic similarity search. Installed but not yet active in UniGuide; ready for the next scale step.</w:t>
+              <w:t xml:space="preserve">A Postgres extension that stores and searches vector embeddings, used for semantic similarity search. Installed but not yet active in </w:t>
+            </w:r>
+            <w:proofErr w:type="spellStart"/>
+            <w:r>
+              <w:t>UniGuide</w:t>
+            </w:r>
+            <w:proofErr w:type="spellEnd"/>
+            <w:r>
+              <w:t>; ready for the next scale step.</w:t>
             </w:r>
           </w:p>
         </w:tc>
       </w:tr>
       <w:tr>
-        <w:tblPrEx>
-          <w:tblCellMar>
-            <w:top w:w="0" w:type="dxa"/>
-            <w:bottom w:w="0" w:type="dxa"/>
-          </w:tblCellMar>
-        </w:tblPrEx>
         <w:tc>
           <w:tcPr>
             <w:tcW w:w="2800" w:type="dxa"/>
@@ -3109,18 +5558,20 @@
           </w:tcPr>
           <w:p>
             <w:r>
-              <w:t>Row-Level Security; a Postgres feature that restricts which rows each user can read or write. UniGuide enforces RLS on every table holding personal data.</w:t>
+              <w:t xml:space="preserve">Row-Level Security; a Postgres feature that restricts which rows each user can read or write. </w:t>
+            </w:r>
+            <w:proofErr w:type="spellStart"/>
+            <w:r>
+              <w:t>UniGuide</w:t>
+            </w:r>
+            <w:proofErr w:type="spellEnd"/>
+            <w:r>
+              <w:t xml:space="preserve"> enforces RLS on every table holding personal data.</w:t>
             </w:r>
           </w:p>
         </w:tc>
       </w:tr>
       <w:tr>
-        <w:tblPrEx>
-          <w:tblCellMar>
-            <w:top w:w="0" w:type="dxa"/>
-            <w:bottom w:w="0" w:type="dxa"/>
-          </w:tblCellMar>
-        </w:tblPrEx>
         <w:tc>
           <w:tcPr>
             <w:tcW w:w="2800" w:type="dxa"/>
@@ -3167,12 +5618,6 @@
         </w:tc>
       </w:tr>
       <w:tr>
-        <w:tblPrEx>
-          <w:tblCellMar>
-            <w:top w:w="0" w:type="dxa"/>
-            <w:bottom w:w="0" w:type="dxa"/>
-          </w:tblCellMar>
-        </w:tblPrEx>
         <w:tc>
           <w:tcPr>
             <w:tcW w:w="2800" w:type="dxa"/>
@@ -3191,7 +5636,6 @@
           </w:tcPr>
           <w:p>
             <w:r>
-              <w:lastRenderedPageBreak/>
               <w:t>Service-role key</w:t>
             </w:r>
           </w:p>
@@ -3214,18 +5658,20 @@
           </w:tcPr>
           <w:p>
             <w:r>
-              <w:t>A privileged Supabase API key that bypasses RLS. Used only by server-side code; never exposed to the browser.</w:t>
+              <w:t xml:space="preserve">A privileged </w:t>
+            </w:r>
+            <w:proofErr w:type="spellStart"/>
+            <w:r>
+              <w:t>Supabase</w:t>
+            </w:r>
+            <w:proofErr w:type="spellEnd"/>
+            <w:r>
+              <w:t xml:space="preserve"> API key that bypasses RLS. Used only by server-side code; never exposed to the browser.</w:t>
             </w:r>
           </w:p>
         </w:tc>
       </w:tr>
       <w:tr>
-        <w:tblPrEx>
-          <w:tblCellMar>
-            <w:top w:w="0" w:type="dxa"/>
-            <w:bottom w:w="0" w:type="dxa"/>
-          </w:tblCellMar>
-        </w:tblPrEx>
         <w:tc>
           <w:tcPr>
             <w:tcW w:w="2800" w:type="dxa"/>
@@ -3272,12 +5718,6 @@
         </w:tc>
       </w:tr>
       <w:tr>
-        <w:tblPrEx>
-          <w:tblCellMar>
-            <w:top w:w="0" w:type="dxa"/>
-            <w:bottom w:w="0" w:type="dxa"/>
-          </w:tblCellMar>
-        </w:tblPrEx>
         <w:tc>
           <w:tcPr>
             <w:tcW w:w="2800" w:type="dxa"/>
@@ -3296,6 +5736,7 @@
           </w:tcPr>
           <w:p>
             <w:r>
+              <w:lastRenderedPageBreak/>
               <w:t>SOP</w:t>
             </w:r>
           </w:p>
@@ -3318,18 +5759,20 @@
           </w:tcPr>
           <w:p>
             <w:r>
-              <w:t>Standard Operating Procedure; the official UM document describing how a procedure (scholarship, FYP, deferment, etc.) is meant to run. UniGuide's AI reads the SOP at every step.</w:t>
+              <w:t xml:space="preserve">Standard Operating Procedure; the official UM document describing how a procedure (scholarship, FYP, deferment, etc.) is meant to run. </w:t>
+            </w:r>
+            <w:proofErr w:type="spellStart"/>
+            <w:r>
+              <w:t>UniGuide's</w:t>
+            </w:r>
+            <w:proofErr w:type="spellEnd"/>
+            <w:r>
+              <w:t xml:space="preserve"> AI reads the SOP at every step.</w:t>
             </w:r>
           </w:p>
         </w:tc>
       </w:tr>
       <w:tr>
-        <w:tblPrEx>
-          <w:tblCellMar>
-            <w:top w:w="0" w:type="dxa"/>
-            <w:bottom w:w="0" w:type="dxa"/>
-          </w:tblCellMar>
-        </w:tblPrEx>
         <w:tc>
           <w:tcPr>
             <w:tcW w:w="2800" w:type="dxa"/>
@@ -3347,9 +5790,11 @@
             </w:tcMar>
           </w:tcPr>
           <w:p>
+            <w:proofErr w:type="spellStart"/>
             <w:r>
               <w:t>Supavisor</w:t>
             </w:r>
+            <w:proofErr w:type="spellEnd"/>
           </w:p>
         </w:tc>
         <w:tc>
@@ -3369,19 +5814,18 @@
             </w:tcMar>
           </w:tcPr>
           <w:p>
-            <w:r>
-              <w:t>Supabase's connection pooler for Postgres, used to handle high concurrent connection counts at scale.</w:t>
+            <w:proofErr w:type="spellStart"/>
+            <w:r>
+              <w:t>Supabase's</w:t>
+            </w:r>
+            <w:proofErr w:type="spellEnd"/>
+            <w:r>
+              <w:t xml:space="preserve"> connection pooler for Postgres, used to handle high concurrent connection counts at scale.</w:t>
             </w:r>
           </w:p>
         </w:tc>
       </w:tr>
       <w:tr>
-        <w:tblPrEx>
-          <w:tblCellMar>
-            <w:top w:w="0" w:type="dxa"/>
-            <w:bottom w:w="0" w:type="dxa"/>
-          </w:tblCellMar>
-        </w:tblPrEx>
         <w:tc>
           <w:tcPr>
             <w:tcW w:w="2800" w:type="dxa"/>
@@ -3422,7 +5866,15 @@
           </w:tcPr>
           <w:p>
             <w:r>
-              <w:t>A workflow where the main branch is always deployable; every push to main triggers a production deploy. Contrasts with long-lived release branches.</w:t>
+              <w:t xml:space="preserve">A workflow where the main branch is always deployable; every push to main triggers a production </w:t>
+            </w:r>
+            <w:proofErr w:type="gramStart"/>
+            <w:r>
+              <w:t>deploy</w:t>
+            </w:r>
+            <w:proofErr w:type="gramEnd"/>
+            <w:r>
+              <w:t>. Contrasts with long-lived release branches.</w:t>
             </w:r>
           </w:p>
         </w:tc>
@@ -3443,8 +5895,12 @@
       </w:r>
     </w:p>
     <w:sectPr>
-      <w:headerReference w:type="default" r:id="rId11"/>
-      <w:footerReference w:type="default" r:id="rId12"/>
+      <w:headerReference w:type="even" r:id="rId7"/>
+      <w:headerReference w:type="default" r:id="rId8"/>
+      <w:footerReference w:type="even" r:id="rId9"/>
+      <w:footerReference w:type="default" r:id="rId10"/>
+      <w:headerReference w:type="first" r:id="rId11"/>
+      <w:footerReference w:type="first" r:id="rId12"/>
       <w:pgSz w:w="12240" w:h="15840"/>
       <w:pgMar w:top="1620" w:right="1440" w:bottom="1440" w:left="1440" w:header="708" w:footer="708" w:gutter="0"/>
       <w:cols w:space="720"/>
@@ -3454,64 +5910,6 @@
 </w:document>
 </file>
 
-<file path=word/comments.xml><?xml version="1.0" encoding="utf-8"?>
-<w:comments xmlns:wpc="http://schemas.microsoft.com/office/word/2010/wordprocessingCanvas" xmlns:cx="http://schemas.microsoft.com/office/drawing/2014/chartex" xmlns:cx1="http://schemas.microsoft.com/office/drawing/2015/9/8/chartex" xmlns:cx2="http://schemas.microsoft.com/office/drawing/2015/10/21/chartex" xmlns:cx3="http://schemas.microsoft.com/office/drawing/2016/5/9/chartex" xmlns:cx4="http://schemas.microsoft.com/office/drawing/2016/5/10/chartex" xmlns:cx5="http://schemas.microsoft.com/office/drawing/2016/5/11/chartex" xmlns:cx6="http://schemas.microsoft.com/office/drawing/2016/5/12/chartex" xmlns:cx7="http://schemas.microsoft.com/office/drawing/2016/5/13/chartex" xmlns:cx8="http://schemas.microsoft.com/office/drawing/2016/5/14/chartex" xmlns:mc="http://schemas.openxmlformats.org/markup-compatibility/2006" xmlns:aink="http://schemas.microsoft.com/office/drawing/2016/ink" xmlns:am3d="http://schemas.microsoft.com/office/drawing/2017/model3d" xmlns:o="urn:schemas-microsoft-com:office:office" xmlns:oel="http://schemas.microsoft.com/office/2019/extlst" xmlns:r="http://schemas.openxmlformats.org/officeDocument/2006/relationships" xmlns:m="http://schemas.openxmlformats.org/officeDocument/2006/math" xmlns:v="urn:schemas-microsoft-com:vml" xmlns:wp14="http://schemas.microsoft.com/office/word/2010/wordprocessingDrawing" xmlns:wp="http://schemas.openxmlformats.org/drawingml/2006/wordprocessingDrawing" xmlns:w10="urn:schemas-microsoft-com:office:word" xmlns:w="http://schemas.openxmlformats.org/wordprocessingml/2006/main" xmlns:w14="http://schemas.microsoft.com/office/word/2010/wordml" xmlns:w15="http://schemas.microsoft.com/office/word/2012/wordml" xmlns:w16cex="http://schemas.microsoft.com/office/word/2018/wordml/cex" xmlns:w16cid="http://schemas.microsoft.com/office/word/2016/wordml/cid" xmlns:w16="http://schemas.microsoft.com/office/word/2018/wordml" xmlns:w16du="http://schemas.microsoft.com/office/word/2023/wordml/word16du" xmlns:w16sdtdh="http://schemas.microsoft.com/office/word/2020/wordml/sdtdatahash" xmlns:w16sdtfl="http://schemas.microsoft.com/office/word/2024/wordml/sdtformatlock" xmlns:w16se="http://schemas.microsoft.com/office/word/2015/wordml/symex" xmlns:wpg="http://schemas.microsoft.com/office/word/2010/wordprocessingGroup" xmlns:wpi="http://schemas.microsoft.com/office/word/2010/wordprocessingInk" xmlns:wne="http://schemas.microsoft.com/office/word/2006/wordml" xmlns:wps="http://schemas.microsoft.com/office/word/2010/wordprocessingShape" mc:Ignorable="w14 w15 w16se w16cid w16 w16cex w16sdtdh w16sdtfl w16du wp14">
-  <w:comment w:id="0" w:author="Thevesh Chandran" w:date="2026-05-02T15:30:00Z" w:initials="TC">
-    <w:p>
-      <w:pPr>
-        <w:pStyle w:val="CommentText"/>
-      </w:pPr>
-      <w:r>
-        <w:rPr>
-          <w:rStyle w:val="CommentReference"/>
-        </w:rPr>
-        <w:annotationRef/>
-      </w:r>
-      <w:r>
-        <w:t>What is this</w:t>
-      </w:r>
-    </w:p>
-  </w:comment>
-  <w:comment w:id="1" w:author="Thevesh Chandran" w:date="2026-05-02T15:31:00Z" w:initials="TC">
-    <w:p>
-      <w:pPr>
-        <w:pStyle w:val="CommentText"/>
-      </w:pPr>
-      <w:r>
-        <w:rPr>
-          <w:rStyle w:val="CommentReference"/>
-        </w:rPr>
-        <w:annotationRef/>
-      </w:r>
-      <w:r>
-        <w:t>Regex first layer, Z.AI GLM as second layer</w:t>
-      </w:r>
-    </w:p>
-  </w:comment>
-</w:comments>
-</file>
-
-<file path=word/commentsExtended.xml><?xml version="1.0" encoding="utf-8"?>
-<w15:commentsEx xmlns:wpc="http://schemas.microsoft.com/office/word/2010/wordprocessingCanvas" xmlns:cx="http://schemas.microsoft.com/office/drawing/2014/chartex" xmlns:cx1="http://schemas.microsoft.com/office/drawing/2015/9/8/chartex" xmlns:cx2="http://schemas.microsoft.com/office/drawing/2015/10/21/chartex" xmlns:cx3="http://schemas.microsoft.com/office/drawing/2016/5/9/chartex" xmlns:cx4="http://schemas.microsoft.com/office/drawing/2016/5/10/chartex" xmlns:cx5="http://schemas.microsoft.com/office/drawing/2016/5/11/chartex" xmlns:cx6="http://schemas.microsoft.com/office/drawing/2016/5/12/chartex" xmlns:cx7="http://schemas.microsoft.com/office/drawing/2016/5/13/chartex" xmlns:cx8="http://schemas.microsoft.com/office/drawing/2016/5/14/chartex" xmlns:mc="http://schemas.openxmlformats.org/markup-compatibility/2006" xmlns:aink="http://schemas.microsoft.com/office/drawing/2016/ink" xmlns:am3d="http://schemas.microsoft.com/office/drawing/2017/model3d" xmlns:o="urn:schemas-microsoft-com:office:office" xmlns:oel="http://schemas.microsoft.com/office/2019/extlst" xmlns:r="http://schemas.openxmlformats.org/officeDocument/2006/relationships" xmlns:m="http://schemas.openxmlformats.org/officeDocument/2006/math" xmlns:v="urn:schemas-microsoft-com:vml" xmlns:wp14="http://schemas.microsoft.com/office/word/2010/wordprocessingDrawing" xmlns:wp="http://schemas.openxmlformats.org/drawingml/2006/wordprocessingDrawing" xmlns:w10="urn:schemas-microsoft-com:office:word" xmlns:w="http://schemas.openxmlformats.org/wordprocessingml/2006/main" xmlns:w14="http://schemas.microsoft.com/office/word/2010/wordml" xmlns:w15="http://schemas.microsoft.com/office/word/2012/wordml" xmlns:w16cex="http://schemas.microsoft.com/office/word/2018/wordml/cex" xmlns:w16cid="http://schemas.microsoft.com/office/word/2016/wordml/cid" xmlns:w16="http://schemas.microsoft.com/office/word/2018/wordml" xmlns:w16du="http://schemas.microsoft.com/office/word/2023/wordml/word16du" xmlns:w16sdtdh="http://schemas.microsoft.com/office/word/2020/wordml/sdtdatahash" xmlns:w16sdtfl="http://schemas.microsoft.com/office/word/2024/wordml/sdtformatlock" xmlns:w16se="http://schemas.microsoft.com/office/word/2015/wordml/symex" xmlns:wpg="http://schemas.microsoft.com/office/word/2010/wordprocessingGroup" xmlns:wpi="http://schemas.microsoft.com/office/word/2010/wordprocessingInk" xmlns:wne="http://schemas.microsoft.com/office/word/2006/wordml" xmlns:wps="http://schemas.microsoft.com/office/word/2010/wordprocessingShape" mc:Ignorable="w14 w15 w16se w16cid w16 w16cex w16sdtdh w16sdtfl w16du wp14">
-  <w15:commentEx w15:paraId="38F7EB14" w15:done="0"/>
-  <w15:commentEx w15:paraId="7017C2F7" w15:done="0"/>
-</w15:commentsEx>
-</file>
-
-<file path=word/commentsExtensible.xml><?xml version="1.0" encoding="utf-8"?>
-<w16cex:commentsExtensible xmlns:wpc="http://schemas.microsoft.com/office/word/2010/wordprocessingCanvas" xmlns:cx="http://schemas.microsoft.com/office/drawing/2014/chartex" xmlns:cx1="http://schemas.microsoft.com/office/drawing/2015/9/8/chartex" xmlns:cx2="http://schemas.microsoft.com/office/drawing/2015/10/21/chartex" xmlns:cx3="http://schemas.microsoft.com/office/drawing/2016/5/9/chartex" xmlns:cx4="http://schemas.microsoft.com/office/drawing/2016/5/10/chartex" xmlns:cx5="http://schemas.microsoft.com/office/drawing/2016/5/11/chartex" xmlns:cx6="http://schemas.microsoft.com/office/drawing/2016/5/12/chartex" xmlns:cx7="http://schemas.microsoft.com/office/drawing/2016/5/13/chartex" xmlns:cx8="http://schemas.microsoft.com/office/drawing/2016/5/14/chartex" xmlns:cr="http://schemas.microsoft.com/office/comments/2020/reactions" xmlns:mc="http://schemas.openxmlformats.org/markup-compatibility/2006" xmlns:aink="http://schemas.microsoft.com/office/drawing/2016/ink" xmlns:am3d="http://schemas.microsoft.com/office/drawing/2017/model3d" xmlns:o="urn:schemas-microsoft-com:office:office" xmlns:oel="http://schemas.microsoft.com/office/2019/extlst" xmlns:r="http://schemas.openxmlformats.org/officeDocument/2006/relationships" xmlns:m="http://schemas.openxmlformats.org/officeDocument/2006/math" xmlns:v="urn:schemas-microsoft-com:vml" xmlns:wp14="http://schemas.microsoft.com/office/word/2010/wordprocessingDrawing" xmlns:wp="http://schemas.openxmlformats.org/drawingml/2006/wordprocessingDrawing" xmlns:w10="urn:schemas-microsoft-com:office:word" xmlns:w="http://schemas.openxmlformats.org/wordprocessingml/2006/main" xmlns:w14="http://schemas.microsoft.com/office/word/2010/wordml" xmlns:w15="http://schemas.microsoft.com/office/word/2012/wordml" xmlns:w16cex="http://schemas.microsoft.com/office/word/2018/wordml/cex" xmlns:w16cid="http://schemas.microsoft.com/office/word/2016/wordml/cid" xmlns:w16="http://schemas.microsoft.com/office/word/2018/wordml" xmlns:w16du="http://schemas.microsoft.com/office/word/2023/wordml/word16du" xmlns:w16sdtdh="http://schemas.microsoft.com/office/word/2020/wordml/sdtdatahash" xmlns:w16sdtfl="http://schemas.microsoft.com/office/word/2024/wordml/sdtformatlock" xmlns:w16se="http://schemas.microsoft.com/office/word/2015/wordml/symex" xmlns:wpg="http://schemas.microsoft.com/office/word/2010/wordprocessingGroup" xmlns:wpi="http://schemas.microsoft.com/office/word/2010/wordprocessingInk" xmlns:wne="http://schemas.microsoft.com/office/word/2006/wordml" xmlns:wps="http://schemas.microsoft.com/office/word/2010/wordprocessingShape" mc:Ignorable="w14 w15 w16se w16cid w16 w16cex w16sdtdh w16sdtfl cr w16du wp14">
-  <w16cex:commentExtensible w16cex:durableId="05B9E0A5" w16cex:dateUtc="2026-05-02T07:30:00Z"/>
-  <w16cex:commentExtensible w16cex:durableId="4D8CE9EA" w16cex:dateUtc="2026-05-02T07:31:00Z"/>
-</w16cex:commentsExtensible>
-</file>
-
-<file path=word/commentsIds.xml><?xml version="1.0" encoding="utf-8"?>
-<w16cid:commentsIds xmlns:wpc="http://schemas.microsoft.com/office/word/2010/wordprocessingCanvas" xmlns:cx="http://schemas.microsoft.com/office/drawing/2014/chartex" xmlns:cx1="http://schemas.microsoft.com/office/drawing/2015/9/8/chartex" xmlns:cx2="http://schemas.microsoft.com/office/drawing/2015/10/21/chartex" xmlns:cx3="http://schemas.microsoft.com/office/drawing/2016/5/9/chartex" xmlns:cx4="http://schemas.microsoft.com/office/drawing/2016/5/10/chartex" xmlns:cx5="http://schemas.microsoft.com/office/drawing/2016/5/11/chartex" xmlns:cx6="http://schemas.microsoft.com/office/drawing/2016/5/12/chartex" xmlns:cx7="http://schemas.microsoft.com/office/drawing/2016/5/13/chartex" xmlns:cx8="http://schemas.microsoft.com/office/drawing/2016/5/14/chartex" xmlns:mc="http://schemas.openxmlformats.org/markup-compatibility/2006" xmlns:aink="http://schemas.microsoft.com/office/drawing/2016/ink" xmlns:am3d="http://schemas.microsoft.com/office/drawing/2017/model3d" xmlns:o="urn:schemas-microsoft-com:office:office" xmlns:oel="http://schemas.microsoft.com/office/2019/extlst" xmlns:r="http://schemas.openxmlformats.org/officeDocument/2006/relationships" xmlns:m="http://schemas.openxmlformats.org/officeDocument/2006/math" xmlns:v="urn:schemas-microsoft-com:vml" xmlns:wp14="http://schemas.microsoft.com/office/word/2010/wordprocessingDrawing" xmlns:wp="http://schemas.openxmlformats.org/drawingml/2006/wordprocessingDrawing" xmlns:w10="urn:schemas-microsoft-com:office:word" xmlns:w="http://schemas.openxmlformats.org/wordprocessingml/2006/main" xmlns:w14="http://schemas.microsoft.com/office/word/2010/wordml" xmlns:w15="http://schemas.microsoft.com/office/word/2012/wordml" xmlns:w16cex="http://schemas.microsoft.com/office/word/2018/wordml/cex" xmlns:w16cid="http://schemas.microsoft.com/office/word/2016/wordml/cid" xmlns:w16="http://schemas.microsoft.com/office/word/2018/wordml" xmlns:w16du="http://schemas.microsoft.com/office/word/2023/wordml/word16du" xmlns:w16sdtdh="http://schemas.microsoft.com/office/word/2020/wordml/sdtdatahash" xmlns:w16sdtfl="http://schemas.microsoft.com/office/word/2024/wordml/sdtformatlock" xmlns:w16se="http://schemas.microsoft.com/office/word/2015/wordml/symex" xmlns:wpg="http://schemas.microsoft.com/office/word/2010/wordprocessingGroup" xmlns:wpi="http://schemas.microsoft.com/office/word/2010/wordprocessingInk" xmlns:wne="http://schemas.microsoft.com/office/word/2006/wordml" xmlns:wps="http://schemas.microsoft.com/office/word/2010/wordprocessingShape" mc:Ignorable="w14 w15 w16se w16cid w16 w16cex w16sdtdh w16sdtfl w16du wp14">
-  <w16cid:commentId w16cid:paraId="38F7EB14" w16cid:durableId="05B9E0A5"/>
-  <w16cid:commentId w16cid:paraId="7017C2F7" w16cid:durableId="4D8CE9EA"/>
-</w16cid:commentsIds>
-</file>
-
 <file path=word/endnotes.xml><?xml version="1.0" encoding="utf-8"?>
 <w:endnotes xmlns:wpc="http://schemas.microsoft.com/office/word/2010/wordprocessingCanvas" xmlns:cx="http://schemas.microsoft.com/office/drawing/2014/chartex" xmlns:cx1="http://schemas.microsoft.com/office/drawing/2015/9/8/chartex" xmlns:cx2="http://schemas.microsoft.com/office/drawing/2015/10/21/chartex" xmlns:cx3="http://schemas.microsoft.com/office/drawing/2016/5/9/chartex" xmlns:cx4="http://schemas.microsoft.com/office/drawing/2016/5/10/chartex" xmlns:cx5="http://schemas.microsoft.com/office/drawing/2016/5/11/chartex" xmlns:cx6="http://schemas.microsoft.com/office/drawing/2016/5/12/chartex" xmlns:cx7="http://schemas.microsoft.com/office/drawing/2016/5/13/chartex" xmlns:cx8="http://schemas.microsoft.com/office/drawing/2016/5/14/chartex" xmlns:mc="http://schemas.openxmlformats.org/markup-compatibility/2006" xmlns:aink="http://schemas.microsoft.com/office/drawing/2016/ink" xmlns:am3d="http://schemas.microsoft.com/office/drawing/2017/model3d" xmlns:o="urn:schemas-microsoft-com:office:office" xmlns:oel="http://schemas.microsoft.com/office/2019/extlst" xmlns:r="http://schemas.openxmlformats.org/officeDocument/2006/relationships" xmlns:m="http://schemas.openxmlformats.org/officeDocument/2006/math" xmlns:v="urn:schemas-microsoft-com:vml" xmlns:wp14="http://schemas.microsoft.com/office/word/2010/wordprocessingDrawing" xmlns:wp="http://schemas.openxmlformats.org/drawingml/2006/wordprocessingDrawing" xmlns:w10="urn:schemas-microsoft-com:office:word" xmlns:w="http://schemas.openxmlformats.org/wordprocessingml/2006/main" xmlns:w14="http://schemas.microsoft.com/office/word/2010/wordml" xmlns:w15="http://schemas.microsoft.com/office/word/2012/wordml" xmlns:w16cex="http://schemas.microsoft.com/office/word/2018/wordml/cex" xmlns:w16cid="http://schemas.microsoft.com/office/word/2016/wordml/cid" xmlns:w16="http://schemas.microsoft.com/office/word/2018/wordml" xmlns:w16du="http://schemas.microsoft.com/office/word/2023/wordml/word16du" xmlns:w16sdtdh="http://schemas.microsoft.com/office/word/2020/wordml/sdtdatahash" xmlns:w16sdtfl="http://schemas.microsoft.com/office/word/2024/wordml/sdtformatlock" xmlns:w16se="http://schemas.microsoft.com/office/word/2015/wordml/symex" xmlns:wpg="http://schemas.microsoft.com/office/word/2010/wordprocessingGroup" xmlns:wpi="http://schemas.microsoft.com/office/word/2010/wordprocessingInk" xmlns:wne="http://schemas.microsoft.com/office/word/2006/wordml" xmlns:wps="http://schemas.microsoft.com/office/word/2010/wordprocessingShape" mc:Ignorable="w14 w15 w16se w16cid w16 w16cex w16sdtdh w16sdtfl w16du wp14">
   <w:endnote w:type="separator" w:id="-1">
@@ -3532,6 +5930,16 @@
 </file>
 
 <file path=word/footer1.xml><?xml version="1.0" encoding="utf-8"?>
+<w:ftr xmlns:wpc="http://schemas.microsoft.com/office/word/2010/wordprocessingCanvas" xmlns:cx="http://schemas.microsoft.com/office/drawing/2014/chartex" xmlns:cx1="http://schemas.microsoft.com/office/drawing/2015/9/8/chartex" xmlns:cx2="http://schemas.microsoft.com/office/drawing/2015/10/21/chartex" xmlns:cx3="http://schemas.microsoft.com/office/drawing/2016/5/9/chartex" xmlns:cx4="http://schemas.microsoft.com/office/drawing/2016/5/10/chartex" xmlns:cx5="http://schemas.microsoft.com/office/drawing/2016/5/11/chartex" xmlns:cx6="http://schemas.microsoft.com/office/drawing/2016/5/12/chartex" xmlns:cx7="http://schemas.microsoft.com/office/drawing/2016/5/13/chartex" xmlns:cx8="http://schemas.microsoft.com/office/drawing/2016/5/14/chartex" xmlns:mc="http://schemas.openxmlformats.org/markup-compatibility/2006" xmlns:aink="http://schemas.microsoft.com/office/drawing/2016/ink" xmlns:am3d="http://schemas.microsoft.com/office/drawing/2017/model3d" xmlns:o="urn:schemas-microsoft-com:office:office" xmlns:oel="http://schemas.microsoft.com/office/2019/extlst" xmlns:r="http://schemas.openxmlformats.org/officeDocument/2006/relationships" xmlns:m="http://schemas.openxmlformats.org/officeDocument/2006/math" xmlns:v="urn:schemas-microsoft-com:vml" xmlns:wp14="http://schemas.microsoft.com/office/word/2010/wordprocessingDrawing" xmlns:wp="http://schemas.openxmlformats.org/drawingml/2006/wordprocessingDrawing" xmlns:w10="urn:schemas-microsoft-com:office:word" xmlns:w="http://schemas.openxmlformats.org/wordprocessingml/2006/main" xmlns:w14="http://schemas.microsoft.com/office/word/2010/wordml" xmlns:w15="http://schemas.microsoft.com/office/word/2012/wordml" xmlns:w16cex="http://schemas.microsoft.com/office/word/2018/wordml/cex" xmlns:w16cid="http://schemas.microsoft.com/office/word/2016/wordml/cid" xmlns:w16="http://schemas.microsoft.com/office/word/2018/wordml" xmlns:w16du="http://schemas.microsoft.com/office/word/2023/wordml/word16du" xmlns:w16sdtdh="http://schemas.microsoft.com/office/word/2020/wordml/sdtdatahash" xmlns:w16sdtfl="http://schemas.microsoft.com/office/word/2024/wordml/sdtformatlock" xmlns:w16se="http://schemas.microsoft.com/office/word/2015/wordml/symex" xmlns:wpg="http://schemas.microsoft.com/office/word/2010/wordprocessingGroup" xmlns:wpi="http://schemas.microsoft.com/office/word/2010/wordprocessingInk" xmlns:wne="http://schemas.microsoft.com/office/word/2006/wordml" xmlns:wps="http://schemas.microsoft.com/office/word/2010/wordprocessingShape" mc:Ignorable="w14 w15 w16se w16cid w16 w16cex w16sdtdh w16sdtfl w16du wp14">
+  <w:p>
+    <w:pPr>
+      <w:pStyle w:val="Footer"/>
+    </w:pPr>
+  </w:p>
+</w:ftr>
+</file>
+
+<file path=word/footer2.xml><?xml version="1.0" encoding="utf-8"?>
 <w:ftr xmlns:wpc="http://schemas.microsoft.com/office/word/2010/wordprocessingCanvas" xmlns:cx="http://schemas.microsoft.com/office/drawing/2014/chartex" xmlns:cx1="http://schemas.microsoft.com/office/drawing/2015/9/8/chartex" xmlns:cx2="http://schemas.microsoft.com/office/drawing/2015/10/21/chartex" xmlns:cx3="http://schemas.microsoft.com/office/drawing/2016/5/9/chartex" xmlns:cx4="http://schemas.microsoft.com/office/drawing/2016/5/10/chartex" xmlns:cx5="http://schemas.microsoft.com/office/drawing/2016/5/11/chartex" xmlns:cx6="http://schemas.microsoft.com/office/drawing/2016/5/12/chartex" xmlns:cx7="http://schemas.microsoft.com/office/drawing/2016/5/13/chartex" xmlns:cx8="http://schemas.microsoft.com/office/drawing/2016/5/14/chartex" xmlns:mc="http://schemas.openxmlformats.org/markup-compatibility/2006" xmlns:aink="http://schemas.microsoft.com/office/drawing/2016/ink" xmlns:am3d="http://schemas.microsoft.com/office/drawing/2017/model3d" xmlns:o="urn:schemas-microsoft-com:office:office" xmlns:oel="http://schemas.microsoft.com/office/2019/extlst" xmlns:r="http://schemas.openxmlformats.org/officeDocument/2006/relationships" xmlns:m="http://schemas.openxmlformats.org/officeDocument/2006/math" xmlns:v="urn:schemas-microsoft-com:vml" xmlns:wp14="http://schemas.microsoft.com/office/word/2010/wordprocessingDrawing" xmlns:wp="http://schemas.openxmlformats.org/drawingml/2006/wordprocessingDrawing" xmlns:w10="urn:schemas-microsoft-com:office:word" xmlns:w="http://schemas.openxmlformats.org/wordprocessingml/2006/main" xmlns:w14="http://schemas.microsoft.com/office/word/2010/wordml" xmlns:w15="http://schemas.microsoft.com/office/word/2012/wordml" xmlns:w16cex="http://schemas.microsoft.com/office/word/2018/wordml/cex" xmlns:w16cid="http://schemas.microsoft.com/office/word/2016/wordml/cid" xmlns:w16="http://schemas.microsoft.com/office/word/2018/wordml" xmlns:w16du="http://schemas.microsoft.com/office/word/2023/wordml/word16du" xmlns:w16sdtdh="http://schemas.microsoft.com/office/word/2020/wordml/sdtdatahash" xmlns:w16sdtfl="http://schemas.microsoft.com/office/word/2024/wordml/sdtformatlock" xmlns:w16se="http://schemas.microsoft.com/office/word/2015/wordml/symex" xmlns:wpg="http://schemas.microsoft.com/office/word/2010/wordprocessingGroup" xmlns:wpi="http://schemas.microsoft.com/office/word/2010/wordprocessingInk" xmlns:wne="http://schemas.microsoft.com/office/word/2006/wordml" xmlns:wps="http://schemas.microsoft.com/office/word/2010/wordprocessingShape" mc:Ignorable="w14 w15 w16se w16cid w16 w16cex w16sdtdh w16sdtfl w16du wp14">
   <w:p>
     <w:pPr>
@@ -3639,6 +6047,16 @@
 </w:ftr>
 </file>
 
+<file path=word/footer3.xml><?xml version="1.0" encoding="utf-8"?>
+<w:ftr xmlns:wpc="http://schemas.microsoft.com/office/word/2010/wordprocessingCanvas" xmlns:cx="http://schemas.microsoft.com/office/drawing/2014/chartex" xmlns:cx1="http://schemas.microsoft.com/office/drawing/2015/9/8/chartex" xmlns:cx2="http://schemas.microsoft.com/office/drawing/2015/10/21/chartex" xmlns:cx3="http://schemas.microsoft.com/office/drawing/2016/5/9/chartex" xmlns:cx4="http://schemas.microsoft.com/office/drawing/2016/5/10/chartex" xmlns:cx5="http://schemas.microsoft.com/office/drawing/2016/5/11/chartex" xmlns:cx6="http://schemas.microsoft.com/office/drawing/2016/5/12/chartex" xmlns:cx7="http://schemas.microsoft.com/office/drawing/2016/5/13/chartex" xmlns:cx8="http://schemas.microsoft.com/office/drawing/2016/5/14/chartex" xmlns:mc="http://schemas.openxmlformats.org/markup-compatibility/2006" xmlns:aink="http://schemas.microsoft.com/office/drawing/2016/ink" xmlns:am3d="http://schemas.microsoft.com/office/drawing/2017/model3d" xmlns:o="urn:schemas-microsoft-com:office:office" xmlns:oel="http://schemas.microsoft.com/office/2019/extlst" xmlns:r="http://schemas.openxmlformats.org/officeDocument/2006/relationships" xmlns:m="http://schemas.openxmlformats.org/officeDocument/2006/math" xmlns:v="urn:schemas-microsoft-com:vml" xmlns:wp14="http://schemas.microsoft.com/office/word/2010/wordprocessingDrawing" xmlns:wp="http://schemas.openxmlformats.org/drawingml/2006/wordprocessingDrawing" xmlns:w10="urn:schemas-microsoft-com:office:word" xmlns:w="http://schemas.openxmlformats.org/wordprocessingml/2006/main" xmlns:w14="http://schemas.microsoft.com/office/word/2010/wordml" xmlns:w15="http://schemas.microsoft.com/office/word/2012/wordml" xmlns:w16cex="http://schemas.microsoft.com/office/word/2018/wordml/cex" xmlns:w16cid="http://schemas.microsoft.com/office/word/2016/wordml/cid" xmlns:w16="http://schemas.microsoft.com/office/word/2018/wordml" xmlns:w16du="http://schemas.microsoft.com/office/word/2023/wordml/word16du" xmlns:w16sdtdh="http://schemas.microsoft.com/office/word/2020/wordml/sdtdatahash" xmlns:w16sdtfl="http://schemas.microsoft.com/office/word/2024/wordml/sdtformatlock" xmlns:w16se="http://schemas.microsoft.com/office/word/2015/wordml/symex" xmlns:wpg="http://schemas.microsoft.com/office/word/2010/wordprocessingGroup" xmlns:wpi="http://schemas.microsoft.com/office/word/2010/wordprocessingInk" xmlns:wne="http://schemas.microsoft.com/office/word/2006/wordml" xmlns:wps="http://schemas.microsoft.com/office/word/2010/wordprocessingShape" mc:Ignorable="w14 w15 w16se w16cid w16 w16cex w16sdtdh w16sdtfl w16du wp14">
+  <w:p>
+    <w:pPr>
+      <w:pStyle w:val="Footer"/>
+    </w:pPr>
+  </w:p>
+</w:ftr>
+</file>
+
 <file path=word/footnotes.xml><?xml version="1.0" encoding="utf-8"?>
 <w:footnotes xmlns:wpc="http://schemas.microsoft.com/office/word/2010/wordprocessingCanvas" xmlns:cx="http://schemas.microsoft.com/office/drawing/2014/chartex" xmlns:cx1="http://schemas.microsoft.com/office/drawing/2015/9/8/chartex" xmlns:cx2="http://schemas.microsoft.com/office/drawing/2015/10/21/chartex" xmlns:cx3="http://schemas.microsoft.com/office/drawing/2016/5/9/chartex" xmlns:cx4="http://schemas.microsoft.com/office/drawing/2016/5/10/chartex" xmlns:cx5="http://schemas.microsoft.com/office/drawing/2016/5/11/chartex" xmlns:cx6="http://schemas.microsoft.com/office/drawing/2016/5/12/chartex" xmlns:cx7="http://schemas.microsoft.com/office/drawing/2016/5/13/chartex" xmlns:cx8="http://schemas.microsoft.com/office/drawing/2016/5/14/chartex" xmlns:mc="http://schemas.openxmlformats.org/markup-compatibility/2006" xmlns:aink="http://schemas.microsoft.com/office/drawing/2016/ink" xmlns:am3d="http://schemas.microsoft.com/office/drawing/2017/model3d" xmlns:o="urn:schemas-microsoft-com:office:office" xmlns:oel="http://schemas.microsoft.com/office/2019/extlst" xmlns:r="http://schemas.openxmlformats.org/officeDocument/2006/relationships" xmlns:m="http://schemas.openxmlformats.org/officeDocument/2006/math" xmlns:v="urn:schemas-microsoft-com:vml" xmlns:wp14="http://schemas.microsoft.com/office/word/2010/wordprocessingDrawing" xmlns:wp="http://schemas.openxmlformats.org/drawingml/2006/wordprocessingDrawing" xmlns:w10="urn:schemas-microsoft-com:office:word" xmlns:w="http://schemas.openxmlformats.org/wordprocessingml/2006/main" xmlns:w14="http://schemas.microsoft.com/office/word/2010/wordml" xmlns:w15="http://schemas.microsoft.com/office/word/2012/wordml" xmlns:w16cex="http://schemas.microsoft.com/office/word/2018/wordml/cex" xmlns:w16cid="http://schemas.microsoft.com/office/word/2016/wordml/cid" xmlns:w16="http://schemas.microsoft.com/office/word/2018/wordml" xmlns:w16du="http://schemas.microsoft.com/office/word/2023/wordml/word16du" xmlns:w16sdtdh="http://schemas.microsoft.com/office/word/2020/wordml/sdtdatahash" xmlns:w16sdtfl="http://schemas.microsoft.com/office/word/2024/wordml/sdtformatlock" xmlns:w16se="http://schemas.microsoft.com/office/word/2015/wordml/symex" xmlns:wpg="http://schemas.microsoft.com/office/word/2010/wordprocessingGroup" xmlns:wpi="http://schemas.microsoft.com/office/word/2010/wordprocessingInk" xmlns:wne="http://schemas.microsoft.com/office/word/2006/wordml" xmlns:wps="http://schemas.microsoft.com/office/word/2010/wordprocessingShape" mc:Ignorable="w14 w15 w16se w16cid w16 w16cex w16sdtdh w16sdtfl w16du wp14">
   <w:footnote w:type="separator" w:id="-1">
@@ -3662,17 +6080,28 @@
 <w:hdr xmlns:wpc="http://schemas.microsoft.com/office/word/2010/wordprocessingCanvas" xmlns:cx="http://schemas.microsoft.com/office/drawing/2014/chartex" xmlns:cx1="http://schemas.microsoft.com/office/drawing/2015/9/8/chartex" xmlns:cx2="http://schemas.microsoft.com/office/drawing/2015/10/21/chartex" xmlns:cx3="http://schemas.microsoft.com/office/drawing/2016/5/9/chartex" xmlns:cx4="http://schemas.microsoft.com/office/drawing/2016/5/10/chartex" xmlns:cx5="http://schemas.microsoft.com/office/drawing/2016/5/11/chartex" xmlns:cx6="http://schemas.microsoft.com/office/drawing/2016/5/12/chartex" xmlns:cx7="http://schemas.microsoft.com/office/drawing/2016/5/13/chartex" xmlns:cx8="http://schemas.microsoft.com/office/drawing/2016/5/14/chartex" xmlns:mc="http://schemas.openxmlformats.org/markup-compatibility/2006" xmlns:aink="http://schemas.microsoft.com/office/drawing/2016/ink" xmlns:am3d="http://schemas.microsoft.com/office/drawing/2017/model3d" xmlns:o="urn:schemas-microsoft-com:office:office" xmlns:oel="http://schemas.microsoft.com/office/2019/extlst" xmlns:r="http://schemas.openxmlformats.org/officeDocument/2006/relationships" xmlns:m="http://schemas.openxmlformats.org/officeDocument/2006/math" xmlns:v="urn:schemas-microsoft-com:vml" xmlns:wp14="http://schemas.microsoft.com/office/word/2010/wordprocessingDrawing" xmlns:wp="http://schemas.openxmlformats.org/drawingml/2006/wordprocessingDrawing" xmlns:w10="urn:schemas-microsoft-com:office:word" xmlns:w="http://schemas.openxmlformats.org/wordprocessingml/2006/main" xmlns:w14="http://schemas.microsoft.com/office/word/2010/wordml" xmlns:w15="http://schemas.microsoft.com/office/word/2012/wordml" xmlns:w16cex="http://schemas.microsoft.com/office/word/2018/wordml/cex" xmlns:w16cid="http://schemas.microsoft.com/office/word/2016/wordml/cid" xmlns:w16="http://schemas.microsoft.com/office/word/2018/wordml" xmlns:w16du="http://schemas.microsoft.com/office/word/2023/wordml/word16du" xmlns:w16sdtdh="http://schemas.microsoft.com/office/word/2020/wordml/sdtdatahash" xmlns:w16sdtfl="http://schemas.microsoft.com/office/word/2024/wordml/sdtformatlock" xmlns:w16se="http://schemas.microsoft.com/office/word/2015/wordml/symex" xmlns:wpg="http://schemas.microsoft.com/office/word/2010/wordprocessingGroup" xmlns:wpi="http://schemas.microsoft.com/office/word/2010/wordprocessingInk" xmlns:wne="http://schemas.microsoft.com/office/word/2006/wordml" xmlns:wps="http://schemas.microsoft.com/office/word/2010/wordprocessingShape" mc:Ignorable="w14 w15 w16se w16cid w16 w16cex w16sdtdh w16sdtfl w16du wp14">
   <w:p>
     <w:pPr>
-      <w:jc w:val="right"/>
+      <w:pStyle w:val="Header"/>
+    </w:pPr>
+  </w:p>
+</w:hdr>
+</file>
+
+<file path=word/header2.xml><?xml version="1.0" encoding="utf-8"?>
+<w:hdr xmlns:wpc="http://schemas.microsoft.com/office/word/2010/wordprocessingCanvas" xmlns:cx="http://schemas.microsoft.com/office/drawing/2014/chartex" xmlns:cx1="http://schemas.microsoft.com/office/drawing/2015/9/8/chartex" xmlns:cx2="http://schemas.microsoft.com/office/drawing/2015/10/21/chartex" xmlns:cx3="http://schemas.microsoft.com/office/drawing/2016/5/9/chartex" xmlns:cx4="http://schemas.microsoft.com/office/drawing/2016/5/10/chartex" xmlns:cx5="http://schemas.microsoft.com/office/drawing/2016/5/11/chartex" xmlns:cx6="http://schemas.microsoft.com/office/drawing/2016/5/12/chartex" xmlns:cx7="http://schemas.microsoft.com/office/drawing/2016/5/13/chartex" xmlns:cx8="http://schemas.microsoft.com/office/drawing/2016/5/14/chartex" xmlns:mc="http://schemas.openxmlformats.org/markup-compatibility/2006" xmlns:aink="http://schemas.microsoft.com/office/drawing/2016/ink" xmlns:am3d="http://schemas.microsoft.com/office/drawing/2017/model3d" xmlns:o="urn:schemas-microsoft-com:office:office" xmlns:oel="http://schemas.microsoft.com/office/2019/extlst" xmlns:r="http://schemas.openxmlformats.org/officeDocument/2006/relationships" xmlns:m="http://schemas.openxmlformats.org/officeDocument/2006/math" xmlns:v="urn:schemas-microsoft-com:vml" xmlns:wp14="http://schemas.microsoft.com/office/word/2010/wordprocessingDrawing" xmlns:wp="http://schemas.openxmlformats.org/drawingml/2006/wordprocessingDrawing" xmlns:w10="urn:schemas-microsoft-com:office:word" xmlns:w="http://schemas.openxmlformats.org/wordprocessingml/2006/main" xmlns:w14="http://schemas.microsoft.com/office/word/2010/wordml" xmlns:w15="http://schemas.microsoft.com/office/word/2012/wordml" xmlns:w16cex="http://schemas.microsoft.com/office/word/2018/wordml/cex" xmlns:w16cid="http://schemas.microsoft.com/office/word/2016/wordml/cid" xmlns:w16="http://schemas.microsoft.com/office/word/2018/wordml" xmlns:w16du="http://schemas.microsoft.com/office/word/2023/wordml/word16du" xmlns:w16sdtdh="http://schemas.microsoft.com/office/word/2020/wordml/sdtdatahash" xmlns:w16sdtfl="http://schemas.microsoft.com/office/word/2024/wordml/sdtformatlock" xmlns:w16se="http://schemas.microsoft.com/office/word/2015/wordml/symex" xmlns:wpg="http://schemas.microsoft.com/office/word/2010/wordprocessingGroup" xmlns:wpi="http://schemas.microsoft.com/office/word/2010/wordprocessingInk" xmlns:wne="http://schemas.microsoft.com/office/word/2006/wordml" xmlns:wps="http://schemas.microsoft.com/office/word/2010/wordprocessingShape" mc:Ignorable="w14 w15 w16se w16cid w16 w16cex w16sdtdh w16sdtfl w16du wp14">
+  <w:p>
+    <w:pPr>
+      <w:jc w:val="center"/>
     </w:pPr>
     <w:r>
       <w:rPr>
         <w:noProof/>
+        <w:lang w:val="en-US"/>
       </w:rPr>
       <w:drawing>
-        <wp:inline distT="0" distB="0" distL="0" distR="0" wp14:anchorId="5908DB75" wp14:editId="43D7F3AA">
-          <wp:extent cx="1524000" cy="266700"/>
-          <wp:effectExtent l="0" t="0" r="0" b="0"/>
-          <wp:docPr id="1" name="SponsorLogos" descr="Sponsor logos for UMHackathon 2026 Finals" title="Z.AI and YTL AI Labs"/>
+        <wp:inline distT="0" distB="0" distL="0" distR="0" wp14:anchorId="55F20AB9" wp14:editId="41923918">
+          <wp:extent cx="1670050" cy="403238"/>
+          <wp:effectExtent l="0" t="0" r="6350" b="0"/>
+          <wp:docPr id="1330956449" name="Picture 4"/>
           <wp:cNvGraphicFramePr>
             <a:graphicFrameLocks xmlns:a="http://schemas.openxmlformats.org/drawingml/2006/main" noChangeAspect="1"/>
           </wp:cNvGraphicFramePr>
@@ -3680,14 +6109,20 @@
             <a:graphicData uri="http://schemas.openxmlformats.org/drawingml/2006/picture">
               <pic:pic xmlns:pic="http://schemas.openxmlformats.org/drawingml/2006/picture">
                 <pic:nvPicPr>
-                  <pic:cNvPr id="0" name=""/>
+                  <pic:cNvPr id="0" name="Picture 14"/>
                   <pic:cNvPicPr>
                     <a:picLocks noChangeAspect="1" noChangeArrowheads="1"/>
                   </pic:cNvPicPr>
                 </pic:nvPicPr>
-                <pic:blipFill>
-                  <a:blip r:embed="rId1"/>
-                  <a:srcRect/>
+                <pic:blipFill rotWithShape="1">
+                  <a:blip r:embed="rId1">
+                    <a:extLst>
+                      <a:ext uri="{28A0092B-C50C-407E-A947-70E740481C1C}">
+                        <a14:useLocalDpi xmlns:a14="http://schemas.microsoft.com/office/drawing/2010/main" val="0"/>
+                      </a:ext>
+                    </a:extLst>
+                  </a:blip>
+                  <a:srcRect t="25831" b="31243"/>
                   <a:stretch>
                     <a:fillRect/>
                   </a:stretch>
@@ -3695,11 +6130,20 @@
                 <pic:spPr bwMode="auto">
                   <a:xfrm>
                     <a:off x="0" y="0"/>
-                    <a:ext cx="1524000" cy="266700"/>
+                    <a:ext cx="1744576" cy="421233"/>
                   </a:xfrm>
                   <a:prstGeom prst="rect">
                     <a:avLst/>
                   </a:prstGeom>
+                  <a:noFill/>
+                  <a:ln>
+                    <a:noFill/>
+                  </a:ln>
+                  <a:extLst>
+                    <a:ext uri="{53640926-AAD7-44D8-BBD7-CCE9431645EC}">
+                      <a14:shadowObscured xmlns:a14="http://schemas.microsoft.com/office/drawing/2010/main"/>
+                    </a:ext>
+                  </a:extLst>
                 </pic:spPr>
               </pic:pic>
             </a:graphicData>
@@ -3707,6 +6151,16 @@
         </wp:inline>
       </w:drawing>
     </w:r>
+  </w:p>
+</w:hdr>
+</file>
+
+<file path=word/header3.xml><?xml version="1.0" encoding="utf-8"?>
+<w:hdr xmlns:wpc="http://schemas.microsoft.com/office/word/2010/wordprocessingCanvas" xmlns:cx="http://schemas.microsoft.com/office/drawing/2014/chartex" xmlns:cx1="http://schemas.microsoft.com/office/drawing/2015/9/8/chartex" xmlns:cx2="http://schemas.microsoft.com/office/drawing/2015/10/21/chartex" xmlns:cx3="http://schemas.microsoft.com/office/drawing/2016/5/9/chartex" xmlns:cx4="http://schemas.microsoft.com/office/drawing/2016/5/10/chartex" xmlns:cx5="http://schemas.microsoft.com/office/drawing/2016/5/11/chartex" xmlns:cx6="http://schemas.microsoft.com/office/drawing/2016/5/12/chartex" xmlns:cx7="http://schemas.microsoft.com/office/drawing/2016/5/13/chartex" xmlns:cx8="http://schemas.microsoft.com/office/drawing/2016/5/14/chartex" xmlns:mc="http://schemas.openxmlformats.org/markup-compatibility/2006" xmlns:aink="http://schemas.microsoft.com/office/drawing/2016/ink" xmlns:am3d="http://schemas.microsoft.com/office/drawing/2017/model3d" xmlns:o="urn:schemas-microsoft-com:office:office" xmlns:oel="http://schemas.microsoft.com/office/2019/extlst" xmlns:r="http://schemas.openxmlformats.org/officeDocument/2006/relationships" xmlns:m="http://schemas.openxmlformats.org/officeDocument/2006/math" xmlns:v="urn:schemas-microsoft-com:vml" xmlns:wp14="http://schemas.microsoft.com/office/word/2010/wordprocessingDrawing" xmlns:wp="http://schemas.openxmlformats.org/drawingml/2006/wordprocessingDrawing" xmlns:w10="urn:schemas-microsoft-com:office:word" xmlns:w="http://schemas.openxmlformats.org/wordprocessingml/2006/main" xmlns:w14="http://schemas.microsoft.com/office/word/2010/wordml" xmlns:w15="http://schemas.microsoft.com/office/word/2012/wordml" xmlns:w16cex="http://schemas.microsoft.com/office/word/2018/wordml/cex" xmlns:w16cid="http://schemas.microsoft.com/office/word/2016/wordml/cid" xmlns:w16="http://schemas.microsoft.com/office/word/2018/wordml" xmlns:w16du="http://schemas.microsoft.com/office/word/2023/wordml/word16du" xmlns:w16sdtdh="http://schemas.microsoft.com/office/word/2020/wordml/sdtdatahash" xmlns:w16sdtfl="http://schemas.microsoft.com/office/word/2024/wordml/sdtformatlock" xmlns:w16se="http://schemas.microsoft.com/office/word/2015/wordml/symex" xmlns:wpg="http://schemas.microsoft.com/office/word/2010/wordprocessingGroup" xmlns:wpi="http://schemas.microsoft.com/office/word/2010/wordprocessingInk" xmlns:wne="http://schemas.microsoft.com/office/word/2006/wordml" xmlns:wps="http://schemas.microsoft.com/office/word/2010/wordprocessingShape" mc:Ignorable="w14 w15 w16se w16cid w16 w16cex w16sdtdh w16sdtfl w16du wp14">
+  <w:p>
+    <w:pPr>
+      <w:pStyle w:val="Header"/>
+    </w:pPr>
   </w:p>
 </w:hdr>
 </file>
@@ -3866,14 +6320,6 @@
     </w:lvlOverride>
   </w:num>
 </w:numbering>
-</file>
-
-<file path=word/people.xml><?xml version="1.0" encoding="utf-8"?>
-<w15:people xmlns:wpc="http://schemas.microsoft.com/office/word/2010/wordprocessingCanvas" xmlns:cx="http://schemas.microsoft.com/office/drawing/2014/chartex" xmlns:cx1="http://schemas.microsoft.com/office/drawing/2015/9/8/chartex" xmlns:cx2="http://schemas.microsoft.com/office/drawing/2015/10/21/chartex" xmlns:cx3="http://schemas.microsoft.com/office/drawing/2016/5/9/chartex" xmlns:cx4="http://schemas.microsoft.com/office/drawing/2016/5/10/chartex" xmlns:cx5="http://schemas.microsoft.com/office/drawing/2016/5/11/chartex" xmlns:cx6="http://schemas.microsoft.com/office/drawing/2016/5/12/chartex" xmlns:cx7="http://schemas.microsoft.com/office/drawing/2016/5/13/chartex" xmlns:cx8="http://schemas.microsoft.com/office/drawing/2016/5/14/chartex" xmlns:mc="http://schemas.openxmlformats.org/markup-compatibility/2006" xmlns:aink="http://schemas.microsoft.com/office/drawing/2016/ink" xmlns:am3d="http://schemas.microsoft.com/office/drawing/2017/model3d" xmlns:o="urn:schemas-microsoft-com:office:office" xmlns:oel="http://schemas.microsoft.com/office/2019/extlst" xmlns:r="http://schemas.openxmlformats.org/officeDocument/2006/relationships" xmlns:m="http://schemas.openxmlformats.org/officeDocument/2006/math" xmlns:v="urn:schemas-microsoft-com:vml" xmlns:wp14="http://schemas.microsoft.com/office/word/2010/wordprocessingDrawing" xmlns:wp="http://schemas.openxmlformats.org/drawingml/2006/wordprocessingDrawing" xmlns:w10="urn:schemas-microsoft-com:office:word" xmlns:w="http://schemas.openxmlformats.org/wordprocessingml/2006/main" xmlns:w14="http://schemas.microsoft.com/office/word/2010/wordml" xmlns:w15="http://schemas.microsoft.com/office/word/2012/wordml" xmlns:w16cex="http://schemas.microsoft.com/office/word/2018/wordml/cex" xmlns:w16cid="http://schemas.microsoft.com/office/word/2016/wordml/cid" xmlns:w16="http://schemas.microsoft.com/office/word/2018/wordml" xmlns:w16du="http://schemas.microsoft.com/office/word/2023/wordml/word16du" xmlns:w16sdtdh="http://schemas.microsoft.com/office/word/2020/wordml/sdtdatahash" xmlns:w16sdtfl="http://schemas.microsoft.com/office/word/2024/wordml/sdtformatlock" xmlns:w16se="http://schemas.microsoft.com/office/word/2015/wordml/symex" xmlns:wpg="http://schemas.microsoft.com/office/word/2010/wordprocessingGroup" xmlns:wpi="http://schemas.microsoft.com/office/word/2010/wordprocessingInk" xmlns:wne="http://schemas.microsoft.com/office/word/2006/wordml" xmlns:wps="http://schemas.microsoft.com/office/word/2010/wordprocessingShape" mc:Ignorable="w14 w15 w16se w16cid w16 w16cex w16sdtdh w16sdtfl w16du wp14">
-  <w15:person w15:author="Thevesh Chandran">
-    <w15:presenceInfo w15:providerId="Windows Live" w15:userId="167bc4cc7035bc02"/>
-  </w15:person>
-</w15:people>
 </file>
 
 <file path=word/styles.xml><?xml version="1.0" encoding="utf-8"?>
@@ -4543,6 +6989,96 @@
       <w:szCs w:val="20"/>
     </w:rPr>
   </w:style>
+  <w:style w:type="paragraph" w:styleId="Header">
+    <w:name w:val="header"/>
+    <w:basedOn w:val="Normal"/>
+    <w:link w:val="HeaderChar"/>
+    <w:uiPriority w:val="99"/>
+    <w:unhideWhenUsed/>
+    <w:rsid w:val="00824A93"/>
+    <w:pPr>
+      <w:tabs>
+        <w:tab w:val="center" w:pos="4680"/>
+        <w:tab w:val="right" w:pos="9360"/>
+      </w:tabs>
+    </w:pPr>
+  </w:style>
+  <w:style w:type="character" w:customStyle="1" w:styleId="HeaderChar">
+    <w:name w:val="Header Char"/>
+    <w:basedOn w:val="DefaultParagraphFont"/>
+    <w:link w:val="Header"/>
+    <w:uiPriority w:val="99"/>
+    <w:rsid w:val="00824A93"/>
+  </w:style>
+  <w:style w:type="paragraph" w:styleId="Footer">
+    <w:name w:val="footer"/>
+    <w:basedOn w:val="Normal"/>
+    <w:link w:val="FooterChar"/>
+    <w:uiPriority w:val="99"/>
+    <w:unhideWhenUsed/>
+    <w:rsid w:val="00824A93"/>
+    <w:pPr>
+      <w:tabs>
+        <w:tab w:val="center" w:pos="4680"/>
+        <w:tab w:val="right" w:pos="9360"/>
+      </w:tabs>
+    </w:pPr>
+  </w:style>
+  <w:style w:type="character" w:customStyle="1" w:styleId="FooterChar">
+    <w:name w:val="Footer Char"/>
+    <w:basedOn w:val="DefaultParagraphFont"/>
+    <w:link w:val="Footer"/>
+    <w:uiPriority w:val="99"/>
+    <w:rsid w:val="00824A93"/>
+  </w:style>
+  <w:style w:type="paragraph" w:styleId="TOC1">
+    <w:name w:val="toc 1"/>
+    <w:basedOn w:val="Normal"/>
+    <w:next w:val="Normal"/>
+    <w:autoRedefine/>
+    <w:uiPriority w:val="39"/>
+    <w:unhideWhenUsed/>
+    <w:rsid w:val="00824A93"/>
+    <w:pPr>
+      <w:spacing w:after="100"/>
+    </w:pPr>
+  </w:style>
+  <w:style w:type="paragraph" w:styleId="TOC2">
+    <w:name w:val="toc 2"/>
+    <w:basedOn w:val="Normal"/>
+    <w:next w:val="Normal"/>
+    <w:autoRedefine/>
+    <w:uiPriority w:val="39"/>
+    <w:unhideWhenUsed/>
+    <w:rsid w:val="00824A93"/>
+    <w:pPr>
+      <w:spacing w:after="100"/>
+      <w:ind w:left="220"/>
+    </w:pPr>
+  </w:style>
+  <w:style w:type="paragraph" w:styleId="TOCHeading">
+    <w:name w:val="TOC Heading"/>
+    <w:basedOn w:val="Heading1"/>
+    <w:next w:val="Normal"/>
+    <w:uiPriority w:val="39"/>
+    <w:unhideWhenUsed/>
+    <w:qFormat/>
+    <w:rsid w:val="00824A93"/>
+    <w:pPr>
+      <w:keepNext/>
+      <w:keepLines/>
+      <w:spacing w:before="240" w:after="0"/>
+      <w:outlineLvl w:val="9"/>
+    </w:pPr>
+    <w:rPr>
+      <w:rFonts w:asciiTheme="majorHAnsi" w:eastAsiaTheme="majorEastAsia" w:hAnsiTheme="majorHAnsi" w:cstheme="majorBidi"/>
+      <w:b w:val="0"/>
+      <w:bCs w:val="0"/>
+      <w:color w:val="0F4761" w:themeColor="accent1" w:themeShade="BF"/>
+      <w:sz w:val="32"/>
+      <w:szCs w:val="32"/>
+    </w:rPr>
+  </w:style>
 </w:styles>
 </file>
 
@@ -4859,4 +7395,26 @@
     </a:ext>
   </a:extLst>
 </a:theme>
+</file>
+
+<file path=word/webextensions/taskpanes.xml><?xml version="1.0" encoding="utf-8"?>
+<wetp:taskpanes xmlns:wetp="http://schemas.microsoft.com/office/webextensions/taskpanes/2010/11">
+  <wetp:taskpane dockstate="right" visibility="0" width="525" row="2">
+    <wetp:webextensionref xmlns:r="http://schemas.openxmlformats.org/officeDocument/2006/relationships" r:id="rId1"/>
+  </wetp:taskpane>
+</wetp:taskpanes>
+</file>
+
+<file path=word/webextensions/webextension1.xml><?xml version="1.0" encoding="utf-8"?>
+<we:webextension xmlns:we="http://schemas.microsoft.com/office/webextensions/webextension/2010/11" id="{F81DD8F4-A816-40C2-89BD-1DA77F3334E7}">
+  <we:reference id="WA200010453" version="1.0.0.1" store="Omex" storeType="OMEX"/>
+  <we:alternateReferences>
+    <we:reference id="WA200010453" version="1.0.0.1" store="WA200010453" storeType="OMEX"/>
+  </we:alternateReferences>
+  <we:properties>
+    <we:property name="claude.fileId" value="&quot;78bef25a-eaf8-4580-9dd6-6fa13d8eeab4&quot;"/>
+  </we:properties>
+  <we:bindings/>
+  <we:snapshot xmlns:r="http://schemas.openxmlformats.org/officeDocument/2006/relationships"/>
+</we:webextension>
 </file>